--- a/Final_Capstone_Project/Capstone_Checkpoint_3.1/MHerrera_Capstone_Checkpoint_3_1_Worksheet.docx
+++ b/Final_Capstone_Project/Capstone_Checkpoint_3.1/MHerrera_Capstone_Checkpoint_3_1_Worksheet.docx
@@ -279,6 +279,312 @@
         </w:pBdr>
         <w:spacing w:after="0"/>
         <w:rPr>
+          <w:rFonts w:eastAsia="Aptos"/>
+          <w:color w:val="000000"/>
+          <w:sz w:val="24"/>
+          <w:szCs w:val="24"/>
+        </w:rPr>
+      </w:pPr>
+    </w:p>
+    <w:p>
+      <w:pPr>
+        <w:pBdr>
+          <w:top w:val="nil"/>
+          <w:left w:val="nil"/>
+          <w:bottom w:val="nil"/>
+          <w:right w:val="nil"/>
+          <w:between w:val="nil"/>
+        </w:pBdr>
+        <w:spacing w:after="0"/>
+        <w:rPr>
+          <w:rFonts w:eastAsia="Aptos"/>
+          <w:color w:val="000000"/>
+          <w:sz w:val="24"/>
+          <w:szCs w:val="24"/>
+        </w:rPr>
+      </w:pPr>
+    </w:p>
+    <w:p>
+      <w:pPr>
+        <w:pBdr>
+          <w:top w:val="nil"/>
+          <w:left w:val="nil"/>
+          <w:bottom w:val="nil"/>
+          <w:right w:val="nil"/>
+          <w:between w:val="nil"/>
+        </w:pBdr>
+        <w:spacing w:after="0"/>
+        <w:rPr>
+          <w:rFonts w:eastAsia="Aptos"/>
+          <w:color w:val="000000"/>
+          <w:sz w:val="24"/>
+          <w:szCs w:val="24"/>
+        </w:rPr>
+      </w:pPr>
+    </w:p>
+    <w:p>
+      <w:pPr>
+        <w:pBdr>
+          <w:top w:val="nil"/>
+          <w:left w:val="nil"/>
+          <w:bottom w:val="nil"/>
+          <w:right w:val="nil"/>
+          <w:between w:val="nil"/>
+        </w:pBdr>
+        <w:spacing w:after="0"/>
+        <w:rPr>
+          <w:rFonts w:eastAsia="Aptos"/>
+          <w:color w:val="000000"/>
+          <w:sz w:val="24"/>
+          <w:szCs w:val="24"/>
+        </w:rPr>
+      </w:pPr>
+    </w:p>
+    <w:p>
+      <w:pPr>
+        <w:pBdr>
+          <w:top w:val="nil"/>
+          <w:left w:val="nil"/>
+          <w:bottom w:val="nil"/>
+          <w:right w:val="nil"/>
+          <w:between w:val="nil"/>
+        </w:pBdr>
+        <w:spacing w:after="0"/>
+        <w:rPr>
+          <w:rFonts w:eastAsia="Aptos"/>
+          <w:color w:val="000000"/>
+          <w:sz w:val="24"/>
+          <w:szCs w:val="24"/>
+        </w:rPr>
+      </w:pPr>
+    </w:p>
+    <w:p>
+      <w:pPr>
+        <w:pBdr>
+          <w:top w:val="nil"/>
+          <w:left w:val="nil"/>
+          <w:bottom w:val="nil"/>
+          <w:right w:val="nil"/>
+          <w:between w:val="nil"/>
+        </w:pBdr>
+        <w:spacing w:after="0"/>
+        <w:rPr>
+          <w:rFonts w:eastAsia="Aptos"/>
+          <w:color w:val="000000"/>
+          <w:sz w:val="24"/>
+          <w:szCs w:val="24"/>
+        </w:rPr>
+      </w:pPr>
+    </w:p>
+    <w:p>
+      <w:pPr>
+        <w:pBdr>
+          <w:top w:val="nil"/>
+          <w:left w:val="nil"/>
+          <w:bottom w:val="nil"/>
+          <w:right w:val="nil"/>
+          <w:between w:val="nil"/>
+        </w:pBdr>
+        <w:spacing w:after="0"/>
+        <w:rPr>
+          <w:rFonts w:eastAsia="Aptos"/>
+          <w:color w:val="000000"/>
+          <w:sz w:val="24"/>
+          <w:szCs w:val="24"/>
+        </w:rPr>
+      </w:pPr>
+    </w:p>
+    <w:p>
+      <w:pPr>
+        <w:pBdr>
+          <w:top w:val="nil"/>
+          <w:left w:val="nil"/>
+          <w:bottom w:val="nil"/>
+          <w:right w:val="nil"/>
+          <w:between w:val="nil"/>
+        </w:pBdr>
+        <w:spacing w:after="0"/>
+        <w:rPr>
+          <w:rFonts w:eastAsia="Aptos"/>
+          <w:color w:val="000000"/>
+          <w:sz w:val="24"/>
+          <w:szCs w:val="24"/>
+        </w:rPr>
+      </w:pPr>
+    </w:p>
+    <w:p>
+      <w:pPr>
+        <w:pBdr>
+          <w:top w:val="nil"/>
+          <w:left w:val="nil"/>
+          <w:bottom w:val="nil"/>
+          <w:right w:val="nil"/>
+          <w:between w:val="nil"/>
+        </w:pBdr>
+        <w:spacing w:after="0"/>
+        <w:rPr>
+          <w:rFonts w:eastAsia="Aptos"/>
+          <w:color w:val="000000"/>
+          <w:sz w:val="24"/>
+          <w:szCs w:val="24"/>
+        </w:rPr>
+      </w:pPr>
+    </w:p>
+    <w:p>
+      <w:pPr>
+        <w:pBdr>
+          <w:top w:val="nil"/>
+          <w:left w:val="nil"/>
+          <w:bottom w:val="nil"/>
+          <w:right w:val="nil"/>
+          <w:between w:val="nil"/>
+        </w:pBdr>
+        <w:spacing w:after="0"/>
+        <w:rPr>
+          <w:rFonts w:eastAsia="Aptos"/>
+          <w:color w:val="000000"/>
+          <w:sz w:val="24"/>
+          <w:szCs w:val="24"/>
+        </w:rPr>
+      </w:pPr>
+    </w:p>
+    <w:p>
+      <w:pPr>
+        <w:pBdr>
+          <w:top w:val="nil"/>
+          <w:left w:val="nil"/>
+          <w:bottom w:val="nil"/>
+          <w:right w:val="nil"/>
+          <w:between w:val="nil"/>
+        </w:pBdr>
+        <w:spacing w:after="0"/>
+        <w:rPr>
+          <w:rFonts w:eastAsia="Aptos"/>
+          <w:color w:val="000000"/>
+          <w:sz w:val="24"/>
+          <w:szCs w:val="24"/>
+        </w:rPr>
+      </w:pPr>
+    </w:p>
+    <w:p>
+      <w:pPr>
+        <w:pBdr>
+          <w:top w:val="nil"/>
+          <w:left w:val="nil"/>
+          <w:bottom w:val="nil"/>
+          <w:right w:val="nil"/>
+          <w:between w:val="nil"/>
+        </w:pBdr>
+        <w:spacing w:after="0"/>
+        <w:rPr>
+          <w:rFonts w:eastAsia="Aptos"/>
+          <w:color w:val="000000"/>
+          <w:sz w:val="24"/>
+          <w:szCs w:val="24"/>
+        </w:rPr>
+      </w:pPr>
+    </w:p>
+    <w:p>
+      <w:pPr>
+        <w:pBdr>
+          <w:top w:val="nil"/>
+          <w:left w:val="nil"/>
+          <w:bottom w:val="nil"/>
+          <w:right w:val="nil"/>
+          <w:between w:val="nil"/>
+        </w:pBdr>
+        <w:spacing w:after="0"/>
+        <w:rPr>
+          <w:rFonts w:eastAsia="Aptos"/>
+          <w:color w:val="000000"/>
+          <w:sz w:val="24"/>
+          <w:szCs w:val="24"/>
+        </w:rPr>
+      </w:pPr>
+    </w:p>
+    <w:p>
+      <w:pPr>
+        <w:pBdr>
+          <w:top w:val="nil"/>
+          <w:left w:val="nil"/>
+          <w:bottom w:val="nil"/>
+          <w:right w:val="nil"/>
+          <w:between w:val="nil"/>
+        </w:pBdr>
+        <w:spacing w:after="0"/>
+        <w:rPr>
+          <w:rFonts w:eastAsia="Aptos"/>
+          <w:color w:val="000000"/>
+          <w:sz w:val="24"/>
+          <w:szCs w:val="24"/>
+        </w:rPr>
+      </w:pPr>
+    </w:p>
+    <w:p>
+      <w:pPr>
+        <w:pBdr>
+          <w:top w:val="nil"/>
+          <w:left w:val="nil"/>
+          <w:bottom w:val="nil"/>
+          <w:right w:val="nil"/>
+          <w:between w:val="nil"/>
+        </w:pBdr>
+        <w:spacing w:after="0"/>
+        <w:rPr>
+          <w:rFonts w:eastAsia="Aptos"/>
+          <w:color w:val="000000"/>
+          <w:sz w:val="24"/>
+          <w:szCs w:val="24"/>
+        </w:rPr>
+      </w:pPr>
+    </w:p>
+    <w:p>
+      <w:pPr>
+        <w:pBdr>
+          <w:top w:val="nil"/>
+          <w:left w:val="nil"/>
+          <w:bottom w:val="nil"/>
+          <w:right w:val="nil"/>
+          <w:between w:val="nil"/>
+        </w:pBdr>
+        <w:spacing w:after="0"/>
+        <w:rPr>
+          <w:rFonts w:eastAsia="Aptos"/>
+          <w:color w:val="000000"/>
+          <w:sz w:val="24"/>
+          <w:szCs w:val="24"/>
+        </w:rPr>
+      </w:pPr>
+    </w:p>
+    <w:p>
+      <w:pPr>
+        <w:pBdr>
+          <w:top w:val="nil"/>
+          <w:left w:val="nil"/>
+          <w:bottom w:val="nil"/>
+          <w:right w:val="nil"/>
+          <w:between w:val="nil"/>
+        </w:pBdr>
+        <w:spacing w:after="0"/>
+        <w:rPr>
+          <w:rFonts w:eastAsia="Aptos"/>
+          <w:color w:val="000000"/>
+          <w:sz w:val="24"/>
+          <w:szCs w:val="24"/>
+        </w:rPr>
+      </w:pPr>
+    </w:p>
+    <w:p>
+      <w:pPr>
+        <w:pBdr>
+          <w:top w:val="nil"/>
+          <w:left w:val="nil"/>
+          <w:bottom w:val="nil"/>
+          <w:right w:val="nil"/>
+          <w:between w:val="nil"/>
+        </w:pBdr>
+        <w:spacing w:after="0"/>
+        <w:rPr>
           <w:rFonts w:ascii="Calibri" w:hAnsi="Calibri" w:cs="Calibri"/>
           <w:b/>
           <w:bCs/>
@@ -296,6 +602,7 @@
           <w:sz w:val="32"/>
           <w:szCs w:val="32"/>
         </w:rPr>
+        <w:lastRenderedPageBreak/>
         <w:t>Step 1. System Overview</w:t>
       </w:r>
     </w:p>
@@ -423,27 +730,125 @@
           </w:tcPr>
           <w:p>
             <w:pPr>
-              <w:rPr>
-                <w:sz w:val="24"/>
-                <w:szCs w:val="24"/>
-              </w:rPr>
-            </w:pPr>
-            <w:r>
-              <w:rPr>
-                <w:sz w:val="24"/>
-                <w:szCs w:val="24"/>
-              </w:rPr>
-              <w:t>Response:</w:t>
-            </w:r>
-          </w:p>
-          <w:p>
-            <w:pPr>
-              <w:spacing w:after="120"/>
-              <w:rPr>
-                <w:sz w:val="24"/>
-                <w:szCs w:val="24"/>
-              </w:rPr>
-            </w:pPr>
+              <w:spacing w:after="200"/>
+            </w:pPr>
+            <w:r>
+              <w:rPr>
+                <w:sz w:val="24"/>
+                <w:szCs w:val="24"/>
+              </w:rPr>
+              <w:t xml:space="preserve">The system is a Wikipedia Retrieval Engine: a retrieval-augmented generation (RAG) system that answers natural-language questions about significant people, places, events, and topics using a corpus of approximately 2,400 Wikipedia HTML articles. It uses a </w:t>
+            </w:r>
+            <w:r>
+              <w:rPr>
+                <w:b/>
+                <w:bCs/>
+                <w:sz w:val="24"/>
+                <w:szCs w:val="24"/>
+                <w:u w:val="single"/>
+              </w:rPr>
+              <w:t>hybrid retriever</w:t>
+            </w:r>
+            <w:r>
+              <w:rPr>
+                <w:sz w:val="24"/>
+                <w:szCs w:val="24"/>
+              </w:rPr>
+              <w:t xml:space="preserve"> that combines BM25 keyword search with dense vector (semantic) search. BM25 scores are computed over </w:t>
+            </w:r>
+            <w:proofErr w:type="spellStart"/>
+            <w:r>
+              <w:rPr>
+                <w:sz w:val="24"/>
+                <w:szCs w:val="24"/>
+              </w:rPr>
+              <w:t>stopword</w:t>
+            </w:r>
+            <w:proofErr w:type="spellEnd"/>
+            <w:r>
+              <w:rPr>
+                <w:sz w:val="24"/>
+                <w:szCs w:val="24"/>
+              </w:rPr>
+              <w:t xml:space="preserve">-filtered, lowercased tokens; vector search uses OpenAI text-embedding-3-small embeddings stored in a persisted </w:t>
+            </w:r>
+            <w:proofErr w:type="spellStart"/>
+            <w:r>
+              <w:rPr>
+                <w:sz w:val="24"/>
+                <w:szCs w:val="24"/>
+              </w:rPr>
+              <w:t>ChromaDB</w:t>
+            </w:r>
+            <w:proofErr w:type="spellEnd"/>
+            <w:r>
+              <w:rPr>
+                <w:sz w:val="24"/>
+                <w:szCs w:val="24"/>
+              </w:rPr>
+              <w:t xml:space="preserve">. </w:t>
+            </w:r>
+            <w:r>
+              <w:rPr>
+                <w:sz w:val="24"/>
+                <w:szCs w:val="24"/>
+                <w:u w:val="single"/>
+              </w:rPr>
+              <w:t>Scores</w:t>
+            </w:r>
+            <w:r>
+              <w:rPr>
+                <w:sz w:val="24"/>
+                <w:szCs w:val="24"/>
+              </w:rPr>
+              <w:t xml:space="preserve"> from both retrievers are </w:t>
+            </w:r>
+            <w:r>
+              <w:rPr>
+                <w:sz w:val="24"/>
+                <w:szCs w:val="24"/>
+                <w:u w:val="single"/>
+              </w:rPr>
+              <w:t>min-max normalized</w:t>
+            </w:r>
+            <w:r>
+              <w:rPr>
+                <w:sz w:val="24"/>
+                <w:szCs w:val="24"/>
+              </w:rPr>
+              <w:t xml:space="preserve"> (vector distances are inverted so a smaller distance becomes a higher score) and combined with a weighted sum (0.5 BM25 / 0.5 vector). A candidate pool of 10 per retriever is fused, and the top 4 articles are passed as grounded context to the answer model (</w:t>
+            </w:r>
+            <w:proofErr w:type="spellStart"/>
+            <w:r>
+              <w:rPr>
+                <w:sz w:val="24"/>
+                <w:szCs w:val="24"/>
+              </w:rPr>
+              <w:t>openai</w:t>
+            </w:r>
+            <w:proofErr w:type="spellEnd"/>
+            <w:r>
+              <w:rPr>
+                <w:sz w:val="24"/>
+                <w:szCs w:val="24"/>
+              </w:rPr>
+              <w:t xml:space="preserve">/gpt-5.4-mini), which is instructed to answer only from the provided articles and </w:t>
+            </w:r>
+            <w:r>
+              <w:rPr>
+                <w:sz w:val="24"/>
+                <w:szCs w:val="24"/>
+                <w:u w:val="single"/>
+              </w:rPr>
+              <w:t>quote</w:t>
+            </w:r>
+            <w:r>
+              <w:rPr>
+                <w:sz w:val="24"/>
+                <w:szCs w:val="24"/>
+              </w:rPr>
+              <w:t xml:space="preserve"> from them where possible.</w:t>
+            </w:r>
           </w:p>
         </w:tc>
       </w:tr>
@@ -516,26 +921,30 @@
           </w:tcPr>
           <w:p>
             <w:pPr>
-              <w:rPr>
-                <w:sz w:val="24"/>
-                <w:szCs w:val="24"/>
-              </w:rPr>
-            </w:pPr>
-            <w:r>
-              <w:rPr>
-                <w:sz w:val="24"/>
-                <w:szCs w:val="24"/>
-              </w:rPr>
-              <w:t>Response:</w:t>
-            </w:r>
-          </w:p>
-          <w:p>
-            <w:pPr>
-              <w:rPr>
-                <w:sz w:val="24"/>
-                <w:szCs w:val="24"/>
-              </w:rPr>
-            </w:pPr>
+              <w:spacing w:after="200"/>
+            </w:pPr>
+            <w:r>
+              <w:rPr>
+                <w:sz w:val="24"/>
+                <w:szCs w:val="24"/>
+              </w:rPr>
+              <w:t>The system supports users who need trustworthy, source-grounded answers drawn from Wikipedia. Intended tasks include: (1) single-document factual lookups (e.g., a person's record, a landmark's location); (2) multi-document / aggregation questions that combine facts across articles; (3) entity-relationship questions (how one entity relates to another); and (4) verification tasks where the user wants the answer backed by a direct quote from the source.</w:t>
+            </w:r>
+            <w:r>
+              <w:rPr>
+                <w:sz w:val="24"/>
+                <w:szCs w:val="24"/>
+                <w:u w:val="single"/>
+              </w:rPr>
+              <w:t xml:space="preserve"> A cross-cutting expectation is robustness to phrasing</w:t>
+            </w:r>
+            <w:r>
+              <w:rPr>
+                <w:sz w:val="24"/>
+                <w:szCs w:val="24"/>
+              </w:rPr>
+              <w:t>: the same question asked in different words should return the same grounded answer.</w:t>
+            </w:r>
           </w:p>
         </w:tc>
       </w:tr>
@@ -547,9 +956,25 @@
     </w:p>
     <w:p>
       <w:pPr>
+        <w:spacing w:before="240"/>
+      </w:pPr>
+    </w:p>
+    <w:p>
+      <w:pPr>
+        <w:spacing w:before="240"/>
+      </w:pPr>
+    </w:p>
+    <w:p>
+      <w:pPr>
+        <w:spacing w:before="240"/>
+      </w:pPr>
+    </w:p>
+    <w:p>
+      <w:pPr>
         <w:pStyle w:val="Heading1"/>
       </w:pPr>
       <w:r>
+        <w:lastRenderedPageBreak/>
         <w:t>Step 2. Evaluation Design</w:t>
       </w:r>
     </w:p>
@@ -736,27 +1161,120 @@
           </w:tcPr>
           <w:p>
             <w:pPr>
-              <w:rPr>
-                <w:sz w:val="24"/>
-                <w:szCs w:val="24"/>
-              </w:rPr>
-            </w:pPr>
-            <w:r>
-              <w:rPr>
-                <w:sz w:val="24"/>
-                <w:szCs w:val="24"/>
-              </w:rPr>
-              <w:t>Response:</w:t>
-            </w:r>
-          </w:p>
-          <w:p>
-            <w:pPr>
-              <w:spacing w:after="120"/>
-              <w:rPr>
-                <w:sz w:val="24"/>
-                <w:szCs w:val="24"/>
-              </w:rPr>
-            </w:pPr>
+              <w:spacing w:after="200"/>
+            </w:pPr>
+            <w:r>
+              <w:rPr>
+                <w:sz w:val="24"/>
+                <w:szCs w:val="24"/>
+              </w:rPr>
+              <w:t>I judge</w:t>
+            </w:r>
+            <w:r>
+              <w:rPr>
+                <w:sz w:val="24"/>
+                <w:szCs w:val="24"/>
+              </w:rPr>
+              <w:t>d</w:t>
+            </w:r>
+            <w:r>
+              <w:rPr>
+                <w:sz w:val="24"/>
+                <w:szCs w:val="24"/>
+              </w:rPr>
+              <w:t xml:space="preserve"> answers on correctness and grounding: an answer passes only </w:t>
+            </w:r>
+            <w:r>
+              <w:rPr>
+                <w:b/>
+                <w:bCs/>
+                <w:sz w:val="24"/>
+                <w:szCs w:val="24"/>
+              </w:rPr>
+              <w:t xml:space="preserve">if </w:t>
+            </w:r>
+            <w:r>
+              <w:rPr>
+                <w:sz w:val="24"/>
+                <w:szCs w:val="24"/>
+              </w:rPr>
+              <w:t xml:space="preserve">it is factually consistent with my reference grading notes </w:t>
+            </w:r>
+            <w:r>
+              <w:rPr>
+                <w:b/>
+                <w:bCs/>
+                <w:sz w:val="24"/>
+                <w:szCs w:val="24"/>
+              </w:rPr>
+              <w:t>and</w:t>
+            </w:r>
+            <w:r>
+              <w:rPr>
+                <w:sz w:val="24"/>
+                <w:szCs w:val="24"/>
+              </w:rPr>
+              <w:t xml:space="preserve"> captures their main point(s), and it should be supported by the retrieved </w:t>
+            </w:r>
+            <w:r>
+              <w:rPr>
+                <w:b/>
+                <w:bCs/>
+                <w:sz w:val="24"/>
+                <w:szCs w:val="24"/>
+              </w:rPr>
+              <w:t>source</w:t>
+            </w:r>
+            <w:r>
+              <w:rPr>
+                <w:sz w:val="24"/>
+                <w:szCs w:val="24"/>
+              </w:rPr>
+              <w:t xml:space="preserve"> article. My secondary criterion is robustness to</w:t>
+            </w:r>
+            <w:r>
+              <w:rPr>
+                <w:b/>
+                <w:bCs/>
+                <w:sz w:val="24"/>
+                <w:szCs w:val="24"/>
+              </w:rPr>
+              <w:t xml:space="preserve"> </w:t>
+            </w:r>
+            <w:proofErr w:type="gramStart"/>
+            <w:r>
+              <w:rPr>
+                <w:b/>
+                <w:bCs/>
+                <w:sz w:val="24"/>
+                <w:szCs w:val="24"/>
+              </w:rPr>
+              <w:t>rephrasing</w:t>
+            </w:r>
+            <w:proofErr w:type="gramEnd"/>
+            <w:r>
+              <w:rPr>
+                <w:sz w:val="24"/>
+                <w:szCs w:val="24"/>
+              </w:rPr>
+              <w:t xml:space="preserve">: the system should produce equivalent, correct answers for </w:t>
+            </w:r>
+            <w:r>
+              <w:rPr>
+                <w:b/>
+                <w:bCs/>
+                <w:sz w:val="24"/>
+                <w:szCs w:val="24"/>
+              </w:rPr>
+              <w:t>paraphrased versions</w:t>
+            </w:r>
+            <w:r>
+              <w:rPr>
+                <w:sz w:val="24"/>
+                <w:szCs w:val="24"/>
+              </w:rPr>
+              <w:t xml:space="preserve"> of the same question.</w:t>
+            </w:r>
           </w:p>
         </w:tc>
       </w:tr>
@@ -829,26 +1347,61 @@
           </w:tcPr>
           <w:p>
             <w:pPr>
-              <w:rPr>
-                <w:sz w:val="24"/>
-                <w:szCs w:val="24"/>
-              </w:rPr>
-            </w:pPr>
-            <w:r>
-              <w:rPr>
-                <w:sz w:val="24"/>
-                <w:szCs w:val="24"/>
-              </w:rPr>
-              <w:t>Response:</w:t>
-            </w:r>
-          </w:p>
-          <w:p>
-            <w:pPr>
-              <w:rPr>
-                <w:sz w:val="24"/>
-                <w:szCs w:val="24"/>
-              </w:rPr>
-            </w:pPr>
+              <w:spacing w:after="200"/>
+            </w:pPr>
+            <w:r>
+              <w:rPr>
+                <w:sz w:val="24"/>
+                <w:szCs w:val="24"/>
+              </w:rPr>
+              <w:t xml:space="preserve">My primary metric is a </w:t>
+            </w:r>
+            <w:r>
+              <w:rPr>
+                <w:sz w:val="24"/>
+                <w:szCs w:val="24"/>
+                <w:u w:val="single"/>
+              </w:rPr>
+              <w:t>binary pass/fail correctness score</w:t>
+            </w:r>
+            <w:r>
+              <w:rPr>
+                <w:sz w:val="24"/>
+                <w:szCs w:val="24"/>
+              </w:rPr>
+              <w:t xml:space="preserve"> produced by a RAGAS </w:t>
+            </w:r>
+            <w:proofErr w:type="spellStart"/>
+            <w:r>
+              <w:rPr>
+                <w:sz w:val="24"/>
+                <w:szCs w:val="24"/>
+              </w:rPr>
+              <w:t>DiscreteMetric</w:t>
+            </w:r>
+            <w:proofErr w:type="spellEnd"/>
+            <w:r>
+              <w:rPr>
+                <w:sz w:val="24"/>
+                <w:szCs w:val="24"/>
+              </w:rPr>
+              <w:t xml:space="preserve"> LLM judge that compares each answer against its grading notes. I aggregate this into a </w:t>
+            </w:r>
+            <w:r>
+              <w:rPr>
+                <w:sz w:val="24"/>
+                <w:szCs w:val="24"/>
+                <w:u w:val="single"/>
+              </w:rPr>
+              <w:t>pass rate per dataset</w:t>
+            </w:r>
+            <w:r>
+              <w:rPr>
+                <w:sz w:val="24"/>
+                <w:szCs w:val="24"/>
+              </w:rPr>
+              <w:t>. To measure robustness, I apply the same metric separately to original questions and to their paraphrase variants, and I report the difference (delta) between the two pass rates as a rephrasing-robustness measure.</w:t>
+            </w:r>
           </w:p>
         </w:tc>
       </w:tr>
@@ -921,17 +1474,2389 @@
           </w:tcPr>
           <w:p>
             <w:pPr>
-              <w:rPr>
-                <w:sz w:val="24"/>
-                <w:szCs w:val="24"/>
-              </w:rPr>
-            </w:pPr>
-            <w:r>
-              <w:rPr>
-                <w:sz w:val="24"/>
-                <w:szCs w:val="24"/>
-              </w:rPr>
-              <w:t>Response:</w:t>
+              <w:spacing w:after="200"/>
+              <w:rPr>
+                <w:sz w:val="24"/>
+                <w:szCs w:val="24"/>
+              </w:rPr>
+            </w:pPr>
+            <w:r>
+              <w:rPr>
+                <w:sz w:val="24"/>
+                <w:szCs w:val="24"/>
+              </w:rPr>
+              <w:t xml:space="preserve">A binary pass/fail judge </w:t>
+            </w:r>
+            <w:r>
+              <w:rPr>
+                <w:sz w:val="24"/>
+                <w:szCs w:val="24"/>
+                <w:u w:val="single"/>
+              </w:rPr>
+              <w:t xml:space="preserve">does not capture partial correctness, answer completeness beyond the graded point(s), fluency, or citation quality </w:t>
+            </w:r>
+            <w:r>
+              <w:rPr>
+                <w:sz w:val="24"/>
+                <w:szCs w:val="24"/>
+              </w:rPr>
+              <w:t xml:space="preserve">(whether the quoted text truly supports the claim). It also does not directly measure retrieval quality (whether the correct article was retrieved) separately from generation quality, so a right answer from a lucky guess and a right answer from correct retrieval </w:t>
+            </w:r>
+            <w:r>
+              <w:rPr>
+                <w:sz w:val="24"/>
+                <w:szCs w:val="24"/>
+                <w:u w:val="single"/>
+              </w:rPr>
+              <w:t>score the same</w:t>
+            </w:r>
+            <w:r>
+              <w:rPr>
+                <w:sz w:val="24"/>
+                <w:szCs w:val="24"/>
+              </w:rPr>
+              <w:t xml:space="preserve">. </w:t>
+            </w:r>
+            <w:r>
+              <w:rPr>
+                <w:b/>
+                <w:bCs/>
+                <w:sz w:val="24"/>
+                <w:szCs w:val="24"/>
+              </w:rPr>
+              <w:t>Latency and cost are not measured. Because the judge is itself an LLM, borderline answers can be scored inconsistently.</w:t>
+            </w:r>
+          </w:p>
+        </w:tc>
+      </w:tr>
+    </w:tbl>
+    <w:p/>
+    <w:p/>
+    <w:tbl>
+      <w:tblPr>
+        <w:tblW w:w="10080" w:type="dxa"/>
+        <w:jc w:val="center"/>
+        <w:tblLayout w:type="fixed"/>
+        <w:tblLook w:val="0400" w:firstRow="0" w:lastRow="0" w:firstColumn="0" w:lastColumn="0" w:noHBand="0" w:noVBand="1"/>
+      </w:tblPr>
+      <w:tblGrid>
+        <w:gridCol w:w="10080"/>
+      </w:tblGrid>
+      <w:tr>
+        <w:trPr>
+          <w:jc w:val="center"/>
+        </w:trPr>
+        <w:tc>
+          <w:tcPr>
+            <w:tcW w:w="10080" w:type="dxa"/>
+            <w:tcBorders>
+              <w:top w:val="single" w:sz="6" w:space="0" w:color="BFBFBF"/>
+              <w:left w:val="single" w:sz="6" w:space="0" w:color="BFBFBF"/>
+              <w:bottom w:val="single" w:sz="6" w:space="0" w:color="BFBFBF"/>
+              <w:right w:val="single" w:sz="6" w:space="0" w:color="BFBFBF"/>
+            </w:tcBorders>
+            <w:shd w:val="clear" w:color="auto" w:fill="F2F2F2"/>
+          </w:tcPr>
+          <w:p>
+            <w:pPr>
+              <w:rPr>
+                <w:sz w:val="24"/>
+                <w:szCs w:val="24"/>
+              </w:rPr>
+            </w:pPr>
+            <w:r>
+              <w:rPr>
+                <w:b/>
+                <w:bCs/>
+                <w:sz w:val="24"/>
+                <w:szCs w:val="24"/>
+              </w:rPr>
+              <w:t>Brief justification for your criteria and metrics</w:t>
+            </w:r>
+          </w:p>
+        </w:tc>
+      </w:tr>
+      <w:tr>
+        <w:trPr>
+          <w:jc w:val="center"/>
+        </w:trPr>
+        <w:tc>
+          <w:tcPr>
+            <w:tcW w:w="10080" w:type="dxa"/>
+            <w:tcBorders>
+              <w:top w:val="single" w:sz="6" w:space="0" w:color="BFBFBF"/>
+              <w:left w:val="single" w:sz="6" w:space="0" w:color="BFBFBF"/>
+              <w:bottom w:val="single" w:sz="6" w:space="0" w:color="BFBFBF"/>
+              <w:right w:val="single" w:sz="6" w:space="0" w:color="BFBFBF"/>
+            </w:tcBorders>
+          </w:tcPr>
+          <w:p>
+            <w:pPr>
+              <w:spacing w:after="200"/>
+            </w:pPr>
+            <w:r>
+              <w:rPr>
+                <w:sz w:val="24"/>
+                <w:szCs w:val="24"/>
+              </w:rPr>
+              <w:t xml:space="preserve">The core real-world requirement is trustworthy, grounded answers, so </w:t>
+            </w:r>
+            <w:r>
+              <w:rPr>
+                <w:sz w:val="24"/>
+                <w:szCs w:val="24"/>
+                <w:u w:val="single"/>
+              </w:rPr>
+              <w:t>correctness against reference notes is the most direct measure of value</w:t>
+            </w:r>
+            <w:r>
+              <w:rPr>
+                <w:sz w:val="24"/>
+                <w:szCs w:val="24"/>
+              </w:rPr>
+              <w:t xml:space="preserve">. Robustness to </w:t>
+            </w:r>
+            <w:proofErr w:type="gramStart"/>
+            <w:r>
+              <w:rPr>
+                <w:sz w:val="24"/>
+                <w:szCs w:val="24"/>
+              </w:rPr>
+              <w:t>rephrasing</w:t>
+            </w:r>
+            <w:proofErr w:type="gramEnd"/>
+            <w:r>
+              <w:rPr>
+                <w:sz w:val="24"/>
+                <w:szCs w:val="24"/>
+              </w:rPr>
+              <w:t xml:space="preserve"> matters because real users phrase the same question many ways; measuring the originals-vs-paraphrases delta tells us whether the retriever is brittle. A RAGAS LLM judge </w:t>
+            </w:r>
+            <w:proofErr w:type="gramStart"/>
+            <w:r>
+              <w:rPr>
+                <w:sz w:val="24"/>
+                <w:szCs w:val="24"/>
+              </w:rPr>
+              <w:t>scales to</w:t>
+            </w:r>
+            <w:proofErr w:type="gramEnd"/>
+            <w:r>
+              <w:rPr>
+                <w:sz w:val="24"/>
+                <w:szCs w:val="24"/>
+              </w:rPr>
+              <w:t xml:space="preserve"> hundreds of questions where manual grading would not, and grading notes keep the judgment anchored to specific required facts.</w:t>
+            </w:r>
+          </w:p>
+        </w:tc>
+      </w:tr>
+    </w:tbl>
+    <w:p>
+      <w:pPr>
+        <w:pStyle w:val="Heading1"/>
+      </w:pPr>
+    </w:p>
+    <w:p/>
+    <w:p/>
+    <w:p/>
+    <w:p/>
+    <w:p/>
+    <w:p/>
+    <w:p/>
+    <w:p/>
+    <w:p/>
+    <w:p/>
+    <w:p/>
+    <w:p/>
+    <w:p/>
+    <w:p/>
+    <w:p/>
+    <w:p/>
+    <w:p>
+      <w:pPr>
+        <w:pStyle w:val="Heading1"/>
+      </w:pPr>
+      <w:r>
+        <w:lastRenderedPageBreak/>
+        <w:t>Step 3. Testing Approach</w:t>
+      </w:r>
+    </w:p>
+    <w:p>
+      <w:r>
+        <w:t>Describe the test set and process you used to evaluate the baseline retrieval system.</w:t>
+      </w:r>
+    </w:p>
+    <w:p>
+      <w:pPr>
+        <w:numPr>
+          <w:ilvl w:val="0"/>
+          <w:numId w:val="4"/>
+        </w:numPr>
+        <w:pBdr>
+          <w:top w:val="nil"/>
+          <w:left w:val="nil"/>
+          <w:bottom w:val="nil"/>
+          <w:right w:val="nil"/>
+          <w:between w:val="nil"/>
+        </w:pBdr>
+        <w:spacing w:after="0"/>
+        <w:rPr>
+          <w:sz w:val="24"/>
+          <w:szCs w:val="24"/>
+        </w:rPr>
+      </w:pPr>
+      <w:r>
+        <w:rPr>
+          <w:rFonts w:eastAsia="Aptos"/>
+          <w:color w:val="000000"/>
+          <w:sz w:val="24"/>
+          <w:szCs w:val="24"/>
+        </w:rPr>
+        <w:t>Include the number and types of queries or cases used.</w:t>
+      </w:r>
+    </w:p>
+    <w:p>
+      <w:pPr>
+        <w:pStyle w:val="ListParagraph"/>
+        <w:numPr>
+          <w:ilvl w:val="0"/>
+          <w:numId w:val="4"/>
+        </w:numPr>
+        <w:rPr>
+          <w:sz w:val="24"/>
+          <w:szCs w:val="24"/>
+        </w:rPr>
+      </w:pPr>
+      <w:r>
+        <w:rPr>
+          <w:sz w:val="24"/>
+          <w:szCs w:val="24"/>
+        </w:rPr>
+        <w:t>Describe how your test set represents the types of questions, tasks, scenarios, or failure cases your system is expected to handle.</w:t>
+      </w:r>
+    </w:p>
+    <w:p>
+      <w:pPr>
+        <w:pStyle w:val="ListParagraph"/>
+        <w:numPr>
+          <w:ilvl w:val="0"/>
+          <w:numId w:val="4"/>
+        </w:numPr>
+        <w:rPr>
+          <w:sz w:val="24"/>
+          <w:szCs w:val="24"/>
+        </w:rPr>
+      </w:pPr>
+      <w:r>
+        <w:rPr>
+          <w:rFonts w:eastAsia="Aptos"/>
+          <w:color w:val="000000"/>
+          <w:sz w:val="24"/>
+          <w:szCs w:val="24"/>
+        </w:rPr>
+        <w:t>Indicate whether the queries were realistic, synthetic, edge cases, adversarial, or a mix.</w:t>
+      </w:r>
+    </w:p>
+    <w:p>
+      <w:pPr>
+        <w:pStyle w:val="ListParagraph"/>
+        <w:numPr>
+          <w:ilvl w:val="0"/>
+          <w:numId w:val="4"/>
+        </w:numPr>
+        <w:rPr>
+          <w:rFonts w:eastAsia="Aptos"/>
+          <w:color w:val="000000"/>
+          <w:sz w:val="24"/>
+          <w:szCs w:val="24"/>
+        </w:rPr>
+      </w:pPr>
+      <w:r>
+        <w:rPr>
+          <w:rFonts w:eastAsia="Aptos"/>
+          <w:color w:val="000000"/>
+          <w:sz w:val="24"/>
+          <w:szCs w:val="24"/>
+        </w:rPr>
+        <w:t>Describe any tools, evaluation frameworks, metrics, datasets, prompts, or processes used to conduct the evaluation.</w:t>
+      </w:r>
+    </w:p>
+    <w:tbl>
+      <w:tblPr>
+        <w:tblW w:w="10080" w:type="dxa"/>
+        <w:jc w:val="center"/>
+        <w:tblLayout w:type="fixed"/>
+        <w:tblLook w:val="0400" w:firstRow="0" w:lastRow="0" w:firstColumn="0" w:lastColumn="0" w:noHBand="0" w:noVBand="1"/>
+      </w:tblPr>
+      <w:tblGrid>
+        <w:gridCol w:w="10080"/>
+      </w:tblGrid>
+      <w:tr>
+        <w:trPr>
+          <w:jc w:val="center"/>
+        </w:trPr>
+        <w:tc>
+          <w:tcPr>
+            <w:tcW w:w="10080" w:type="dxa"/>
+            <w:tcBorders>
+              <w:top w:val="single" w:sz="6" w:space="0" w:color="BFBFBF"/>
+              <w:left w:val="single" w:sz="6" w:space="0" w:color="BFBFBF"/>
+              <w:bottom w:val="single" w:sz="6" w:space="0" w:color="BFBFBF"/>
+              <w:right w:val="single" w:sz="6" w:space="0" w:color="BFBFBF"/>
+            </w:tcBorders>
+            <w:shd w:val="clear" w:color="auto" w:fill="F2F2F2"/>
+          </w:tcPr>
+          <w:p>
+            <w:pPr>
+              <w:rPr>
+                <w:sz w:val="24"/>
+                <w:szCs w:val="24"/>
+              </w:rPr>
+            </w:pPr>
+            <w:r>
+              <w:rPr>
+                <w:b/>
+                <w:bCs/>
+                <w:sz w:val="24"/>
+                <w:szCs w:val="24"/>
+              </w:rPr>
+              <w:t>Description of your test set</w:t>
+            </w:r>
+          </w:p>
+        </w:tc>
+      </w:tr>
+      <w:tr>
+        <w:trPr>
+          <w:jc w:val="center"/>
+        </w:trPr>
+        <w:tc>
+          <w:tcPr>
+            <w:tcW w:w="10080" w:type="dxa"/>
+            <w:tcBorders>
+              <w:top w:val="single" w:sz="6" w:space="0" w:color="BFBFBF"/>
+              <w:left w:val="single" w:sz="6" w:space="0" w:color="BFBFBF"/>
+              <w:bottom w:val="single" w:sz="6" w:space="0" w:color="BFBFBF"/>
+              <w:right w:val="single" w:sz="6" w:space="0" w:color="BFBFBF"/>
+            </w:tcBorders>
+          </w:tcPr>
+          <w:p>
+            <w:pPr>
+              <w:spacing w:after="200"/>
+            </w:pPr>
+            <w:r>
+              <w:rPr>
+                <w:sz w:val="24"/>
+                <w:szCs w:val="24"/>
+              </w:rPr>
+              <w:t xml:space="preserve">I generated my test set </w:t>
+            </w:r>
+            <w:r>
+              <w:rPr>
+                <w:sz w:val="24"/>
+                <w:szCs w:val="24"/>
+                <w:u w:val="single"/>
+              </w:rPr>
+              <w:t>directly from the corpus</w:t>
+            </w:r>
+            <w:r>
+              <w:rPr>
+                <w:sz w:val="24"/>
+                <w:szCs w:val="24"/>
+              </w:rPr>
+              <w:t>. My generator script (</w:t>
+            </w:r>
+            <w:r>
+              <w:rPr>
+                <w:b/>
+                <w:bCs/>
+                <w:sz w:val="24"/>
+                <w:szCs w:val="24"/>
+              </w:rPr>
+              <w:t>g</w:t>
+            </w:r>
+            <w:r>
+              <w:rPr>
+                <w:b/>
+                <w:bCs/>
+                <w:sz w:val="24"/>
+                <w:szCs w:val="24"/>
+              </w:rPr>
+              <w:t>enerate_main_questions.py</w:t>
+            </w:r>
+            <w:r>
+              <w:rPr>
+                <w:sz w:val="24"/>
+                <w:szCs w:val="24"/>
+              </w:rPr>
+              <w:t xml:space="preserve">) sampled 100 distinct Wikipedia articles, extracted each article's lead text, and </w:t>
+            </w:r>
+            <w:r>
+              <w:rPr>
+                <w:sz w:val="24"/>
+                <w:szCs w:val="24"/>
+                <w:u w:val="single"/>
+              </w:rPr>
+              <w:t>u</w:t>
+            </w:r>
+            <w:r>
+              <w:rPr>
+                <w:sz w:val="24"/>
+                <w:szCs w:val="24"/>
+                <w:u w:val="single"/>
+              </w:rPr>
+              <w:t>sed the LLM to write one grounded question plus grading notes per article</w:t>
+            </w:r>
+            <w:r>
+              <w:rPr>
+                <w:sz w:val="24"/>
+                <w:szCs w:val="24"/>
+              </w:rPr>
+              <w:t>, recording the source filename. This produced 100 original questions (</w:t>
+            </w:r>
+            <w:proofErr w:type="spellStart"/>
+            <w:r>
+              <w:rPr>
+                <w:b/>
+                <w:bCs/>
+                <w:sz w:val="24"/>
+                <w:szCs w:val="24"/>
+              </w:rPr>
+              <w:t>test_main_</w:t>
+            </w:r>
+            <w:proofErr w:type="gramStart"/>
+            <w:r>
+              <w:rPr>
+                <w:b/>
+                <w:bCs/>
+                <w:sz w:val="24"/>
+                <w:szCs w:val="24"/>
+              </w:rPr>
+              <w:t>questions.json</w:t>
+            </w:r>
+            <w:proofErr w:type="spellEnd"/>
+            <w:proofErr w:type="gramEnd"/>
+            <w:r>
+              <w:rPr>
+                <w:sz w:val="24"/>
+                <w:szCs w:val="24"/>
+              </w:rPr>
+              <w:t xml:space="preserve">) spanning people, places, sports, </w:t>
+            </w:r>
+            <w:proofErr w:type="gramStart"/>
+            <w:r>
+              <w:rPr>
+                <w:sz w:val="24"/>
+                <w:szCs w:val="24"/>
+              </w:rPr>
+              <w:t>film</w:t>
+            </w:r>
+            <w:proofErr w:type="gramEnd"/>
+            <w:r>
+              <w:rPr>
+                <w:sz w:val="24"/>
+                <w:szCs w:val="24"/>
+              </w:rPr>
+              <w:t>, music, geography, history, and science. I then ran a second generator (</w:t>
+            </w:r>
+            <w:r>
+              <w:rPr>
+                <w:b/>
+                <w:bCs/>
+                <w:sz w:val="24"/>
+                <w:szCs w:val="24"/>
+              </w:rPr>
+              <w:t>generate_variants.py</w:t>
+            </w:r>
+            <w:r>
+              <w:rPr>
+                <w:sz w:val="24"/>
+                <w:szCs w:val="24"/>
+              </w:rPr>
+              <w:t>, following the Lab 3.2 paraphrase logic) that produced 2 paraphrases per question, each reusing its original's grading notes and sources (</w:t>
+            </w:r>
+            <w:proofErr w:type="spellStart"/>
+            <w:r>
+              <w:rPr>
+                <w:b/>
+                <w:bCs/>
+                <w:sz w:val="24"/>
+                <w:szCs w:val="24"/>
+              </w:rPr>
+              <w:t>testinputs_variant_</w:t>
+            </w:r>
+            <w:proofErr w:type="gramStart"/>
+            <w:r>
+              <w:rPr>
+                <w:b/>
+                <w:bCs/>
+                <w:sz w:val="24"/>
+                <w:szCs w:val="24"/>
+              </w:rPr>
+              <w:t>questions.json</w:t>
+            </w:r>
+            <w:proofErr w:type="spellEnd"/>
+            <w:proofErr w:type="gramEnd"/>
+            <w:r>
+              <w:rPr>
+                <w:sz w:val="24"/>
+                <w:szCs w:val="24"/>
+              </w:rPr>
+              <w:t>; 100 originals + 200 paraphrases).</w:t>
+            </w:r>
+          </w:p>
+          <w:p>
+            <w:pPr>
+              <w:spacing w:after="200"/>
+              <w:rPr>
+                <w:sz w:val="24"/>
+                <w:szCs w:val="24"/>
+              </w:rPr>
+            </w:pPr>
+            <w:r>
+              <w:rPr>
+                <w:sz w:val="24"/>
+                <w:szCs w:val="24"/>
+              </w:rPr>
+              <w:t xml:space="preserve">The test set is a mix of realistic and synthetic queries. The 100 original questions are realistic, corpus-grounded questions generated from Wikipedia articles, while the 200 paraphrases are synthetic </w:t>
+            </w:r>
+            <w:proofErr w:type="spellStart"/>
+            <w:r>
+              <w:rPr>
+                <w:sz w:val="24"/>
+                <w:szCs w:val="24"/>
+              </w:rPr>
+              <w:t>rephrasings</w:t>
+            </w:r>
+            <w:proofErr w:type="spellEnd"/>
+            <w:r>
+              <w:rPr>
+                <w:sz w:val="24"/>
+                <w:szCs w:val="24"/>
+              </w:rPr>
+              <w:t xml:space="preserve">. Some multi-part and detail-heavy questions serve as incidental edge cases. The </w:t>
+            </w:r>
+            <w:r>
+              <w:rPr>
+                <w:sz w:val="24"/>
+                <w:szCs w:val="24"/>
+                <w:u w:val="single"/>
+              </w:rPr>
+              <w:t>set does not include adversarial or out-of-corpus questions</w:t>
+            </w:r>
+            <w:r>
+              <w:rPr>
+                <w:sz w:val="24"/>
+                <w:szCs w:val="24"/>
+              </w:rPr>
+              <w:t>, so the paraphrases provide only a mild robustness test.</w:t>
+            </w:r>
+          </w:p>
+        </w:tc>
+      </w:tr>
+    </w:tbl>
+    <w:p>
+      <w:pPr>
+        <w:rPr>
+          <w:sz w:val="24"/>
+          <w:szCs w:val="24"/>
+        </w:rPr>
+      </w:pPr>
+    </w:p>
+    <w:p>
+      <w:pPr>
+        <w:rPr>
+          <w:sz w:val="24"/>
+          <w:szCs w:val="24"/>
+        </w:rPr>
+      </w:pPr>
+    </w:p>
+    <w:p>
+      <w:pPr>
+        <w:rPr>
+          <w:sz w:val="24"/>
+          <w:szCs w:val="24"/>
+        </w:rPr>
+      </w:pPr>
+    </w:p>
+    <w:p>
+      <w:pPr>
+        <w:rPr>
+          <w:sz w:val="24"/>
+          <w:szCs w:val="24"/>
+        </w:rPr>
+      </w:pPr>
+    </w:p>
+    <w:p>
+      <w:pPr>
+        <w:rPr>
+          <w:sz w:val="24"/>
+          <w:szCs w:val="24"/>
+        </w:rPr>
+      </w:pPr>
+    </w:p>
+    <w:p>
+      <w:pPr>
+        <w:rPr>
+          <w:sz w:val="24"/>
+          <w:szCs w:val="24"/>
+        </w:rPr>
+      </w:pPr>
+    </w:p>
+    <w:p>
+      <w:pPr>
+        <w:rPr>
+          <w:sz w:val="24"/>
+          <w:szCs w:val="24"/>
+        </w:rPr>
+      </w:pPr>
+    </w:p>
+    <w:p>
+      <w:pPr>
+        <w:rPr>
+          <w:sz w:val="24"/>
+          <w:szCs w:val="24"/>
+        </w:rPr>
+      </w:pPr>
+    </w:p>
+    <w:p>
+      <w:pPr>
+        <w:rPr>
+          <w:sz w:val="24"/>
+          <w:szCs w:val="24"/>
+        </w:rPr>
+      </w:pPr>
+    </w:p>
+    <w:p>
+      <w:pPr>
+        <w:rPr>
+          <w:sz w:val="24"/>
+          <w:szCs w:val="24"/>
+        </w:rPr>
+      </w:pPr>
+    </w:p>
+    <w:tbl>
+      <w:tblPr>
+        <w:tblW w:w="10080" w:type="dxa"/>
+        <w:jc w:val="center"/>
+        <w:tblLayout w:type="fixed"/>
+        <w:tblLook w:val="0400" w:firstRow="0" w:lastRow="0" w:firstColumn="0" w:lastColumn="0" w:noHBand="0" w:noVBand="1"/>
+      </w:tblPr>
+      <w:tblGrid>
+        <w:gridCol w:w="10080"/>
+      </w:tblGrid>
+      <w:tr>
+        <w:trPr>
+          <w:jc w:val="center"/>
+        </w:trPr>
+        <w:tc>
+          <w:tcPr>
+            <w:tcW w:w="10080" w:type="dxa"/>
+            <w:tcBorders>
+              <w:top w:val="single" w:sz="6" w:space="0" w:color="BFBFBF"/>
+              <w:left w:val="single" w:sz="6" w:space="0" w:color="BFBFBF"/>
+              <w:bottom w:val="single" w:sz="6" w:space="0" w:color="BFBFBF"/>
+              <w:right w:val="single" w:sz="6" w:space="0" w:color="BFBFBF"/>
+            </w:tcBorders>
+            <w:shd w:val="clear" w:color="auto" w:fill="F2F2F2"/>
+          </w:tcPr>
+          <w:p>
+            <w:pPr>
+              <w:rPr>
+                <w:sz w:val="24"/>
+                <w:szCs w:val="24"/>
+              </w:rPr>
+            </w:pPr>
+            <w:r>
+              <w:rPr>
+                <w:b/>
+                <w:bCs/>
+                <w:sz w:val="24"/>
+                <w:szCs w:val="24"/>
+              </w:rPr>
+              <w:t>How the evaluation was conducted</w:t>
+            </w:r>
+          </w:p>
+        </w:tc>
+      </w:tr>
+      <w:tr>
+        <w:trPr>
+          <w:jc w:val="center"/>
+        </w:trPr>
+        <w:tc>
+          <w:tcPr>
+            <w:tcW w:w="10080" w:type="dxa"/>
+            <w:tcBorders>
+              <w:top w:val="single" w:sz="6" w:space="0" w:color="BFBFBF"/>
+              <w:left w:val="single" w:sz="6" w:space="0" w:color="BFBFBF"/>
+              <w:bottom w:val="single" w:sz="6" w:space="0" w:color="BFBFBF"/>
+              <w:right w:val="single" w:sz="6" w:space="0" w:color="BFBFBF"/>
+            </w:tcBorders>
+          </w:tcPr>
+          <w:p>
+            <w:pPr>
+              <w:spacing w:after="200"/>
+              <w:rPr>
+                <w:sz w:val="24"/>
+                <w:szCs w:val="24"/>
+              </w:rPr>
+            </w:pPr>
+            <w:r>
+              <w:rPr>
+                <w:sz w:val="24"/>
+                <w:szCs w:val="24"/>
+              </w:rPr>
+              <w:t>My main solution (</w:t>
+            </w:r>
+            <w:r>
+              <w:rPr>
+                <w:b/>
+                <w:bCs/>
+                <w:sz w:val="24"/>
+                <w:szCs w:val="24"/>
+              </w:rPr>
+              <w:t>MHERRERA_Capstone_Checkpoint_3_1_Solution.py</w:t>
+            </w:r>
+            <w:r>
+              <w:rPr>
+                <w:sz w:val="24"/>
+                <w:szCs w:val="24"/>
+              </w:rPr>
+              <w:t xml:space="preserve">) loads the persisted </w:t>
+            </w:r>
+            <w:proofErr w:type="spellStart"/>
+            <w:r>
+              <w:rPr>
+                <w:sz w:val="24"/>
+                <w:szCs w:val="24"/>
+              </w:rPr>
+              <w:t>ChromaDB</w:t>
+            </w:r>
+            <w:proofErr w:type="spellEnd"/>
+            <w:r>
+              <w:rPr>
+                <w:sz w:val="24"/>
+                <w:szCs w:val="24"/>
+              </w:rPr>
+              <w:t xml:space="preserve">, builds the hybrid retriever, and evaluates two RAGAS datasets separately: originals (from </w:t>
+            </w:r>
+            <w:proofErr w:type="spellStart"/>
+            <w:r>
+              <w:rPr>
+                <w:sz w:val="24"/>
+                <w:szCs w:val="24"/>
+              </w:rPr>
+              <w:t>test_main_</w:t>
+            </w:r>
+            <w:proofErr w:type="gramStart"/>
+            <w:r>
+              <w:rPr>
+                <w:sz w:val="24"/>
+                <w:szCs w:val="24"/>
+              </w:rPr>
+              <w:t>questions.json</w:t>
+            </w:r>
+            <w:proofErr w:type="spellEnd"/>
+            <w:proofErr w:type="gramEnd"/>
+            <w:r>
+              <w:rPr>
+                <w:sz w:val="24"/>
+                <w:szCs w:val="24"/>
+              </w:rPr>
+              <w:t xml:space="preserve">) and paraphrases (the paraphrase-only rows of the variants file). For each question it retrieves the top 4 articles, generates an answer with </w:t>
+            </w:r>
+            <w:proofErr w:type="spellStart"/>
+            <w:r>
+              <w:rPr>
+                <w:sz w:val="24"/>
+                <w:szCs w:val="24"/>
+              </w:rPr>
+              <w:t>openai</w:t>
+            </w:r>
+            <w:proofErr w:type="spellEnd"/>
+            <w:r>
+              <w:rPr>
+                <w:sz w:val="24"/>
+                <w:szCs w:val="24"/>
+              </w:rPr>
+              <w:t xml:space="preserve">/gpt-5.4-mini, and scores the answer with a RAGAS </w:t>
+            </w:r>
+            <w:proofErr w:type="spellStart"/>
+            <w:r>
+              <w:rPr>
+                <w:sz w:val="24"/>
+                <w:szCs w:val="24"/>
+              </w:rPr>
+              <w:t>DiscreteMetric</w:t>
+            </w:r>
+            <w:proofErr w:type="spellEnd"/>
+            <w:r>
+              <w:rPr>
+                <w:sz w:val="24"/>
+                <w:szCs w:val="24"/>
+              </w:rPr>
+              <w:t xml:space="preserve"> 'correctness' judge (pass/fail). It writes per-dataset results as CSV under ragas_experiments_3_1/experiments/, prints progress per question, and writes a run log to checkpoint_3_1_evaluation.log.</w:t>
+            </w:r>
+          </w:p>
+          <w:p>
+            <w:pPr>
+              <w:spacing w:after="40"/>
+            </w:pPr>
+            <w:r>
+              <w:rPr>
+                <w:b/>
+                <w:sz w:val="24"/>
+                <w:szCs w:val="24"/>
+              </w:rPr>
+              <w:t>Provider error encountered during testing (</w:t>
+            </w:r>
+            <w:proofErr w:type="spellStart"/>
+            <w:r>
+              <w:rPr>
+                <w:b/>
+                <w:sz w:val="24"/>
+                <w:szCs w:val="24"/>
+              </w:rPr>
+              <w:t>OpenRouter</w:t>
+            </w:r>
+            <w:proofErr w:type="spellEnd"/>
+            <w:r>
+              <w:rPr>
+                <w:b/>
+                <w:sz w:val="24"/>
+                <w:szCs w:val="24"/>
+              </w:rPr>
+              <w:t>)</w:t>
+            </w:r>
+          </w:p>
+          <w:p>
+            <w:pPr>
+              <w:spacing w:after="200"/>
+            </w:pPr>
+            <w:r>
+              <w:rPr>
+                <w:sz w:val="24"/>
+                <w:szCs w:val="24"/>
+              </w:rPr>
+              <w:t xml:space="preserve">During evaluation, some requests failed with an </w:t>
+            </w:r>
+            <w:proofErr w:type="spellStart"/>
+            <w:r>
+              <w:rPr>
+                <w:sz w:val="24"/>
+                <w:szCs w:val="24"/>
+              </w:rPr>
+              <w:t>OpenRouter</w:t>
+            </w:r>
+            <w:proofErr w:type="spellEnd"/>
+            <w:r>
+              <w:rPr>
+                <w:sz w:val="24"/>
+                <w:szCs w:val="24"/>
+              </w:rPr>
+              <w:t xml:space="preserve"> provider error: "You requested up to 65536 </w:t>
+            </w:r>
+            <w:proofErr w:type="gramStart"/>
+            <w:r>
+              <w:rPr>
+                <w:sz w:val="24"/>
+                <w:szCs w:val="24"/>
+              </w:rPr>
+              <w:t>tokens, but</w:t>
+            </w:r>
+            <w:proofErr w:type="gramEnd"/>
+            <w:r>
+              <w:rPr>
+                <w:sz w:val="24"/>
+                <w:szCs w:val="24"/>
+              </w:rPr>
+              <w:t xml:space="preserve"> can only afford 54757." This is a token-budget error, not a code bug: for those requests the prompt plus the requested max output tokens </w:t>
+            </w:r>
+            <w:r>
+              <w:rPr>
+                <w:b/>
+                <w:bCs/>
+                <w:sz w:val="24"/>
+                <w:szCs w:val="24"/>
+              </w:rPr>
+              <w:t>exceeded the room available</w:t>
+            </w:r>
+            <w:r>
+              <w:rPr>
+                <w:sz w:val="24"/>
+                <w:szCs w:val="24"/>
+              </w:rPr>
+              <w:t xml:space="preserve"> in the model's context window. In this pipeline the cause is that the hybrid retriever </w:t>
+            </w:r>
+            <w:r>
+              <w:rPr>
+                <w:b/>
+                <w:bCs/>
+                <w:sz w:val="24"/>
+                <w:szCs w:val="24"/>
+              </w:rPr>
+              <w:t>passes the full text</w:t>
+            </w:r>
+            <w:r>
+              <w:rPr>
+                <w:sz w:val="24"/>
+                <w:szCs w:val="24"/>
+              </w:rPr>
+              <w:t xml:space="preserve"> of the top 4 Wikipedia articles as context, and some articles are very long, so the input prompt inflates and collides with the output token budget. Mitigations are to truncate each retrieved article's text (e.g., a per-document character cap), reduce </w:t>
+            </w:r>
+            <w:proofErr w:type="gramStart"/>
+            <w:r>
+              <w:rPr>
+                <w:sz w:val="24"/>
+                <w:szCs w:val="24"/>
+              </w:rPr>
+              <w:t>Top-K</w:t>
+            </w:r>
+            <w:proofErr w:type="gramEnd"/>
+            <w:r>
+              <w:rPr>
+                <w:sz w:val="24"/>
+                <w:szCs w:val="24"/>
+              </w:rPr>
+              <w:t xml:space="preserve">, and keep the answer </w:t>
+            </w:r>
+            <w:proofErr w:type="spellStart"/>
+            <w:r>
+              <w:rPr>
+                <w:sz w:val="24"/>
+                <w:szCs w:val="24"/>
+              </w:rPr>
+              <w:t>max_tokens</w:t>
+            </w:r>
+            <w:proofErr w:type="spellEnd"/>
+            <w:r>
+              <w:rPr>
+                <w:sz w:val="24"/>
+                <w:szCs w:val="24"/>
+              </w:rPr>
+              <w:t xml:space="preserve"> modest. This error affected throughput on long-article questions rather than the correctness of answers that did return, and it is noted as an operational constraint of the baseline run.</w:t>
+            </w:r>
+          </w:p>
+        </w:tc>
+      </w:tr>
+    </w:tbl>
+    <w:p/>
+    <w:p/>
+    <w:p/>
+    <w:p/>
+    <w:p/>
+    <w:p/>
+    <w:p/>
+    <w:p/>
+    <w:p/>
+    <w:p/>
+    <w:p>
+      <w:pPr>
+        <w:pStyle w:val="Heading1"/>
+        <w:spacing w:before="240"/>
+      </w:pPr>
+      <w:r>
+        <w:lastRenderedPageBreak/>
+        <w:t>Step 4. Baseline Results</w:t>
+      </w:r>
+    </w:p>
+    <w:p>
+      <w:r>
+        <w:t>Present the baseline performance results from your evaluation.</w:t>
+      </w:r>
+    </w:p>
+    <w:p>
+      <w:pPr>
+        <w:numPr>
+          <w:ilvl w:val="0"/>
+          <w:numId w:val="4"/>
+        </w:numPr>
+        <w:pBdr>
+          <w:top w:val="nil"/>
+          <w:left w:val="nil"/>
+          <w:bottom w:val="nil"/>
+          <w:right w:val="nil"/>
+          <w:between w:val="nil"/>
+        </w:pBdr>
+        <w:spacing w:after="0"/>
+        <w:rPr>
+          <w:sz w:val="24"/>
+          <w:szCs w:val="24"/>
+        </w:rPr>
+      </w:pPr>
+      <w:r>
+        <w:rPr>
+          <w:rFonts w:eastAsia="Aptos"/>
+          <w:color w:val="000000"/>
+          <w:sz w:val="24"/>
+          <w:szCs w:val="24"/>
+        </w:rPr>
+        <w:t>Include scores or findings across your selected metrics.</w:t>
+      </w:r>
+      <w:r>
+        <w:rPr>
+          <w:rFonts w:eastAsia="Aptos"/>
+          <w:color w:val="000000"/>
+          <w:sz w:val="24"/>
+          <w:szCs w:val="24"/>
+        </w:rPr>
+        <w:t xml:space="preserve"> </w:t>
+      </w:r>
+      <w:r>
+        <w:rPr>
+          <w:rFonts w:eastAsia="Aptos"/>
+          <w:color w:val="000000"/>
+          <w:sz w:val="24"/>
+          <w:szCs w:val="24"/>
+        </w:rPr>
+        <w:t>Note any surprising, inconsistent, or difficult-to-interpret results.</w:t>
+      </w:r>
+    </w:p>
+    <w:p>
+      <w:pPr>
+        <w:numPr>
+          <w:ilvl w:val="0"/>
+          <w:numId w:val="4"/>
+        </w:numPr>
+        <w:pBdr>
+          <w:top w:val="nil"/>
+          <w:left w:val="nil"/>
+          <w:bottom w:val="nil"/>
+          <w:right w:val="nil"/>
+          <w:between w:val="nil"/>
+        </w:pBdr>
+        <w:spacing w:after="0"/>
+        <w:rPr>
+          <w:sz w:val="24"/>
+          <w:szCs w:val="24"/>
+        </w:rPr>
+      </w:pPr>
+      <w:r>
+        <w:rPr>
+          <w:rFonts w:eastAsia="Aptos"/>
+          <w:color w:val="000000"/>
+          <w:sz w:val="24"/>
+          <w:szCs w:val="24"/>
+        </w:rPr>
+        <w:t>Provide at least two concrete examples of system outputs.</w:t>
+      </w:r>
+    </w:p>
+    <w:p>
+      <w:pPr>
+        <w:numPr>
+          <w:ilvl w:val="0"/>
+          <w:numId w:val="4"/>
+        </w:numPr>
+        <w:pBdr>
+          <w:top w:val="nil"/>
+          <w:left w:val="nil"/>
+          <w:bottom w:val="nil"/>
+          <w:right w:val="nil"/>
+          <w:between w:val="nil"/>
+        </w:pBdr>
+        <w:spacing w:after="200"/>
+        <w:rPr>
+          <w:sz w:val="24"/>
+          <w:szCs w:val="24"/>
+        </w:rPr>
+      </w:pPr>
+      <w:r>
+        <w:rPr>
+          <w:rFonts w:eastAsia="Aptos"/>
+          <w:color w:val="000000"/>
+          <w:sz w:val="24"/>
+          <w:szCs w:val="24"/>
+        </w:rPr>
+        <w:t>Use output logs, screenshots, metric reports, or summaries as supporting evidence.</w:t>
+      </w:r>
+    </w:p>
+    <w:tbl>
+      <w:tblPr>
+        <w:tblW w:w="10080" w:type="dxa"/>
+        <w:jc w:val="center"/>
+        <w:tblLayout w:type="fixed"/>
+        <w:tblLook w:val="0400" w:firstRow="0" w:lastRow="0" w:firstColumn="0" w:lastColumn="0" w:noHBand="0" w:noVBand="1"/>
+      </w:tblPr>
+      <w:tblGrid>
+        <w:gridCol w:w="10080"/>
+      </w:tblGrid>
+      <w:tr>
+        <w:trPr>
+          <w:jc w:val="center"/>
+        </w:trPr>
+        <w:tc>
+          <w:tcPr>
+            <w:tcW w:w="10080" w:type="dxa"/>
+            <w:tcBorders>
+              <w:top w:val="single" w:sz="6" w:space="0" w:color="BFBFBF"/>
+              <w:left w:val="single" w:sz="6" w:space="0" w:color="BFBFBF"/>
+              <w:bottom w:val="single" w:sz="6" w:space="0" w:color="BFBFBF"/>
+              <w:right w:val="single" w:sz="6" w:space="0" w:color="BFBFBF"/>
+            </w:tcBorders>
+            <w:shd w:val="clear" w:color="auto" w:fill="F2F2F2"/>
+          </w:tcPr>
+          <w:p>
+            <w:pPr>
+              <w:rPr>
+                <w:sz w:val="24"/>
+                <w:szCs w:val="24"/>
+              </w:rPr>
+            </w:pPr>
+            <w:r>
+              <w:rPr>
+                <w:b/>
+                <w:bCs/>
+                <w:sz w:val="24"/>
+                <w:szCs w:val="24"/>
+              </w:rPr>
+              <w:t>Summary of baseline evaluation results</w:t>
+            </w:r>
+          </w:p>
+        </w:tc>
+      </w:tr>
+      <w:tr>
+        <w:trPr>
+          <w:jc w:val="center"/>
+        </w:trPr>
+        <w:tc>
+          <w:tcPr>
+            <w:tcW w:w="10080" w:type="dxa"/>
+            <w:tcBorders>
+              <w:top w:val="single" w:sz="6" w:space="0" w:color="BFBFBF"/>
+              <w:left w:val="single" w:sz="6" w:space="0" w:color="BFBFBF"/>
+              <w:bottom w:val="single" w:sz="6" w:space="0" w:color="BFBFBF"/>
+              <w:right w:val="single" w:sz="6" w:space="0" w:color="BFBFBF"/>
+            </w:tcBorders>
+          </w:tcPr>
+          <w:p>
+            <w:pPr>
+              <w:spacing w:after="200"/>
+            </w:pPr>
+            <w:r>
+              <w:rPr>
+                <w:sz w:val="24"/>
+                <w:szCs w:val="24"/>
+              </w:rPr>
+              <w:t xml:space="preserve">In my baseline run I scored ORIGINALS 97/100 (97%) and PARAPHRASES 179/182 (98%); delta = +1%. The near-identical pass rates tell me </w:t>
+            </w:r>
+            <w:r>
+              <w:rPr>
+                <w:sz w:val="24"/>
+                <w:szCs w:val="24"/>
+                <w:u w:val="single"/>
+              </w:rPr>
+              <w:t xml:space="preserve">the hybrid retriever is robust to </w:t>
+            </w:r>
+            <w:proofErr w:type="gramStart"/>
+            <w:r>
+              <w:rPr>
+                <w:sz w:val="24"/>
+                <w:szCs w:val="24"/>
+                <w:u w:val="single"/>
+              </w:rPr>
+              <w:t>rephrasing</w:t>
+            </w:r>
+            <w:proofErr w:type="gramEnd"/>
+            <w:r>
+              <w:rPr>
+                <w:sz w:val="24"/>
+                <w:szCs w:val="24"/>
+                <w:u w:val="single"/>
+              </w:rPr>
+              <w:t xml:space="preserve"> on this test set: paraphrasing did not degrade my performance</w:t>
+            </w:r>
+            <w:r>
+              <w:rPr>
+                <w:sz w:val="24"/>
+                <w:szCs w:val="24"/>
+              </w:rPr>
+              <w:t>. Only 3 of 100 originals failed, all on questions requiring a specific numeric or enumerated fact that was outside the retrieved lead context. (Note: the paraphrase set reflects the rows scored in that run; a later re-run recorded 0/0 because the split produced no rows after a path change, which I corrected.)</w:t>
+            </w:r>
+          </w:p>
+        </w:tc>
+      </w:tr>
+    </w:tbl>
+    <w:p>
+      <w:pPr>
+        <w:rPr>
+          <w:sz w:val="24"/>
+          <w:szCs w:val="24"/>
+        </w:rPr>
+      </w:pPr>
+    </w:p>
+    <w:tbl>
+      <w:tblPr>
+        <w:tblW w:w="10080" w:type="dxa"/>
+        <w:jc w:val="center"/>
+        <w:tblLayout w:type="fixed"/>
+        <w:tblLook w:val="0400" w:firstRow="0" w:lastRow="0" w:firstColumn="0" w:lastColumn="0" w:noHBand="0" w:noVBand="1"/>
+      </w:tblPr>
+      <w:tblGrid>
+        <w:gridCol w:w="10080"/>
+      </w:tblGrid>
+      <w:tr>
+        <w:trPr>
+          <w:jc w:val="center"/>
+        </w:trPr>
+        <w:tc>
+          <w:tcPr>
+            <w:tcW w:w="10080" w:type="dxa"/>
+            <w:tcBorders>
+              <w:top w:val="single" w:sz="6" w:space="0" w:color="BFBFBF"/>
+              <w:left w:val="single" w:sz="6" w:space="0" w:color="BFBFBF"/>
+              <w:bottom w:val="single" w:sz="6" w:space="0" w:color="BFBFBF"/>
+              <w:right w:val="single" w:sz="6" w:space="0" w:color="BFBFBF"/>
+            </w:tcBorders>
+            <w:shd w:val="clear" w:color="auto" w:fill="F2F2F2"/>
+          </w:tcPr>
+          <w:p>
+            <w:pPr>
+              <w:rPr>
+                <w:sz w:val="24"/>
+                <w:szCs w:val="24"/>
+              </w:rPr>
+            </w:pPr>
+            <w:r>
+              <w:rPr>
+                <w:b/>
+                <w:bCs/>
+                <w:sz w:val="24"/>
+                <w:szCs w:val="24"/>
+              </w:rPr>
+              <w:t xml:space="preserve">Example 1: </w:t>
+            </w:r>
+            <w:r>
+              <w:rPr>
+                <w:b/>
+                <w:bCs/>
+                <w:sz w:val="24"/>
+                <w:szCs w:val="24"/>
+              </w:rPr>
+              <w:t>Q</w:t>
+            </w:r>
+            <w:r>
+              <w:rPr>
+                <w:b/>
+                <w:bCs/>
+                <w:sz w:val="24"/>
+                <w:szCs w:val="24"/>
+              </w:rPr>
+              <w:t>uery, system output, and result</w:t>
+            </w:r>
+          </w:p>
+        </w:tc>
+      </w:tr>
+      <w:tr>
+        <w:trPr>
+          <w:jc w:val="center"/>
+        </w:trPr>
+        <w:tc>
+          <w:tcPr>
+            <w:tcW w:w="10080" w:type="dxa"/>
+            <w:tcBorders>
+              <w:top w:val="single" w:sz="6" w:space="0" w:color="BFBFBF"/>
+              <w:left w:val="single" w:sz="6" w:space="0" w:color="BFBFBF"/>
+              <w:bottom w:val="single" w:sz="6" w:space="0" w:color="BFBFBF"/>
+              <w:right w:val="single" w:sz="6" w:space="0" w:color="BFBFBF"/>
+            </w:tcBorders>
+          </w:tcPr>
+          <w:p>
+            <w:pPr>
+              <w:spacing w:after="200"/>
+              <w:rPr>
+                <w:sz w:val="24"/>
+                <w:szCs w:val="24"/>
+              </w:rPr>
+            </w:pPr>
+            <w:r>
+              <w:rPr>
+                <w:b/>
+                <w:bCs/>
+                <w:sz w:val="24"/>
+                <w:szCs w:val="24"/>
+              </w:rPr>
+              <w:t>Query</w:t>
+            </w:r>
+            <w:r>
+              <w:rPr>
+                <w:sz w:val="24"/>
+                <w:szCs w:val="24"/>
+              </w:rPr>
+              <w:t xml:space="preserve">: "What injury caused Ben Darwin to retire from rugby, and in which match did it happen?"  </w:t>
+            </w:r>
+            <w:r>
+              <w:rPr>
+                <w:b/>
+                <w:bCs/>
+                <w:sz w:val="24"/>
+                <w:szCs w:val="24"/>
+              </w:rPr>
+              <w:t>Output</w:t>
+            </w:r>
+            <w:r>
+              <w:rPr>
+                <w:sz w:val="24"/>
+                <w:szCs w:val="24"/>
+              </w:rPr>
+              <w:t xml:space="preserve">: "Ben Darwin retired because he 'sustained a neck injury' that 'forced him to retire from rugby.' It happened during 'the Wallabies' World Cup semi-final win against the All Blacks.'"  </w:t>
+            </w:r>
+          </w:p>
+          <w:p>
+            <w:pPr>
+              <w:spacing w:after="200"/>
+            </w:pPr>
+            <w:r>
+              <w:rPr>
+                <w:b/>
+                <w:bCs/>
+                <w:sz w:val="24"/>
+                <w:szCs w:val="24"/>
+              </w:rPr>
+              <w:t>Result</w:t>
+            </w:r>
+            <w:r>
+              <w:rPr>
+                <w:sz w:val="24"/>
+                <w:szCs w:val="24"/>
+              </w:rPr>
+              <w:t>: PASS -- correct, grounded, and quoted from the source.</w:t>
+            </w:r>
+          </w:p>
+        </w:tc>
+      </w:tr>
+    </w:tbl>
+    <w:p>
+      <w:pPr>
+        <w:rPr>
+          <w:sz w:val="24"/>
+          <w:szCs w:val="24"/>
+        </w:rPr>
+      </w:pPr>
+    </w:p>
+    <w:tbl>
+      <w:tblPr>
+        <w:tblW w:w="10080" w:type="dxa"/>
+        <w:jc w:val="center"/>
+        <w:tblLayout w:type="fixed"/>
+        <w:tblLook w:val="0400" w:firstRow="0" w:lastRow="0" w:firstColumn="0" w:lastColumn="0" w:noHBand="0" w:noVBand="1"/>
+      </w:tblPr>
+      <w:tblGrid>
+        <w:gridCol w:w="10080"/>
+      </w:tblGrid>
+      <w:tr>
+        <w:trPr>
+          <w:jc w:val="center"/>
+        </w:trPr>
+        <w:tc>
+          <w:tcPr>
+            <w:tcW w:w="10080" w:type="dxa"/>
+            <w:tcBorders>
+              <w:top w:val="single" w:sz="6" w:space="0" w:color="BFBFBF"/>
+              <w:left w:val="single" w:sz="6" w:space="0" w:color="BFBFBF"/>
+              <w:bottom w:val="single" w:sz="6" w:space="0" w:color="BFBFBF"/>
+              <w:right w:val="single" w:sz="6" w:space="0" w:color="BFBFBF"/>
+            </w:tcBorders>
+            <w:shd w:val="clear" w:color="auto" w:fill="F2F2F2"/>
+          </w:tcPr>
+          <w:p>
+            <w:pPr>
+              <w:rPr>
+                <w:sz w:val="24"/>
+                <w:szCs w:val="24"/>
+              </w:rPr>
+            </w:pPr>
+            <w:r>
+              <w:rPr>
+                <w:b/>
+                <w:bCs/>
+                <w:sz w:val="24"/>
+                <w:szCs w:val="24"/>
+              </w:rPr>
+              <w:t xml:space="preserve">Example 2: </w:t>
+            </w:r>
+            <w:r>
+              <w:rPr>
+                <w:b/>
+                <w:bCs/>
+                <w:sz w:val="24"/>
+                <w:szCs w:val="24"/>
+              </w:rPr>
+              <w:t>Q</w:t>
+            </w:r>
+            <w:r>
+              <w:rPr>
+                <w:b/>
+                <w:bCs/>
+                <w:sz w:val="24"/>
+                <w:szCs w:val="24"/>
+              </w:rPr>
+              <w:t>uery, system output, and result</w:t>
+            </w:r>
+          </w:p>
+        </w:tc>
+      </w:tr>
+      <w:tr>
+        <w:trPr>
+          <w:jc w:val="center"/>
+        </w:trPr>
+        <w:tc>
+          <w:tcPr>
+            <w:tcW w:w="10080" w:type="dxa"/>
+            <w:tcBorders>
+              <w:top w:val="single" w:sz="6" w:space="0" w:color="BFBFBF"/>
+              <w:left w:val="single" w:sz="6" w:space="0" w:color="BFBFBF"/>
+              <w:bottom w:val="single" w:sz="6" w:space="0" w:color="BFBFBF"/>
+              <w:right w:val="single" w:sz="6" w:space="0" w:color="BFBFBF"/>
+            </w:tcBorders>
+          </w:tcPr>
+          <w:p>
+            <w:pPr>
+              <w:spacing w:after="200"/>
+              <w:rPr>
+                <w:sz w:val="24"/>
+                <w:szCs w:val="24"/>
+              </w:rPr>
+            </w:pPr>
+            <w:r>
+              <w:rPr>
+                <w:b/>
+                <w:bCs/>
+                <w:sz w:val="24"/>
+                <w:szCs w:val="24"/>
+              </w:rPr>
+              <w:t>Query</w:t>
+            </w:r>
+            <w:r>
+              <w:rPr>
+                <w:sz w:val="24"/>
+                <w:szCs w:val="24"/>
+              </w:rPr>
+              <w:t xml:space="preserve">: "What is the land area of Auckland Island, and what UNESCO designation does it have?"  </w:t>
+            </w:r>
+            <w:r>
+              <w:rPr>
+                <w:b/>
+                <w:bCs/>
+                <w:sz w:val="24"/>
+                <w:szCs w:val="24"/>
+              </w:rPr>
+              <w:t>Output</w:t>
+            </w:r>
+            <w:r>
+              <w:rPr>
+                <w:sz w:val="24"/>
+                <w:szCs w:val="24"/>
+              </w:rPr>
+              <w:t>: "Auckland Island has a land area of about 442.5 km2 (170.9 sq mi). It is 'inscribed in the UNESCO World Heritage list together with the other New Zealand Subantarctic Islands.'"</w:t>
+            </w:r>
+          </w:p>
+          <w:p>
+            <w:pPr>
+              <w:spacing w:after="200"/>
+            </w:pPr>
+            <w:r>
+              <w:rPr>
+                <w:b/>
+                <w:bCs/>
+                <w:sz w:val="24"/>
+                <w:szCs w:val="24"/>
+              </w:rPr>
+              <w:t>Result</w:t>
+            </w:r>
+            <w:r>
+              <w:rPr>
+                <w:sz w:val="24"/>
+                <w:szCs w:val="24"/>
+              </w:rPr>
+              <w:t>: PASS -- both facts correct and directly quoted.</w:t>
+            </w:r>
+          </w:p>
+        </w:tc>
+      </w:tr>
+    </w:tbl>
+    <w:p>
+      <w:pPr>
+        <w:rPr>
+          <w:sz w:val="24"/>
+          <w:szCs w:val="24"/>
+        </w:rPr>
+      </w:pPr>
+    </w:p>
+    <w:p>
+      <w:pPr>
+        <w:rPr>
+          <w:sz w:val="24"/>
+          <w:szCs w:val="24"/>
+        </w:rPr>
+      </w:pPr>
+    </w:p>
+    <w:p>
+      <w:pPr>
+        <w:rPr>
+          <w:sz w:val="24"/>
+          <w:szCs w:val="24"/>
+        </w:rPr>
+      </w:pPr>
+    </w:p>
+    <w:p>
+      <w:pPr>
+        <w:rPr>
+          <w:sz w:val="24"/>
+          <w:szCs w:val="24"/>
+        </w:rPr>
+      </w:pPr>
+    </w:p>
+    <w:tbl>
+      <w:tblPr>
+        <w:tblW w:w="10080" w:type="dxa"/>
+        <w:jc w:val="center"/>
+        <w:tblLayout w:type="fixed"/>
+        <w:tblLook w:val="0400" w:firstRow="0" w:lastRow="0" w:firstColumn="0" w:lastColumn="0" w:noHBand="0" w:noVBand="1"/>
+      </w:tblPr>
+      <w:tblGrid>
+        <w:gridCol w:w="10080"/>
+      </w:tblGrid>
+      <w:tr>
+        <w:trPr>
+          <w:jc w:val="center"/>
+        </w:trPr>
+        <w:tc>
+          <w:tcPr>
+            <w:tcW w:w="10080" w:type="dxa"/>
+            <w:tcBorders>
+              <w:top w:val="single" w:sz="6" w:space="0" w:color="BFBFBF"/>
+              <w:left w:val="single" w:sz="6" w:space="0" w:color="BFBFBF"/>
+              <w:bottom w:val="single" w:sz="6" w:space="0" w:color="BFBFBF"/>
+              <w:right w:val="single" w:sz="6" w:space="0" w:color="BFBFBF"/>
+            </w:tcBorders>
+            <w:shd w:val="clear" w:color="auto" w:fill="F2F2F2"/>
+          </w:tcPr>
+          <w:p>
+            <w:pPr>
+              <w:rPr>
+                <w:sz w:val="24"/>
+                <w:szCs w:val="24"/>
+              </w:rPr>
+            </w:pPr>
+            <w:r>
+              <w:rPr>
+                <w:b/>
+                <w:bCs/>
+                <w:sz w:val="24"/>
+                <w:szCs w:val="24"/>
+              </w:rPr>
+              <w:t xml:space="preserve">Example 3: </w:t>
+            </w:r>
+            <w:r>
+              <w:rPr>
+                <w:b/>
+                <w:bCs/>
+                <w:sz w:val="24"/>
+                <w:szCs w:val="24"/>
+              </w:rPr>
+              <w:t>Q</w:t>
+            </w:r>
+            <w:r>
+              <w:rPr>
+                <w:b/>
+                <w:bCs/>
+                <w:sz w:val="24"/>
+                <w:szCs w:val="24"/>
+              </w:rPr>
+              <w:t>uery, system output, and result, if applicable</w:t>
+            </w:r>
+          </w:p>
+        </w:tc>
+      </w:tr>
+      <w:tr>
+        <w:trPr>
+          <w:jc w:val="center"/>
+        </w:trPr>
+        <w:tc>
+          <w:tcPr>
+            <w:tcW w:w="10080" w:type="dxa"/>
+            <w:tcBorders>
+              <w:top w:val="single" w:sz="6" w:space="0" w:color="BFBFBF"/>
+              <w:left w:val="single" w:sz="6" w:space="0" w:color="BFBFBF"/>
+              <w:bottom w:val="single" w:sz="6" w:space="0" w:color="BFBFBF"/>
+              <w:right w:val="single" w:sz="6" w:space="0" w:color="BFBFBF"/>
+            </w:tcBorders>
+          </w:tcPr>
+          <w:p>
+            <w:pPr>
+              <w:spacing w:after="0"/>
+              <w:rPr>
+                <w:sz w:val="24"/>
+                <w:szCs w:val="24"/>
+              </w:rPr>
+            </w:pPr>
+            <w:r>
+              <w:rPr>
+                <w:b/>
+                <w:bCs/>
+                <w:sz w:val="24"/>
+                <w:szCs w:val="24"/>
+              </w:rPr>
+              <w:t>Query</w:t>
+            </w:r>
+            <w:r>
+              <w:rPr>
+                <w:sz w:val="24"/>
+                <w:szCs w:val="24"/>
+              </w:rPr>
+              <w:t xml:space="preserve">: "According to the article, who was the first </w:t>
+            </w:r>
+            <w:proofErr w:type="spellStart"/>
+            <w:r>
+              <w:rPr>
+                <w:sz w:val="24"/>
+                <w:szCs w:val="24"/>
+              </w:rPr>
+              <w:t>first</w:t>
+            </w:r>
+            <w:proofErr w:type="spellEnd"/>
+            <w:r>
+              <w:rPr>
+                <w:sz w:val="24"/>
+                <w:szCs w:val="24"/>
+              </w:rPr>
+              <w:t xml:space="preserve"> lady of the United States, and how many total first ladies have there been?"</w:t>
+            </w:r>
+          </w:p>
+          <w:p>
+            <w:pPr>
+              <w:spacing w:after="0"/>
+              <w:rPr>
+                <w:sz w:val="24"/>
+                <w:szCs w:val="24"/>
+              </w:rPr>
+            </w:pPr>
+            <w:r>
+              <w:rPr>
+                <w:b/>
+                <w:bCs/>
+                <w:sz w:val="24"/>
+                <w:szCs w:val="24"/>
+              </w:rPr>
+              <w:t>Output</w:t>
+            </w:r>
+            <w:r>
+              <w:rPr>
+                <w:sz w:val="24"/>
+                <w:szCs w:val="24"/>
+              </w:rPr>
+              <w:t xml:space="preserve">: correctly named Martha Washington as the first </w:t>
+            </w:r>
+            <w:proofErr w:type="spellStart"/>
+            <w:r>
+              <w:rPr>
+                <w:sz w:val="24"/>
+                <w:szCs w:val="24"/>
+              </w:rPr>
+              <w:t>first</w:t>
+            </w:r>
+            <w:proofErr w:type="spellEnd"/>
+            <w:r>
+              <w:rPr>
+                <w:sz w:val="24"/>
+                <w:szCs w:val="24"/>
+              </w:rPr>
+              <w:t xml:space="preserve"> lady but could not confirm the required total (54).</w:t>
+            </w:r>
+          </w:p>
+          <w:p>
+            <w:pPr>
+              <w:spacing w:after="0"/>
+              <w:rPr>
+                <w:sz w:val="24"/>
+                <w:szCs w:val="24"/>
+              </w:rPr>
+            </w:pPr>
+          </w:p>
+          <w:p>
+            <w:pPr>
+              <w:spacing w:after="0"/>
+            </w:pPr>
+            <w:r>
+              <w:rPr>
+                <w:b/>
+                <w:bCs/>
+                <w:sz w:val="24"/>
+                <w:szCs w:val="24"/>
+              </w:rPr>
+              <w:t>Result</w:t>
+            </w:r>
+            <w:r>
+              <w:rPr>
+                <w:sz w:val="24"/>
+                <w:szCs w:val="24"/>
+              </w:rPr>
+              <w:t>: FAIL -- the grading notes required both the name AND the count of 54; the retrieved context supported the name but not the exact total, so the answer missed a required point.</w:t>
+            </w:r>
+          </w:p>
+        </w:tc>
+      </w:tr>
+    </w:tbl>
+    <w:p>
+      <w:pPr>
+        <w:pStyle w:val="Heading1"/>
+        <w:spacing w:before="240"/>
+      </w:pPr>
+    </w:p>
+    <w:p>
+      <w:pPr>
+        <w:pStyle w:val="Heading1"/>
+        <w:spacing w:before="240"/>
+      </w:pPr>
+    </w:p>
+    <w:p>
+      <w:pPr>
+        <w:pStyle w:val="Heading1"/>
+        <w:spacing w:before="240"/>
+      </w:pPr>
+    </w:p>
+    <w:p>
+      <w:pPr>
+        <w:pStyle w:val="Heading1"/>
+        <w:spacing w:before="240"/>
+      </w:pPr>
+    </w:p>
+    <w:p>
+      <w:pPr>
+        <w:pStyle w:val="Heading1"/>
+        <w:spacing w:before="240"/>
+      </w:pPr>
+    </w:p>
+    <w:p>
+      <w:pPr>
+        <w:pStyle w:val="Heading1"/>
+        <w:spacing w:before="240"/>
+      </w:pPr>
+    </w:p>
+    <w:p>
+      <w:pPr>
+        <w:pStyle w:val="Heading1"/>
+        <w:spacing w:before="240"/>
+      </w:pPr>
+    </w:p>
+    <w:p>
+      <w:pPr>
+        <w:pStyle w:val="Heading1"/>
+        <w:spacing w:before="240"/>
+      </w:pPr>
+    </w:p>
+    <w:p>
+      <w:pPr>
+        <w:pStyle w:val="Heading1"/>
+        <w:spacing w:before="240"/>
+      </w:pPr>
+    </w:p>
+    <w:p>
+      <w:pPr>
+        <w:pStyle w:val="Heading1"/>
+        <w:spacing w:before="240"/>
+      </w:pPr>
+    </w:p>
+    <w:p>
+      <w:pPr>
+        <w:pStyle w:val="Heading1"/>
+        <w:spacing w:before="240"/>
+      </w:pPr>
+    </w:p>
+    <w:p>
+      <w:pPr>
+        <w:pStyle w:val="Heading1"/>
+        <w:spacing w:before="240"/>
+      </w:pPr>
+    </w:p>
+    <w:p>
+      <w:pPr>
+        <w:pStyle w:val="Heading1"/>
+        <w:spacing w:before="240"/>
+      </w:pPr>
+    </w:p>
+    <w:p>
+      <w:pPr>
+        <w:pStyle w:val="Heading1"/>
+        <w:spacing w:before="240"/>
+      </w:pPr>
+      <w:r>
+        <w:lastRenderedPageBreak/>
+        <w:t>Step 5. Performance Analysis</w:t>
+      </w:r>
+    </w:p>
+    <w:p>
+      <w:r>
+        <w:t>Analyze what the baseline results reveal about your system.</w:t>
+      </w:r>
+    </w:p>
+    <w:p>
+      <w:pPr>
+        <w:numPr>
+          <w:ilvl w:val="0"/>
+          <w:numId w:val="4"/>
+        </w:numPr>
+        <w:pBdr>
+          <w:top w:val="nil"/>
+          <w:left w:val="nil"/>
+          <w:bottom w:val="nil"/>
+          <w:right w:val="nil"/>
+          <w:between w:val="nil"/>
+        </w:pBdr>
+        <w:spacing w:after="0"/>
+        <w:rPr>
+          <w:sz w:val="24"/>
+          <w:szCs w:val="24"/>
+        </w:rPr>
+      </w:pPr>
+      <w:r>
+        <w:rPr>
+          <w:rFonts w:eastAsia="Aptos"/>
+          <w:color w:val="000000"/>
+          <w:sz w:val="24"/>
+          <w:szCs w:val="24"/>
+        </w:rPr>
+        <w:t>Identify meaningful strengths and weaknesses.</w:t>
+      </w:r>
+    </w:p>
+    <w:p>
+      <w:pPr>
+        <w:pStyle w:val="ListParagraph"/>
+        <w:numPr>
+          <w:ilvl w:val="0"/>
+          <w:numId w:val="4"/>
+        </w:numPr>
+        <w:rPr>
+          <w:rFonts w:eastAsia="Aptos"/>
+          <w:color w:val="000000"/>
+          <w:sz w:val="24"/>
+          <w:szCs w:val="24"/>
+        </w:rPr>
+      </w:pPr>
+      <w:r>
+        <w:rPr>
+          <w:rFonts w:eastAsia="Aptos"/>
+          <w:color w:val="000000"/>
+          <w:sz w:val="24"/>
+          <w:szCs w:val="24"/>
+        </w:rPr>
+        <w:t>Explain likely causes of failure, such as retrieval gaps, poor ranking, insufficient context, weak query handling, generation limitations, or other factors relevant to your scenario.</w:t>
+      </w:r>
+    </w:p>
+    <w:p>
+      <w:pPr>
+        <w:pStyle w:val="ListParagraph"/>
+        <w:numPr>
+          <w:ilvl w:val="0"/>
+          <w:numId w:val="4"/>
+        </w:numPr>
+        <w:rPr>
+          <w:rFonts w:eastAsia="Aptos"/>
+          <w:color w:val="000000"/>
+          <w:sz w:val="24"/>
+          <w:szCs w:val="24"/>
+        </w:rPr>
+      </w:pPr>
+      <w:r>
+        <w:rPr>
+          <w:rFonts w:eastAsia="Aptos"/>
+          <w:color w:val="000000"/>
+          <w:sz w:val="24"/>
+          <w:szCs w:val="24"/>
+        </w:rPr>
+        <w:t>Connect your analysis to the evidence presented in Step 4.</w:t>
+      </w:r>
+    </w:p>
+    <w:tbl>
+      <w:tblPr>
+        <w:tblW w:w="10080" w:type="dxa"/>
+        <w:jc w:val="center"/>
+        <w:tblLayout w:type="fixed"/>
+        <w:tblLook w:val="0400" w:firstRow="0" w:lastRow="0" w:firstColumn="0" w:lastColumn="0" w:noHBand="0" w:noVBand="1"/>
+      </w:tblPr>
+      <w:tblGrid>
+        <w:gridCol w:w="10080"/>
+      </w:tblGrid>
+      <w:tr>
+        <w:trPr>
+          <w:jc w:val="center"/>
+        </w:trPr>
+        <w:tc>
+          <w:tcPr>
+            <w:tcW w:w="10080" w:type="dxa"/>
+            <w:tcBorders>
+              <w:top w:val="single" w:sz="6" w:space="0" w:color="BFBFBF"/>
+              <w:left w:val="single" w:sz="6" w:space="0" w:color="BFBFBF"/>
+              <w:bottom w:val="single" w:sz="6" w:space="0" w:color="BFBFBF"/>
+              <w:right w:val="single" w:sz="6" w:space="0" w:color="BFBFBF"/>
+            </w:tcBorders>
+            <w:shd w:val="clear" w:color="auto" w:fill="F2F2F2"/>
+          </w:tcPr>
+          <w:p>
+            <w:pPr>
+              <w:rPr>
+                <w:sz w:val="24"/>
+                <w:szCs w:val="24"/>
+              </w:rPr>
+            </w:pPr>
+            <w:r>
+              <w:rPr>
+                <w:b/>
+                <w:bCs/>
+                <w:sz w:val="24"/>
+                <w:szCs w:val="24"/>
+              </w:rPr>
+              <w:t>Key system strengths</w:t>
+            </w:r>
+          </w:p>
+        </w:tc>
+      </w:tr>
+      <w:tr>
+        <w:trPr>
+          <w:jc w:val="center"/>
+        </w:trPr>
+        <w:tc>
+          <w:tcPr>
+            <w:tcW w:w="10080" w:type="dxa"/>
+            <w:tcBorders>
+              <w:top w:val="single" w:sz="6" w:space="0" w:color="BFBFBF"/>
+              <w:left w:val="single" w:sz="6" w:space="0" w:color="BFBFBF"/>
+              <w:bottom w:val="single" w:sz="6" w:space="0" w:color="BFBFBF"/>
+              <w:right w:val="single" w:sz="6" w:space="0" w:color="BFBFBF"/>
+            </w:tcBorders>
+          </w:tcPr>
+          <w:p>
+            <w:pPr>
+              <w:spacing w:after="200"/>
+            </w:pPr>
+            <w:r>
+              <w:rPr>
+                <w:sz w:val="24"/>
+                <w:szCs w:val="24"/>
+              </w:rPr>
+              <w:t xml:space="preserve">I see high baseline correctness (97-98%) on grounded questions, strong quoting behavior that supports my trust/verification goal, and excellent robustness to rephrasing (my paraphrases scored as well as the originals). My hybrid design handles both keyword-heavy queries (BM25) and </w:t>
+            </w:r>
+            <w:proofErr w:type="gramStart"/>
+            <w:r>
+              <w:rPr>
+                <w:sz w:val="24"/>
+                <w:szCs w:val="24"/>
+              </w:rPr>
+              <w:t>semantically-worded</w:t>
+            </w:r>
+            <w:proofErr w:type="gramEnd"/>
+            <w:r>
+              <w:rPr>
+                <w:sz w:val="24"/>
+                <w:szCs w:val="24"/>
+              </w:rPr>
+              <w:t xml:space="preserve"> queries (vector), so questions phrased differently from the article text still retrieve the right document.</w:t>
+            </w:r>
+          </w:p>
+        </w:tc>
+      </w:tr>
+    </w:tbl>
+    <w:p>
+      <w:pPr>
+        <w:rPr>
+          <w:sz w:val="24"/>
+          <w:szCs w:val="24"/>
+        </w:rPr>
+      </w:pPr>
+    </w:p>
+    <w:tbl>
+      <w:tblPr>
+        <w:tblW w:w="10080" w:type="dxa"/>
+        <w:jc w:val="center"/>
+        <w:tblLayout w:type="fixed"/>
+        <w:tblLook w:val="0400" w:firstRow="0" w:lastRow="0" w:firstColumn="0" w:lastColumn="0" w:noHBand="0" w:noVBand="1"/>
+      </w:tblPr>
+      <w:tblGrid>
+        <w:gridCol w:w="10080"/>
+      </w:tblGrid>
+      <w:tr>
+        <w:trPr>
+          <w:jc w:val="center"/>
+        </w:trPr>
+        <w:tc>
+          <w:tcPr>
+            <w:tcW w:w="10080" w:type="dxa"/>
+            <w:tcBorders>
+              <w:top w:val="single" w:sz="6" w:space="0" w:color="BFBFBF"/>
+              <w:left w:val="single" w:sz="6" w:space="0" w:color="BFBFBF"/>
+              <w:bottom w:val="single" w:sz="6" w:space="0" w:color="BFBFBF"/>
+              <w:right w:val="single" w:sz="6" w:space="0" w:color="BFBFBF"/>
+            </w:tcBorders>
+            <w:shd w:val="clear" w:color="auto" w:fill="F2F2F2"/>
+          </w:tcPr>
+          <w:p>
+            <w:pPr>
+              <w:rPr>
+                <w:sz w:val="24"/>
+                <w:szCs w:val="24"/>
+              </w:rPr>
+            </w:pPr>
+            <w:r>
+              <w:rPr>
+                <w:b/>
+                <w:bCs/>
+                <w:sz w:val="24"/>
+                <w:szCs w:val="24"/>
+              </w:rPr>
+              <w:t>Key system weaknesses</w:t>
+            </w:r>
+          </w:p>
+        </w:tc>
+      </w:tr>
+      <w:tr>
+        <w:trPr>
+          <w:jc w:val="center"/>
+        </w:trPr>
+        <w:tc>
+          <w:tcPr>
+            <w:tcW w:w="10080" w:type="dxa"/>
+            <w:tcBorders>
+              <w:top w:val="single" w:sz="6" w:space="0" w:color="BFBFBF"/>
+              <w:left w:val="single" w:sz="6" w:space="0" w:color="BFBFBF"/>
+              <w:bottom w:val="single" w:sz="6" w:space="0" w:color="BFBFBF"/>
+              <w:right w:val="single" w:sz="6" w:space="0" w:color="BFBFBF"/>
+            </w:tcBorders>
+          </w:tcPr>
+          <w:p>
+            <w:pPr>
+              <w:spacing w:after="200"/>
+            </w:pPr>
+            <w:r>
+              <w:rPr>
+                <w:sz w:val="24"/>
+                <w:szCs w:val="24"/>
+              </w:rPr>
+              <w:t xml:space="preserve">My few </w:t>
+            </w:r>
+            <w:r>
+              <w:rPr>
+                <w:sz w:val="24"/>
+                <w:szCs w:val="24"/>
+                <w:u w:val="single"/>
+              </w:rPr>
+              <w:t>failures cluster around questions that require a specific number, an exact enumeration/total, or a fact located deep in a long article rather than in its lead</w:t>
+            </w:r>
+            <w:r>
+              <w:rPr>
+                <w:sz w:val="24"/>
+                <w:szCs w:val="24"/>
+              </w:rPr>
+              <w:t xml:space="preserve">. Because I retrieve full articles and only the top portion effectively informs the answer, precise figures </w:t>
+            </w:r>
+            <w:proofErr w:type="gramStart"/>
+            <w:r>
+              <w:rPr>
+                <w:sz w:val="24"/>
+                <w:szCs w:val="24"/>
+              </w:rPr>
+              <w:t>not present</w:t>
+            </w:r>
+            <w:proofErr w:type="gramEnd"/>
+            <w:r>
+              <w:rPr>
+                <w:sz w:val="24"/>
+                <w:szCs w:val="24"/>
+              </w:rPr>
+              <w:t xml:space="preserve"> in the retrieved/considered context are </w:t>
+            </w:r>
+            <w:proofErr w:type="gramStart"/>
+            <w:r>
+              <w:rPr>
+                <w:sz w:val="24"/>
+                <w:szCs w:val="24"/>
+              </w:rPr>
+              <w:t>missed</w:t>
+            </w:r>
+            <w:proofErr w:type="gramEnd"/>
+            <w:r>
+              <w:rPr>
+                <w:sz w:val="24"/>
+                <w:szCs w:val="24"/>
+              </w:rPr>
+              <w:t xml:space="preserve">. My binary judge also cannot credit </w:t>
+            </w:r>
+            <w:proofErr w:type="gramStart"/>
+            <w:r>
+              <w:rPr>
+                <w:sz w:val="24"/>
+                <w:szCs w:val="24"/>
+                <w:u w:val="single"/>
+              </w:rPr>
+              <w:t>partially-correct</w:t>
+            </w:r>
+            <w:proofErr w:type="gramEnd"/>
+            <w:r>
+              <w:rPr>
+                <w:sz w:val="24"/>
+                <w:szCs w:val="24"/>
+                <w:u w:val="single"/>
+              </w:rPr>
+              <w:t xml:space="preserve"> answers</w:t>
+            </w:r>
+            <w:r>
+              <w:rPr>
+                <w:sz w:val="24"/>
+                <w:szCs w:val="24"/>
+              </w:rPr>
+              <w:t xml:space="preserve"> (e.g., right name, missing count).</w:t>
+            </w:r>
+          </w:p>
+        </w:tc>
+      </w:tr>
+    </w:tbl>
+    <w:p>
+      <w:pPr>
+        <w:rPr>
+          <w:sz w:val="24"/>
+          <w:szCs w:val="24"/>
+        </w:rPr>
+      </w:pPr>
+    </w:p>
+    <w:p>
+      <w:pPr>
+        <w:rPr>
+          <w:sz w:val="24"/>
+          <w:szCs w:val="24"/>
+        </w:rPr>
+      </w:pPr>
+    </w:p>
+    <w:p>
+      <w:pPr>
+        <w:rPr>
+          <w:sz w:val="24"/>
+          <w:szCs w:val="24"/>
+        </w:rPr>
+      </w:pPr>
+    </w:p>
+    <w:p>
+      <w:pPr>
+        <w:rPr>
+          <w:sz w:val="24"/>
+          <w:szCs w:val="24"/>
+        </w:rPr>
+      </w:pPr>
+    </w:p>
+    <w:p>
+      <w:pPr>
+        <w:rPr>
+          <w:sz w:val="24"/>
+          <w:szCs w:val="24"/>
+        </w:rPr>
+      </w:pPr>
+    </w:p>
+    <w:p>
+      <w:pPr>
+        <w:rPr>
+          <w:sz w:val="24"/>
+          <w:szCs w:val="24"/>
+        </w:rPr>
+      </w:pPr>
+    </w:p>
+    <w:p>
+      <w:pPr>
+        <w:rPr>
+          <w:sz w:val="24"/>
+          <w:szCs w:val="24"/>
+        </w:rPr>
+      </w:pPr>
+    </w:p>
+    <w:p>
+      <w:pPr>
+        <w:rPr>
+          <w:sz w:val="24"/>
+          <w:szCs w:val="24"/>
+        </w:rPr>
+      </w:pPr>
+    </w:p>
+    <w:p>
+      <w:pPr>
+        <w:rPr>
+          <w:sz w:val="24"/>
+          <w:szCs w:val="24"/>
+        </w:rPr>
+      </w:pPr>
+    </w:p>
+    <w:p>
+      <w:pPr>
+        <w:rPr>
+          <w:sz w:val="24"/>
+          <w:szCs w:val="24"/>
+        </w:rPr>
+      </w:pPr>
+    </w:p>
+    <w:tbl>
+      <w:tblPr>
+        <w:tblW w:w="10080" w:type="dxa"/>
+        <w:jc w:val="center"/>
+        <w:tblLayout w:type="fixed"/>
+        <w:tblLook w:val="0400" w:firstRow="0" w:lastRow="0" w:firstColumn="0" w:lastColumn="0" w:noHBand="0" w:noVBand="1"/>
+      </w:tblPr>
+      <w:tblGrid>
+        <w:gridCol w:w="10080"/>
+      </w:tblGrid>
+      <w:tr>
+        <w:trPr>
+          <w:jc w:val="center"/>
+        </w:trPr>
+        <w:tc>
+          <w:tcPr>
+            <w:tcW w:w="10080" w:type="dxa"/>
+            <w:tcBorders>
+              <w:top w:val="single" w:sz="6" w:space="0" w:color="BFBFBF"/>
+              <w:left w:val="single" w:sz="6" w:space="0" w:color="BFBFBF"/>
+              <w:bottom w:val="single" w:sz="6" w:space="0" w:color="BFBFBF"/>
+              <w:right w:val="single" w:sz="6" w:space="0" w:color="BFBFBF"/>
+            </w:tcBorders>
+            <w:shd w:val="clear" w:color="auto" w:fill="F2F2F2"/>
+          </w:tcPr>
+          <w:p>
+            <w:pPr>
+              <w:rPr>
+                <w:sz w:val="24"/>
+                <w:szCs w:val="24"/>
+              </w:rPr>
+            </w:pPr>
+            <w:r>
+              <w:rPr>
+                <w:b/>
+                <w:bCs/>
+                <w:sz w:val="24"/>
+                <w:szCs w:val="24"/>
+              </w:rPr>
+              <w:t>Likely failure modes and causes</w:t>
+            </w:r>
+          </w:p>
+        </w:tc>
+      </w:tr>
+      <w:tr>
+        <w:trPr>
+          <w:jc w:val="center"/>
+        </w:trPr>
+        <w:tc>
+          <w:tcPr>
+            <w:tcW w:w="10080" w:type="dxa"/>
+            <w:tcBorders>
+              <w:top w:val="single" w:sz="6" w:space="0" w:color="BFBFBF"/>
+              <w:left w:val="single" w:sz="6" w:space="0" w:color="BFBFBF"/>
+              <w:bottom w:val="single" w:sz="6" w:space="0" w:color="BFBFBF"/>
+              <w:right w:val="single" w:sz="6" w:space="0" w:color="BFBFBF"/>
+            </w:tcBorders>
+          </w:tcPr>
+          <w:p>
+            <w:pPr>
+              <w:spacing w:after="200"/>
+              <w:rPr>
+                <w:sz w:val="24"/>
+                <w:szCs w:val="24"/>
+              </w:rPr>
+            </w:pPr>
+            <w:r>
+              <w:rPr>
+                <w:b/>
+                <w:bCs/>
+                <w:sz w:val="24"/>
+                <w:szCs w:val="24"/>
+              </w:rPr>
+              <w:t>Retrieval/context gaps</w:t>
+            </w:r>
+            <w:r>
+              <w:rPr>
+                <w:sz w:val="24"/>
+                <w:szCs w:val="24"/>
+              </w:rPr>
+              <w:t xml:space="preserve">: the needed fact exists in the corpus but not in the portion of the article surfaced as context (e.g., a total count, a constitutional clause detail). </w:t>
+            </w:r>
+          </w:p>
+          <w:p>
+            <w:pPr>
+              <w:spacing w:after="200"/>
+              <w:rPr>
+                <w:sz w:val="24"/>
+                <w:szCs w:val="24"/>
+              </w:rPr>
+            </w:pPr>
+            <w:r>
+              <w:rPr>
+                <w:b/>
+                <w:bCs/>
+                <w:sz w:val="24"/>
+                <w:szCs w:val="24"/>
+              </w:rPr>
+              <w:t>Multi-part questions</w:t>
+            </w:r>
+            <w:r>
+              <w:rPr>
+                <w:sz w:val="24"/>
+                <w:szCs w:val="24"/>
+              </w:rPr>
+              <w:t xml:space="preserve">: when grading notes require two facts and only one is retrievable from context, the answer fails. </w:t>
+            </w:r>
+          </w:p>
+          <w:p>
+            <w:pPr>
+              <w:spacing w:after="200"/>
+              <w:rPr>
+                <w:sz w:val="24"/>
+                <w:szCs w:val="24"/>
+              </w:rPr>
+            </w:pPr>
+            <w:r>
+              <w:rPr>
+                <w:b/>
+                <w:bCs/>
+                <w:sz w:val="24"/>
+                <w:szCs w:val="24"/>
+              </w:rPr>
+              <w:t>Very large articles</w:t>
+            </w:r>
+            <w:r>
+              <w:rPr>
+                <w:sz w:val="24"/>
+                <w:szCs w:val="24"/>
+              </w:rPr>
+              <w:t xml:space="preserve">: token limits force truncation, so detail-level facts drop out. These are retrieval-coverage and context-window issues rather than generation errors -- the model answers correctly from what it is given. </w:t>
+            </w:r>
+          </w:p>
+          <w:p>
+            <w:pPr>
+              <w:spacing w:after="200"/>
+            </w:pPr>
+            <w:r>
+              <w:rPr>
+                <w:b/>
+                <w:bCs/>
+                <w:sz w:val="24"/>
+                <w:szCs w:val="24"/>
+              </w:rPr>
+              <w:t>Context-window overflow</w:t>
+            </w:r>
+            <w:r>
+              <w:rPr>
+                <w:sz w:val="24"/>
+                <w:szCs w:val="24"/>
+              </w:rPr>
+              <w:t xml:space="preserve">: on long-article questions the request exceeded the provider's token budget, producing the </w:t>
+            </w:r>
+            <w:proofErr w:type="spellStart"/>
+            <w:r>
+              <w:rPr>
+                <w:sz w:val="24"/>
+                <w:szCs w:val="24"/>
+              </w:rPr>
+              <w:t>OpenRouter</w:t>
+            </w:r>
+            <w:proofErr w:type="spellEnd"/>
+            <w:r>
+              <w:rPr>
+                <w:sz w:val="24"/>
+                <w:szCs w:val="24"/>
+              </w:rPr>
+              <w:t xml:space="preserve"> error "You requested up to 65536 tokens, but can only afford 54757." This is the same root cause as (3) -- oversized retrieved context competing with the output token budget -- and it can prevent an answer from being produced at all for the largest articles.</w:t>
             </w:r>
           </w:p>
           <w:p>
@@ -942,6 +3867,1052 @@
                 <w:szCs w:val="24"/>
               </w:rPr>
             </w:pPr>
+          </w:p>
+        </w:tc>
+      </w:tr>
+    </w:tbl>
+    <w:p/>
+    <w:p/>
+    <w:p/>
+    <w:p/>
+    <w:p/>
+    <w:p/>
+    <w:p/>
+    <w:p/>
+    <w:p/>
+    <w:p/>
+    <w:p/>
+    <w:p/>
+    <w:p/>
+    <w:p>
+      <w:pPr>
+        <w:pStyle w:val="Heading1"/>
+        <w:spacing w:before="240"/>
+      </w:pPr>
+      <w:r>
+        <w:t xml:space="preserve">Step 6. </w:t>
+      </w:r>
+      <w:r>
+        <w:t>Evaluation Framework Validation and Reliability</w:t>
+      </w:r>
+    </w:p>
+    <w:p>
+      <w:pPr>
+        <w:pBdr>
+          <w:top w:val="nil"/>
+          <w:left w:val="nil"/>
+          <w:bottom w:val="nil"/>
+          <w:right w:val="nil"/>
+          <w:between w:val="nil"/>
+        </w:pBdr>
+        <w:spacing w:after="0"/>
+      </w:pPr>
+      <w:r>
+        <w:t>Demonstrate whether your evaluation framework can reliably detect degraded, manipulated, or otherwise problematic outputs.</w:t>
+      </w:r>
+    </w:p>
+    <w:p>
+      <w:pPr>
+        <w:pBdr>
+          <w:top w:val="nil"/>
+          <w:left w:val="nil"/>
+          <w:bottom w:val="nil"/>
+          <w:right w:val="nil"/>
+          <w:between w:val="nil"/>
+        </w:pBdr>
+        <w:spacing w:after="0"/>
+      </w:pPr>
+    </w:p>
+    <w:p>
+      <w:pPr>
+        <w:numPr>
+          <w:ilvl w:val="0"/>
+          <w:numId w:val="4"/>
+        </w:numPr>
+        <w:pBdr>
+          <w:top w:val="nil"/>
+          <w:left w:val="nil"/>
+          <w:bottom w:val="nil"/>
+          <w:right w:val="nil"/>
+          <w:between w:val="nil"/>
+        </w:pBdr>
+        <w:spacing w:after="0"/>
+        <w:rPr>
+          <w:sz w:val="24"/>
+          <w:szCs w:val="24"/>
+        </w:rPr>
+      </w:pPr>
+      <w:r>
+        <w:rPr>
+          <w:rFonts w:eastAsia="Aptos"/>
+          <w:color w:val="000000"/>
+          <w:sz w:val="24"/>
+          <w:szCs w:val="24"/>
+        </w:rPr>
+        <w:t>Explain how you tested whether the framework could detect poor, degraded, or manipulated outputs.</w:t>
+      </w:r>
+    </w:p>
+    <w:p>
+      <w:pPr>
+        <w:numPr>
+          <w:ilvl w:val="0"/>
+          <w:numId w:val="4"/>
+        </w:numPr>
+        <w:pBdr>
+          <w:top w:val="nil"/>
+          <w:left w:val="nil"/>
+          <w:bottom w:val="nil"/>
+          <w:right w:val="nil"/>
+          <w:between w:val="nil"/>
+        </w:pBdr>
+        <w:spacing w:after="0"/>
+        <w:rPr>
+          <w:sz w:val="24"/>
+          <w:szCs w:val="24"/>
+        </w:rPr>
+      </w:pPr>
+      <w:r>
+        <w:rPr>
+          <w:rFonts w:eastAsia="Aptos"/>
+          <w:color w:val="000000"/>
+          <w:sz w:val="24"/>
+          <w:szCs w:val="24"/>
+        </w:rPr>
+        <w:t>Provide evidence from the validation test.</w:t>
+      </w:r>
+    </w:p>
+    <w:p>
+      <w:pPr>
+        <w:numPr>
+          <w:ilvl w:val="0"/>
+          <w:numId w:val="4"/>
+        </w:numPr>
+        <w:pBdr>
+          <w:top w:val="nil"/>
+          <w:left w:val="nil"/>
+          <w:bottom w:val="nil"/>
+          <w:right w:val="nil"/>
+          <w:between w:val="nil"/>
+        </w:pBdr>
+        <w:spacing w:after="0"/>
+        <w:rPr>
+          <w:sz w:val="24"/>
+          <w:szCs w:val="24"/>
+        </w:rPr>
+      </w:pPr>
+      <w:r>
+        <w:rPr>
+          <w:rFonts w:eastAsia="Aptos"/>
+          <w:color w:val="000000"/>
+          <w:sz w:val="24"/>
+          <w:szCs w:val="24"/>
+        </w:rPr>
+        <w:t>Briefly explain what this reveals about the reliability of your evaluation approach.</w:t>
+      </w:r>
+    </w:p>
+    <w:p>
+      <w:pPr>
+        <w:numPr>
+          <w:ilvl w:val="0"/>
+          <w:numId w:val="4"/>
+        </w:numPr>
+        <w:pBdr>
+          <w:top w:val="nil"/>
+          <w:left w:val="nil"/>
+          <w:bottom w:val="nil"/>
+          <w:right w:val="nil"/>
+          <w:between w:val="nil"/>
+        </w:pBdr>
+        <w:rPr>
+          <w:sz w:val="24"/>
+          <w:szCs w:val="24"/>
+        </w:rPr>
+      </w:pPr>
+      <w:r>
+        <w:rPr>
+          <w:sz w:val="24"/>
+          <w:szCs w:val="24"/>
+        </w:rPr>
+        <w:t xml:space="preserve">Were there any failures, edge cases, or misleading outputs that the evaluation framework did not reliably detect? </w:t>
+      </w:r>
+    </w:p>
+    <w:tbl>
+      <w:tblPr>
+        <w:tblW w:w="10080" w:type="dxa"/>
+        <w:jc w:val="center"/>
+        <w:tblLayout w:type="fixed"/>
+        <w:tblLook w:val="0400" w:firstRow="0" w:lastRow="0" w:firstColumn="0" w:lastColumn="0" w:noHBand="0" w:noVBand="1"/>
+      </w:tblPr>
+      <w:tblGrid>
+        <w:gridCol w:w="10080"/>
+      </w:tblGrid>
+      <w:tr>
+        <w:trPr>
+          <w:jc w:val="center"/>
+        </w:trPr>
+        <w:tc>
+          <w:tcPr>
+            <w:tcW w:w="10080" w:type="dxa"/>
+            <w:tcBorders>
+              <w:top w:val="single" w:sz="6" w:space="0" w:color="BFBFBF"/>
+              <w:left w:val="single" w:sz="6" w:space="0" w:color="BFBFBF"/>
+              <w:bottom w:val="single" w:sz="6" w:space="0" w:color="BFBFBF"/>
+              <w:right w:val="single" w:sz="6" w:space="0" w:color="BFBFBF"/>
+            </w:tcBorders>
+            <w:shd w:val="clear" w:color="auto" w:fill="F2F2F2"/>
+          </w:tcPr>
+          <w:p>
+            <w:pPr>
+              <w:rPr>
+                <w:sz w:val="24"/>
+                <w:szCs w:val="24"/>
+              </w:rPr>
+            </w:pPr>
+            <w:r>
+              <w:rPr>
+                <w:b/>
+                <w:bCs/>
+                <w:sz w:val="24"/>
+                <w:szCs w:val="24"/>
+              </w:rPr>
+              <w:t>How you tested the evaluation framework</w:t>
+            </w:r>
+          </w:p>
+        </w:tc>
+      </w:tr>
+      <w:tr>
+        <w:trPr>
+          <w:jc w:val="center"/>
+        </w:trPr>
+        <w:tc>
+          <w:tcPr>
+            <w:tcW w:w="10080" w:type="dxa"/>
+            <w:tcBorders>
+              <w:top w:val="single" w:sz="6" w:space="0" w:color="BFBFBF"/>
+              <w:left w:val="single" w:sz="6" w:space="0" w:color="BFBFBF"/>
+              <w:bottom w:val="single" w:sz="6" w:space="0" w:color="BFBFBF"/>
+              <w:right w:val="single" w:sz="6" w:space="0" w:color="BFBFBF"/>
+            </w:tcBorders>
+          </w:tcPr>
+          <w:p>
+            <w:pPr>
+              <w:spacing w:after="200"/>
+              <w:rPr>
+                <w:sz w:val="24"/>
+                <w:szCs w:val="24"/>
+              </w:rPr>
+            </w:pPr>
+            <w:r>
+              <w:rPr>
+                <w:sz w:val="24"/>
+                <w:szCs w:val="24"/>
+              </w:rPr>
+              <w:t>I tested the framework in three ways.</w:t>
+            </w:r>
+          </w:p>
+          <w:p>
+            <w:pPr>
+              <w:spacing w:after="200"/>
+              <w:rPr>
+                <w:sz w:val="24"/>
+                <w:szCs w:val="24"/>
+              </w:rPr>
+            </w:pPr>
+            <w:r>
+              <w:rPr>
+                <w:b/>
+                <w:bCs/>
+                <w:sz w:val="24"/>
+                <w:szCs w:val="24"/>
+              </w:rPr>
+              <w:t>Grading-notes enforcement</w:t>
+            </w:r>
+            <w:r>
+              <w:rPr>
+                <w:sz w:val="24"/>
+                <w:szCs w:val="24"/>
+              </w:rPr>
+              <w:t xml:space="preserve">: I designed each question's grading notes to require </w:t>
+            </w:r>
+            <w:r>
+              <w:rPr>
+                <w:b/>
+                <w:bCs/>
+                <w:sz w:val="24"/>
+                <w:szCs w:val="24"/>
+              </w:rPr>
+              <w:t>specific facts</w:t>
+            </w:r>
+            <w:r>
+              <w:rPr>
+                <w:sz w:val="24"/>
+                <w:szCs w:val="24"/>
+              </w:rPr>
+              <w:t xml:space="preserve">, so the RAGAS judge </w:t>
+            </w:r>
+            <w:r>
+              <w:rPr>
+                <w:b/>
+                <w:bCs/>
+                <w:sz w:val="24"/>
+                <w:szCs w:val="24"/>
+              </w:rPr>
+              <w:t>must FAIL any answer that omits or contradicts a required point</w:t>
+            </w:r>
+            <w:r>
+              <w:rPr>
+                <w:sz w:val="24"/>
+                <w:szCs w:val="24"/>
+              </w:rPr>
+              <w:t>. During my baseline run this was validated in practice -- the judge did not pass every answer; it flagged 3 of 100 as FAIL where the response missed or could not support the required fact.</w:t>
+            </w:r>
+          </w:p>
+          <w:p>
+            <w:pPr>
+              <w:spacing w:after="200"/>
+              <w:rPr>
+                <w:sz w:val="24"/>
+                <w:szCs w:val="24"/>
+              </w:rPr>
+            </w:pPr>
+            <w:r>
+              <w:rPr>
+                <w:b/>
+                <w:bCs/>
+                <w:sz w:val="24"/>
+                <w:szCs w:val="24"/>
+              </w:rPr>
+              <w:t>Manipulated-answer probe</w:t>
+            </w:r>
+            <w:r>
+              <w:rPr>
+                <w:sz w:val="24"/>
+                <w:szCs w:val="24"/>
+              </w:rPr>
+              <w:t xml:space="preserve">: to test detection of deliberately manipulated output (not just naturally degraded answers), I fed the judge a </w:t>
+            </w:r>
+            <w:r>
+              <w:rPr>
+                <w:sz w:val="24"/>
+                <w:szCs w:val="24"/>
+                <w:u w:val="single"/>
+              </w:rPr>
+              <w:t>falsified answer for a question</w:t>
+            </w:r>
+            <w:r>
+              <w:rPr>
+                <w:sz w:val="24"/>
+                <w:szCs w:val="24"/>
+              </w:rPr>
+              <w:t xml:space="preserve"> whose correct answer I already knew -- for example, for 'What is Usain Bolt's 100 m personal best?' I submitted the </w:t>
+            </w:r>
+            <w:r>
+              <w:rPr>
+                <w:sz w:val="24"/>
+                <w:szCs w:val="24"/>
+                <w:u w:val="single"/>
+              </w:rPr>
+              <w:t>manipulated answer '12.4 seconds, set in 1975' against grading notes requiring 9.58 seconds in 2009</w:t>
+            </w:r>
+            <w:r>
+              <w:rPr>
+                <w:sz w:val="24"/>
+                <w:szCs w:val="24"/>
+              </w:rPr>
+              <w:t>; the judge correctly returned FAIL. This shows the framework rejects an intentionally wrong answer, not only incomplete ones.</w:t>
+            </w:r>
+          </w:p>
+          <w:p>
+            <w:pPr>
+              <w:spacing w:after="200"/>
+              <w:rPr>
+                <w:sz w:val="24"/>
+                <w:szCs w:val="24"/>
+              </w:rPr>
+            </w:pPr>
+            <w:r>
+              <w:rPr>
+                <w:b/>
+                <w:bCs/>
+                <w:sz w:val="24"/>
+                <w:szCs w:val="24"/>
+              </w:rPr>
+              <w:t>Originals-vs-paraphrases comparison</w:t>
+            </w:r>
+            <w:r>
+              <w:rPr>
+                <w:sz w:val="24"/>
+                <w:szCs w:val="24"/>
+              </w:rPr>
+              <w:t xml:space="preserve">: I evaluate the two datasets separately so that if the retriever silently degraded under rephrasing, it would show up as a negative delta. </w:t>
+            </w:r>
+            <w:r>
+              <w:rPr>
+                <w:sz w:val="24"/>
+                <w:szCs w:val="24"/>
+              </w:rPr>
+              <w:t>However, m</w:t>
+            </w:r>
+            <w:r>
+              <w:rPr>
+                <w:sz w:val="24"/>
+                <w:szCs w:val="24"/>
+              </w:rPr>
+              <w:t>y paraphrases were only a mild robustness stress test, not adversarial attacks, so this third method probes rephrasing sensitivity rather than true adversarial robustness.</w:t>
+            </w:r>
+          </w:p>
+        </w:tc>
+      </w:tr>
+    </w:tbl>
+    <w:p/>
+    <w:p/>
+    <w:p/>
+    <w:p/>
+    <w:tbl>
+      <w:tblPr>
+        <w:tblW w:w="10080" w:type="dxa"/>
+        <w:jc w:val="center"/>
+        <w:tblLayout w:type="fixed"/>
+        <w:tblLook w:val="0400" w:firstRow="0" w:lastRow="0" w:firstColumn="0" w:lastColumn="0" w:noHBand="0" w:noVBand="1"/>
+      </w:tblPr>
+      <w:tblGrid>
+        <w:gridCol w:w="10080"/>
+      </w:tblGrid>
+      <w:tr>
+        <w:trPr>
+          <w:jc w:val="center"/>
+        </w:trPr>
+        <w:tc>
+          <w:tcPr>
+            <w:tcW w:w="10080" w:type="dxa"/>
+            <w:tcBorders>
+              <w:top w:val="single" w:sz="6" w:space="0" w:color="BFBFBF"/>
+              <w:left w:val="single" w:sz="6" w:space="0" w:color="BFBFBF"/>
+              <w:bottom w:val="single" w:sz="6" w:space="0" w:color="BFBFBF"/>
+              <w:right w:val="single" w:sz="6" w:space="0" w:color="BFBFBF"/>
+            </w:tcBorders>
+            <w:shd w:val="clear" w:color="auto" w:fill="F2F2F2"/>
+          </w:tcPr>
+          <w:p>
+            <w:pPr>
+              <w:rPr>
+                <w:sz w:val="24"/>
+                <w:szCs w:val="24"/>
+              </w:rPr>
+            </w:pPr>
+            <w:r>
+              <w:rPr>
+                <w:b/>
+                <w:bCs/>
+                <w:sz w:val="24"/>
+                <w:szCs w:val="24"/>
+              </w:rPr>
+              <w:t>Evidence that the framework detected</w:t>
+            </w:r>
+            <w:r>
+              <w:rPr>
+                <w:b/>
+                <w:bCs/>
+                <w:sz w:val="24"/>
+                <w:szCs w:val="24"/>
+              </w:rPr>
+              <w:t xml:space="preserve"> poor,</w:t>
+            </w:r>
+            <w:r>
+              <w:rPr>
+                <w:b/>
+                <w:bCs/>
+                <w:sz w:val="24"/>
+                <w:szCs w:val="24"/>
+              </w:rPr>
+              <w:t xml:space="preserve"> degraded</w:t>
+            </w:r>
+            <w:r>
+              <w:rPr>
+                <w:b/>
+                <w:bCs/>
+                <w:sz w:val="24"/>
+                <w:szCs w:val="24"/>
+              </w:rPr>
+              <w:t>,</w:t>
+            </w:r>
+            <w:r>
+              <w:rPr>
+                <w:b/>
+                <w:bCs/>
+                <w:sz w:val="24"/>
+                <w:szCs w:val="24"/>
+              </w:rPr>
+              <w:t xml:space="preserve"> or manipulated outputs</w:t>
+            </w:r>
+          </w:p>
+        </w:tc>
+      </w:tr>
+      <w:tr>
+        <w:trPr>
+          <w:jc w:val="center"/>
+        </w:trPr>
+        <w:tc>
+          <w:tcPr>
+            <w:tcW w:w="10080" w:type="dxa"/>
+            <w:tcBorders>
+              <w:top w:val="single" w:sz="6" w:space="0" w:color="BFBFBF"/>
+              <w:left w:val="single" w:sz="6" w:space="0" w:color="BFBFBF"/>
+              <w:bottom w:val="single" w:sz="6" w:space="0" w:color="BFBFBF"/>
+              <w:right w:val="single" w:sz="6" w:space="0" w:color="BFBFBF"/>
+            </w:tcBorders>
+          </w:tcPr>
+          <w:p>
+            <w:pPr>
+              <w:spacing w:after="200"/>
+              <w:rPr>
+                <w:sz w:val="24"/>
+                <w:szCs w:val="24"/>
+              </w:rPr>
+            </w:pPr>
+            <w:r>
+              <w:rPr>
+                <w:sz w:val="24"/>
+                <w:szCs w:val="24"/>
+              </w:rPr>
+              <w:t>I have two kinds of evidence.</w:t>
+            </w:r>
+          </w:p>
+          <w:p>
+            <w:pPr>
+              <w:spacing w:after="200"/>
+              <w:rPr>
+                <w:sz w:val="24"/>
+                <w:szCs w:val="24"/>
+              </w:rPr>
+            </w:pPr>
+            <w:r>
+              <w:rPr>
+                <w:sz w:val="24"/>
+                <w:szCs w:val="24"/>
+                <w:u w:val="single"/>
+              </w:rPr>
+              <w:t xml:space="preserve">DEGRADED / INCORRECT OUTPUTS </w:t>
+            </w:r>
+            <w:r>
+              <w:rPr>
+                <w:sz w:val="24"/>
+                <w:szCs w:val="24"/>
+              </w:rPr>
+              <w:t xml:space="preserve">(observed naturally during the run): three concrete FAIL cases from my baseline CSV. </w:t>
+            </w:r>
+          </w:p>
+          <w:p>
+            <w:pPr>
+              <w:pStyle w:val="ListParagraph"/>
+              <w:numPr>
+                <w:ilvl w:val="0"/>
+                <w:numId w:val="8"/>
+              </w:numPr>
+              <w:spacing w:after="200"/>
+              <w:rPr>
+                <w:sz w:val="24"/>
+                <w:szCs w:val="24"/>
+              </w:rPr>
+            </w:pPr>
+            <w:r>
+              <w:rPr>
+                <w:sz w:val="24"/>
+                <w:szCs w:val="24"/>
+              </w:rPr>
+              <w:t xml:space="preserve">The 'first </w:t>
+            </w:r>
+            <w:proofErr w:type="spellStart"/>
+            <w:r>
+              <w:rPr>
+                <w:sz w:val="24"/>
+                <w:szCs w:val="24"/>
+              </w:rPr>
+              <w:t>First</w:t>
+            </w:r>
+            <w:proofErr w:type="spellEnd"/>
+            <w:r>
+              <w:rPr>
+                <w:sz w:val="24"/>
+                <w:szCs w:val="24"/>
+              </w:rPr>
+              <w:t xml:space="preserve"> Lady / total count' question -- my system named Martha Washington </w:t>
+            </w:r>
+            <w:r>
+              <w:rPr>
+                <w:b/>
+                <w:bCs/>
+                <w:sz w:val="24"/>
+                <w:szCs w:val="24"/>
+              </w:rPr>
+              <w:t>but did not establish the required total of 54</w:t>
+            </w:r>
+            <w:r>
+              <w:rPr>
+                <w:sz w:val="24"/>
+                <w:szCs w:val="24"/>
+              </w:rPr>
+              <w:t>, and the judge scored it FAIL.</w:t>
+            </w:r>
+          </w:p>
+          <w:p>
+            <w:pPr>
+              <w:pStyle w:val="ListParagraph"/>
+              <w:numPr>
+                <w:ilvl w:val="0"/>
+                <w:numId w:val="8"/>
+              </w:numPr>
+              <w:spacing w:after="200"/>
+              <w:rPr>
+                <w:sz w:val="24"/>
+                <w:szCs w:val="24"/>
+              </w:rPr>
+            </w:pPr>
+            <w:r>
+              <w:rPr>
+                <w:sz w:val="24"/>
+                <w:szCs w:val="24"/>
+              </w:rPr>
+              <w:t xml:space="preserve">An Article IV constitutional-clause question where </w:t>
+            </w:r>
+            <w:r>
+              <w:rPr>
+                <w:b/>
+                <w:bCs/>
+                <w:sz w:val="24"/>
+                <w:szCs w:val="24"/>
+              </w:rPr>
+              <w:t>the answer discussed the wrong clause</w:t>
+            </w:r>
+            <w:r>
+              <w:rPr>
+                <w:sz w:val="24"/>
+                <w:szCs w:val="24"/>
+              </w:rPr>
+              <w:t xml:space="preserve"> (Commerce Clause) instead of Congress's power to admit new states -- FAIL. </w:t>
+            </w:r>
+          </w:p>
+          <w:p>
+            <w:pPr>
+              <w:pStyle w:val="ListParagraph"/>
+              <w:numPr>
+                <w:ilvl w:val="0"/>
+                <w:numId w:val="8"/>
+              </w:numPr>
+              <w:spacing w:after="200"/>
+              <w:rPr>
+                <w:sz w:val="24"/>
+                <w:szCs w:val="24"/>
+              </w:rPr>
+            </w:pPr>
+            <w:r>
+              <w:rPr>
+                <w:sz w:val="24"/>
+                <w:szCs w:val="24"/>
+              </w:rPr>
+              <w:t xml:space="preserve">A 2011 Joplin tornado question where the answer gave the $2.8 billion figure </w:t>
+            </w:r>
+            <w:r>
+              <w:rPr>
+                <w:b/>
+                <w:bCs/>
+                <w:sz w:val="24"/>
+                <w:szCs w:val="24"/>
+              </w:rPr>
+              <w:t>but omitted the required 'costliest / ~$4 billion modern equivalent' point</w:t>
+            </w:r>
+            <w:r>
+              <w:rPr>
+                <w:sz w:val="24"/>
+                <w:szCs w:val="24"/>
+              </w:rPr>
+              <w:t xml:space="preserve"> -- FAIL.</w:t>
+            </w:r>
+          </w:p>
+          <w:p>
+            <w:pPr>
+              <w:spacing w:after="200"/>
+            </w:pPr>
+            <w:r>
+              <w:rPr>
+                <w:sz w:val="24"/>
+                <w:szCs w:val="24"/>
+              </w:rPr>
+              <w:t>In each case the judge correctly withheld a pass when the answer diverged from the grading notes.</w:t>
+            </w:r>
+          </w:p>
+          <w:p>
+            <w:pPr>
+              <w:spacing w:after="200"/>
+              <w:rPr>
+                <w:sz w:val="24"/>
+                <w:szCs w:val="24"/>
+              </w:rPr>
+            </w:pPr>
+            <w:r>
+              <w:rPr>
+                <w:sz w:val="24"/>
+                <w:szCs w:val="24"/>
+                <w:u w:val="single"/>
+              </w:rPr>
+              <w:t>MANIPULATED OUTPUT (deliberately induced)</w:t>
+            </w:r>
+            <w:r>
+              <w:rPr>
+                <w:sz w:val="24"/>
+                <w:szCs w:val="24"/>
+              </w:rPr>
+              <w:t xml:space="preserve">: because my three natural failures are incomplete or wrong answers rather than </w:t>
+            </w:r>
+            <w:proofErr w:type="spellStart"/>
+            <w:r>
+              <w:rPr>
+                <w:sz w:val="24"/>
+                <w:szCs w:val="24"/>
+              </w:rPr>
+              <w:t>adversarially</w:t>
+            </w:r>
+            <w:proofErr w:type="spellEnd"/>
+            <w:r>
+              <w:rPr>
+                <w:sz w:val="24"/>
+                <w:szCs w:val="24"/>
+              </w:rPr>
+              <w:t xml:space="preserve"> manipulated ones, </w:t>
+            </w:r>
+            <w:r>
+              <w:rPr>
+                <w:b/>
+                <w:bCs/>
+                <w:sz w:val="24"/>
+                <w:szCs w:val="24"/>
+              </w:rPr>
+              <w:t>I</w:t>
+            </w:r>
+            <w:r>
+              <w:rPr>
+                <w:sz w:val="24"/>
+                <w:szCs w:val="24"/>
+              </w:rPr>
+              <w:t xml:space="preserve"> </w:t>
+            </w:r>
+            <w:r>
+              <w:rPr>
+                <w:b/>
+                <w:bCs/>
+                <w:sz w:val="24"/>
+                <w:szCs w:val="24"/>
+              </w:rPr>
+              <w:t>added an explicit manipulated-answer probe in</w:t>
+            </w:r>
+            <w:r>
+              <w:rPr>
+                <w:sz w:val="24"/>
+                <w:szCs w:val="24"/>
+              </w:rPr>
+              <w:t xml:space="preserve"> </w:t>
+            </w:r>
+            <w:r>
+              <w:rPr>
+                <w:sz w:val="24"/>
+                <w:szCs w:val="24"/>
+              </w:rPr>
+              <w:t>(</w:t>
+            </w:r>
+            <w:proofErr w:type="spellStart"/>
+            <w:r>
+              <w:rPr>
+                <w:sz w:val="24"/>
+                <w:szCs w:val="24"/>
+              </w:rPr>
+              <w:t>validate_</w:t>
+            </w:r>
+            <w:proofErr w:type="gramStart"/>
+            <w:r>
+              <w:rPr>
+                <w:sz w:val="24"/>
+                <w:szCs w:val="24"/>
+              </w:rPr>
+              <w:t>framework</w:t>
+            </w:r>
+            <w:proofErr w:type="spellEnd"/>
+            <w:r>
+              <w:rPr>
+                <w:sz w:val="24"/>
+                <w:szCs w:val="24"/>
+              </w:rPr>
+              <w:t>(</w:t>
+            </w:r>
+            <w:proofErr w:type="gramEnd"/>
+            <w:r>
+              <w:rPr>
+                <w:sz w:val="24"/>
+                <w:szCs w:val="24"/>
+              </w:rPr>
+              <w:t>)</w:t>
+            </w:r>
+            <w:r>
+              <w:rPr>
+                <w:sz w:val="24"/>
+                <w:szCs w:val="24"/>
+              </w:rPr>
+              <w:t xml:space="preserve"> function in MHERRERA_Capstone_Checkpoint_3_1_Solution.py)</w:t>
+            </w:r>
+            <w:r>
+              <w:rPr>
+                <w:sz w:val="24"/>
+                <w:szCs w:val="24"/>
+              </w:rPr>
+              <w:t xml:space="preserve">. I fed the judge a falsified answer -- 'Usain Bolt's 100 m personal best is 12.4 seconds, set in 1975' -- against grading notes requiring 9.58 seconds in 2009, alongside a correct control answer. The judge returned FAIL for the manipulated answer and PASS for the control, which is logged to </w:t>
+            </w:r>
+            <w:r>
+              <w:rPr>
+                <w:sz w:val="24"/>
+                <w:szCs w:val="24"/>
+                <w:u w:val="single"/>
+              </w:rPr>
+              <w:t>checkpoint_3_1_evaluation.log</w:t>
+            </w:r>
+            <w:r>
+              <w:rPr>
+                <w:sz w:val="24"/>
+                <w:szCs w:val="24"/>
+              </w:rPr>
+              <w:t xml:space="preserve"> as 'FRAMEWORK VALIDATION'. This gives me direct evidence that the framework rejects an intentionally manipulated output, closing the gap between detecting degraded answers and detecting manipulated ones. I acknowledge, however, that this is a single designed probe -- </w:t>
+            </w:r>
+            <w:r>
+              <w:rPr>
+                <w:b/>
+                <w:bCs/>
+                <w:sz w:val="24"/>
+                <w:szCs w:val="24"/>
+              </w:rPr>
+              <w:t>my adversarial evidence is narrower than my degraded-output evidence</w:t>
+            </w:r>
+            <w:r>
+              <w:rPr>
+                <w:sz w:val="24"/>
+                <w:szCs w:val="24"/>
+              </w:rPr>
+              <w:t>, which rests on real run failures.</w:t>
+            </w:r>
+          </w:p>
+        </w:tc>
+      </w:tr>
+    </w:tbl>
+    <w:p>
+      <w:pPr>
+        <w:rPr>
+          <w:b/>
+          <w:bCs/>
+          <w:sz w:val="24"/>
+          <w:szCs w:val="24"/>
+        </w:rPr>
+      </w:pPr>
+    </w:p>
+    <w:p>
+      <w:pPr>
+        <w:rPr>
+          <w:b/>
+          <w:bCs/>
+          <w:sz w:val="24"/>
+          <w:szCs w:val="24"/>
+        </w:rPr>
+      </w:pPr>
+    </w:p>
+    <w:p>
+      <w:pPr>
+        <w:rPr>
+          <w:b/>
+          <w:bCs/>
+          <w:sz w:val="24"/>
+          <w:szCs w:val="24"/>
+        </w:rPr>
+      </w:pPr>
+    </w:p>
+    <w:p>
+      <w:pPr>
+        <w:rPr>
+          <w:b/>
+          <w:bCs/>
+          <w:sz w:val="24"/>
+          <w:szCs w:val="24"/>
+        </w:rPr>
+      </w:pPr>
+    </w:p>
+    <w:p>
+      <w:pPr>
+        <w:rPr>
+          <w:b/>
+          <w:bCs/>
+          <w:sz w:val="24"/>
+          <w:szCs w:val="24"/>
+        </w:rPr>
+      </w:pPr>
+    </w:p>
+    <w:p>
+      <w:pPr>
+        <w:rPr>
+          <w:b/>
+          <w:bCs/>
+          <w:sz w:val="24"/>
+          <w:szCs w:val="24"/>
+        </w:rPr>
+      </w:pPr>
+    </w:p>
+    <w:p>
+      <w:pPr>
+        <w:rPr>
+          <w:b/>
+          <w:bCs/>
+          <w:sz w:val="24"/>
+          <w:szCs w:val="24"/>
+        </w:rPr>
+      </w:pPr>
+    </w:p>
+    <w:p>
+      <w:pPr>
+        <w:rPr>
+          <w:b/>
+          <w:bCs/>
+          <w:sz w:val="24"/>
+          <w:szCs w:val="24"/>
+        </w:rPr>
+      </w:pPr>
+    </w:p>
+    <w:tbl>
+      <w:tblPr>
+        <w:tblW w:w="10080" w:type="dxa"/>
+        <w:jc w:val="center"/>
+        <w:tblLayout w:type="fixed"/>
+        <w:tblLook w:val="0400" w:firstRow="0" w:lastRow="0" w:firstColumn="0" w:lastColumn="0" w:noHBand="0" w:noVBand="1"/>
+      </w:tblPr>
+      <w:tblGrid>
+        <w:gridCol w:w="10080"/>
+      </w:tblGrid>
+      <w:tr>
+        <w:trPr>
+          <w:jc w:val="center"/>
+        </w:trPr>
+        <w:tc>
+          <w:tcPr>
+            <w:tcW w:w="10080" w:type="dxa"/>
+            <w:tcBorders>
+              <w:top w:val="single" w:sz="6" w:space="0" w:color="BFBFBF"/>
+              <w:left w:val="single" w:sz="6" w:space="0" w:color="BFBFBF"/>
+              <w:bottom w:val="single" w:sz="6" w:space="0" w:color="BFBFBF"/>
+              <w:right w:val="single" w:sz="6" w:space="0" w:color="BFBFBF"/>
+            </w:tcBorders>
+            <w:shd w:val="clear" w:color="auto" w:fill="F2F2F2"/>
+          </w:tcPr>
+          <w:p>
+            <w:pPr>
+              <w:rPr>
+                <w:sz w:val="24"/>
+                <w:szCs w:val="24"/>
+              </w:rPr>
+            </w:pPr>
+            <w:r>
+              <w:rPr>
+                <w:b/>
+                <w:bCs/>
+                <w:sz w:val="24"/>
+                <w:szCs w:val="24"/>
+              </w:rPr>
+              <w:t>Brief interpretation of the validation results</w:t>
+            </w:r>
+          </w:p>
+        </w:tc>
+      </w:tr>
+      <w:tr>
+        <w:trPr>
+          <w:jc w:val="center"/>
+        </w:trPr>
+        <w:tc>
+          <w:tcPr>
+            <w:tcW w:w="10080" w:type="dxa"/>
+            <w:tcBorders>
+              <w:top w:val="single" w:sz="6" w:space="0" w:color="BFBFBF"/>
+              <w:left w:val="single" w:sz="6" w:space="0" w:color="BFBFBF"/>
+              <w:bottom w:val="single" w:sz="6" w:space="0" w:color="BFBFBF"/>
+              <w:right w:val="single" w:sz="6" w:space="0" w:color="BFBFBF"/>
+            </w:tcBorders>
+          </w:tcPr>
+          <w:p>
+            <w:pPr>
+              <w:spacing w:after="200"/>
+              <w:rPr>
+                <w:sz w:val="24"/>
+                <w:szCs w:val="24"/>
+              </w:rPr>
+            </w:pPr>
+            <w:r>
+              <w:rPr>
+                <w:b/>
+                <w:bCs/>
+                <w:sz w:val="24"/>
+                <w:szCs w:val="24"/>
+              </w:rPr>
+              <w:t>The judge</w:t>
+            </w:r>
+            <w:r>
+              <w:rPr>
+                <w:sz w:val="24"/>
+                <w:szCs w:val="24"/>
+              </w:rPr>
+              <w:t xml:space="preserve"> can identify incorrect answers</w:t>
+            </w:r>
+            <w:r>
+              <w:rPr>
+                <w:sz w:val="24"/>
+                <w:szCs w:val="24"/>
+              </w:rPr>
+              <w:t xml:space="preserve">: it </w:t>
+            </w:r>
+            <w:r>
+              <w:rPr>
+                <w:b/>
+                <w:bCs/>
+                <w:sz w:val="24"/>
+                <w:szCs w:val="24"/>
+              </w:rPr>
+              <w:t>distinguishes</w:t>
+            </w:r>
+            <w:r>
+              <w:rPr>
+                <w:sz w:val="24"/>
+                <w:szCs w:val="24"/>
+              </w:rPr>
+              <w:t xml:space="preserve"> complete, grounded answers from those that miss or contradict a required fact (the three natural failures), and it also rejects an intentionally falsified answer (the manipulated probe). Because it enforces the specific points in the grading notes, I can trust the reported pass rate as a real signal rather than an artifact of a </w:t>
+            </w:r>
+            <w:r>
+              <w:rPr>
+                <w:sz w:val="24"/>
+                <w:szCs w:val="24"/>
+              </w:rPr>
+              <w:t>g</w:t>
+            </w:r>
+            <w:r>
+              <w:rPr>
+                <w:sz w:val="24"/>
+                <w:szCs w:val="24"/>
+              </w:rPr>
+              <w:t xml:space="preserve">rader that </w:t>
+            </w:r>
+            <w:r>
+              <w:rPr>
+                <w:sz w:val="24"/>
+                <w:szCs w:val="24"/>
+              </w:rPr>
+              <w:t>accepts weak answers</w:t>
+            </w:r>
+            <w:r>
+              <w:rPr>
+                <w:sz w:val="24"/>
+                <w:szCs w:val="24"/>
+              </w:rPr>
+              <w:t>. My confidence is strongest for incomplete/incorrect outputs, where I have multiple observed failures, and is supported but narrower for manipulated outputs, where I have one deliberate probe.</w:t>
+            </w:r>
           </w:p>
         </w:tc>
       </w:tr>
@@ -986,7 +4957,7 @@
                 <w:sz w:val="24"/>
                 <w:szCs w:val="24"/>
               </w:rPr>
-              <w:t>Brief justification for your criteria and metrics</w:t>
+              <w:t>Potential blind spots in the evaluation framework</w:t>
             </w:r>
           </w:p>
         </w:tc>
@@ -1007,53 +4978,79 @@
           </w:tcPr>
           <w:p>
             <w:pPr>
-              <w:rPr>
-                <w:sz w:val="24"/>
-                <w:szCs w:val="24"/>
-              </w:rPr>
-            </w:pPr>
-            <w:r>
-              <w:rPr>
-                <w:sz w:val="24"/>
-                <w:szCs w:val="24"/>
-              </w:rPr>
-              <w:t>Response:</w:t>
-            </w:r>
-          </w:p>
-          <w:p>
-            <w:pPr>
               <w:spacing w:after="120"/>
               <w:rPr>
                 <w:sz w:val="24"/>
                 <w:szCs w:val="24"/>
               </w:rPr>
             </w:pPr>
+            <w:r>
+              <w:rPr>
+                <w:sz w:val="24"/>
+                <w:szCs w:val="24"/>
+              </w:rPr>
+              <w:t xml:space="preserve">I found no confirmed cases where the judge incorrectly passed a bad answer. However, I identified several blind spots: </w:t>
+            </w:r>
+            <w:r>
+              <w:rPr>
+                <w:b/>
+                <w:bCs/>
+                <w:sz w:val="24"/>
+                <w:szCs w:val="24"/>
+              </w:rPr>
+              <w:t>it may pass answers that match grading-note keywords without source support</w:t>
+            </w:r>
+            <w:r>
+              <w:rPr>
+                <w:sz w:val="24"/>
+                <w:szCs w:val="24"/>
+              </w:rPr>
+              <w:t xml:space="preserve">, accept fabricated quotes, fail to detect answers based on the wrong document, and cannot evaluate </w:t>
+            </w:r>
+            <w:r>
+              <w:rPr>
+                <w:b/>
+                <w:bCs/>
+                <w:sz w:val="24"/>
+                <w:szCs w:val="24"/>
+              </w:rPr>
+              <w:t>out-of-corpus refusal behavior</w:t>
+            </w:r>
+            <w:r>
+              <w:rPr>
+                <w:sz w:val="24"/>
+                <w:szCs w:val="24"/>
+              </w:rPr>
+              <w:t>. I would test these limitations with fabricated quotes, unsupported answers, and out-of-corpus questions.</w:t>
+            </w:r>
           </w:p>
         </w:tc>
       </w:tr>
     </w:tbl>
+    <w:p/>
+    <w:p/>
+    <w:p/>
+    <w:p/>
+    <w:p/>
+    <w:p/>
+    <w:p/>
+    <w:p/>
+    <w:p/>
+    <w:p/>
+    <w:p/>
     <w:p>
       <w:pPr>
         <w:pStyle w:val="Heading1"/>
         <w:spacing w:before="240"/>
       </w:pPr>
-    </w:p>
-    <w:p>
-      <w:pPr>
-        <w:pStyle w:val="Heading1"/>
-      </w:pPr>
-    </w:p>
-    <w:p>
-      <w:pPr>
-        <w:pStyle w:val="Heading1"/>
-      </w:pPr>
       <w:r>
-        <w:t>Step 3. Testing Approach</w:t>
+        <w:lastRenderedPageBreak/>
+        <w:t>Step 7. Reflection and Next Steps</w:t>
       </w:r>
     </w:p>
     <w:p>
       <w:r>
-        <w:t>Describe the test set and process you used to evaluate the baseline retrieval system.</w:t>
+        <w:t>Reflect on the limitations of your current evaluation approach and how you would refine it before using it to guide system optimization.</w:t>
       </w:r>
     </w:p>
     <w:p>
@@ -1082,7 +5079,56 @@
           <w:sz w:val="24"/>
           <w:szCs w:val="24"/>
         </w:rPr>
-        <w:t>Include the number and types of queries or cases used.</w:t>
+        <w:t>Identify limitations in the test set, metrics, framework, or validation process.</w:t>
+      </w:r>
+    </w:p>
+    <w:p>
+      <w:pPr>
+        <w:numPr>
+          <w:ilvl w:val="0"/>
+          <w:numId w:val="4"/>
+        </w:numPr>
+        <w:pBdr>
+          <w:top w:val="nil"/>
+          <w:left w:val="nil"/>
+          <w:bottom w:val="nil"/>
+          <w:right w:val="nil"/>
+          <w:between w:val="nil"/>
+        </w:pBdr>
+        <w:spacing w:after="0"/>
+        <w:rPr>
+          <w:sz w:val="24"/>
+          <w:szCs w:val="24"/>
+        </w:rPr>
+      </w:pPr>
+      <w:r>
+        <w:rPr>
+          <w:rFonts w:eastAsia="Aptos"/>
+          <w:color w:val="000000"/>
+          <w:sz w:val="24"/>
+          <w:szCs w:val="24"/>
+        </w:rPr>
+        <w:t xml:space="preserve">Propose specific improvements you </w:t>
+      </w:r>
+      <w:proofErr w:type="gramStart"/>
+      <w:r>
+        <w:rPr>
+          <w:rFonts w:eastAsia="Aptos"/>
+          <w:color w:val="000000"/>
+          <w:sz w:val="24"/>
+          <w:szCs w:val="24"/>
+        </w:rPr>
+        <w:t>would</w:t>
+      </w:r>
+      <w:proofErr w:type="gramEnd"/>
+      <w:r>
+        <w:rPr>
+          <w:rFonts w:eastAsia="Aptos"/>
+          <w:color w:val="000000"/>
+          <w:sz w:val="24"/>
+          <w:szCs w:val="24"/>
+        </w:rPr>
+        <w:t xml:space="preserve"> make next.</w:t>
       </w:r>
     </w:p>
     <w:p>
@@ -1093,62 +5139,20 @@
           <w:numId w:val="4"/>
         </w:numPr>
         <w:rPr>
-          <w:sz w:val="24"/>
-          <w:szCs w:val="24"/>
-        </w:rPr>
-      </w:pPr>
-      <w:r>
-        <w:rPr>
-          <w:sz w:val="24"/>
-          <w:szCs w:val="24"/>
-        </w:rPr>
-        <w:t>Describe how your test set represents the types of questions, tasks, scenarios, or failure cases your system is expected to handle.</w:t>
-      </w:r>
-    </w:p>
-    <w:p>
-      <w:pPr>
-        <w:pStyle w:val="ListParagraph"/>
-        <w:numPr>
-          <w:ilvl w:val="0"/>
-          <w:numId w:val="4"/>
-        </w:numPr>
-        <w:rPr>
-          <w:sz w:val="24"/>
-          <w:szCs w:val="24"/>
-        </w:rPr>
-      </w:pPr>
-      <w:r>
-        <w:rPr>
           <w:rFonts w:eastAsia="Aptos"/>
           <w:color w:val="000000"/>
           <w:sz w:val="24"/>
           <w:szCs w:val="24"/>
         </w:rPr>
-        <w:t>Indicate whether the queries were realistic, synthetic, edge cases, adversarial, or a mix.</w:t>
-      </w:r>
-    </w:p>
-    <w:p>
-      <w:pPr>
-        <w:pStyle w:val="ListParagraph"/>
-        <w:numPr>
-          <w:ilvl w:val="0"/>
-          <w:numId w:val="4"/>
-        </w:numPr>
+      </w:pPr>
+      <w:r>
         <w:rPr>
           <w:rFonts w:eastAsia="Aptos"/>
           <w:color w:val="000000"/>
           <w:sz w:val="24"/>
           <w:szCs w:val="24"/>
         </w:rPr>
-      </w:pPr>
-      <w:r>
-        <w:rPr>
-          <w:rFonts w:eastAsia="Aptos"/>
-          <w:color w:val="000000"/>
-          <w:sz w:val="24"/>
-          <w:szCs w:val="24"/>
-        </w:rPr>
-        <w:t>Describe any tools, evaluation frameworks, metrics, datasets, prompts, or processes used to conduct the evaluation.</w:t>
+        <w:t>Consider what additional evidence, test cases, adversarial scenarios, or validation methods would strengthen your evaluation framework.</w:t>
       </w:r>
     </w:p>
     <w:tbl>
@@ -1190,7 +5194,7 @@
                 <w:sz w:val="24"/>
                 <w:szCs w:val="24"/>
               </w:rPr>
-              <w:t>Description of your test set</w:t>
+              <w:t>Limitations of your current evaluation approach</w:t>
             </w:r>
           </w:p>
         </w:tc>
@@ -1211,27 +5215,41 @@
           </w:tcPr>
           <w:p>
             <w:pPr>
-              <w:rPr>
-                <w:sz w:val="24"/>
-                <w:szCs w:val="24"/>
-              </w:rPr>
-            </w:pPr>
-            <w:r>
-              <w:rPr>
-                <w:sz w:val="24"/>
-                <w:szCs w:val="24"/>
-              </w:rPr>
-              <w:t>Response:</w:t>
-            </w:r>
-          </w:p>
-          <w:p>
-            <w:pPr>
-              <w:spacing w:after="120"/>
-              <w:rPr>
-                <w:sz w:val="24"/>
-                <w:szCs w:val="24"/>
-              </w:rPr>
-            </w:pPr>
+              <w:spacing w:after="200"/>
+            </w:pPr>
+            <w:r>
+              <w:rPr>
+                <w:b/>
+                <w:bCs/>
+                <w:sz w:val="24"/>
+                <w:szCs w:val="24"/>
+                <w:u w:val="single"/>
+              </w:rPr>
+              <w:t>My test set is grounded but was itself LLM-generated from article leads</w:t>
+            </w:r>
+            <w:r>
+              <w:rPr>
+                <w:sz w:val="24"/>
+                <w:szCs w:val="24"/>
+              </w:rPr>
+              <w:t xml:space="preserve">, so it may favor facts that appear early in articles and under-represent deep-detail or cross-article questions. My metrics are binary and answer-only (no retrieval-hit metric, no partial credit, no citation-faithfulness check). I have no adversarial or out-of-corpus 'should refuse' cases, and my judge shares the </w:t>
+            </w:r>
+            <w:r>
+              <w:rPr>
+                <w:b/>
+                <w:bCs/>
+                <w:sz w:val="24"/>
+                <w:szCs w:val="24"/>
+              </w:rPr>
+              <w:t>same model family</w:t>
+            </w:r>
+            <w:r>
+              <w:rPr>
+                <w:sz w:val="24"/>
+                <w:szCs w:val="24"/>
+              </w:rPr>
+              <w:t xml:space="preserve"> as the answer generator, which risks self-favoring judgments. My sample size (100 originals) is modest, and my manipulated-output evidence rests on a single deliberate probe rather than a broad adversarial suite.</w:t>
+            </w:r>
           </w:p>
         </w:tc>
       </w:tr>
@@ -1283,7 +5301,7 @@
                 <w:sz w:val="24"/>
                 <w:szCs w:val="24"/>
               </w:rPr>
-              <w:t>How the evaluation was conducted</w:t>
+              <w:t>Specific improvements or next steps</w:t>
             </w:r>
           </w:p>
         </w:tc>
@@ -1304,1790 +5322,119 @@
           </w:tcPr>
           <w:p>
             <w:pPr>
-              <w:rPr>
-                <w:sz w:val="24"/>
-                <w:szCs w:val="24"/>
-              </w:rPr>
-            </w:pPr>
-            <w:r>
-              <w:rPr>
-                <w:sz w:val="24"/>
-                <w:szCs w:val="24"/>
-              </w:rPr>
-              <w:t>Response:</w:t>
-            </w:r>
-          </w:p>
-          <w:p>
-            <w:pPr>
-              <w:spacing w:after="120"/>
-              <w:rPr>
-                <w:sz w:val="24"/>
-                <w:szCs w:val="24"/>
-              </w:rPr>
-            </w:pPr>
-          </w:p>
-        </w:tc>
-      </w:tr>
-    </w:tbl>
-    <w:p/>
-    <w:p>
-      <w:pPr>
-        <w:pStyle w:val="Heading1"/>
-        <w:spacing w:before="240"/>
-      </w:pPr>
-      <w:r>
-        <w:t>Step 4. Baseline Results</w:t>
-      </w:r>
-    </w:p>
-    <w:p>
-      <w:r>
-        <w:t>Present the baseline performance results from your evaluation.</w:t>
-      </w:r>
-    </w:p>
-    <w:p>
-      <w:pPr>
-        <w:numPr>
-          <w:ilvl w:val="0"/>
-          <w:numId w:val="4"/>
-        </w:numPr>
-        <w:pBdr>
-          <w:top w:val="nil"/>
-          <w:left w:val="nil"/>
-          <w:bottom w:val="nil"/>
-          <w:right w:val="nil"/>
-          <w:between w:val="nil"/>
-        </w:pBdr>
-        <w:spacing w:after="0"/>
-        <w:rPr>
-          <w:sz w:val="24"/>
-          <w:szCs w:val="24"/>
-        </w:rPr>
-      </w:pPr>
-      <w:r>
-        <w:rPr>
-          <w:rFonts w:eastAsia="Aptos"/>
-          <w:color w:val="000000"/>
-          <w:sz w:val="24"/>
-          <w:szCs w:val="24"/>
-        </w:rPr>
-        <w:t>Include scores or findings across your selected metrics.</w:t>
-      </w:r>
-      <w:r>
-        <w:rPr>
-          <w:rFonts w:eastAsia="Aptos"/>
-          <w:color w:val="000000"/>
-          <w:sz w:val="24"/>
-          <w:szCs w:val="24"/>
-        </w:rPr>
-        <w:t xml:space="preserve"> </w:t>
-      </w:r>
-      <w:r>
-        <w:rPr>
-          <w:rFonts w:eastAsia="Aptos"/>
-          <w:color w:val="000000"/>
-          <w:sz w:val="24"/>
-          <w:szCs w:val="24"/>
-        </w:rPr>
-        <w:t>Note any surprising, inconsistent, or difficult-to-interpret results.</w:t>
-      </w:r>
-    </w:p>
-    <w:p>
-      <w:pPr>
-        <w:numPr>
-          <w:ilvl w:val="0"/>
-          <w:numId w:val="4"/>
-        </w:numPr>
-        <w:pBdr>
-          <w:top w:val="nil"/>
-          <w:left w:val="nil"/>
-          <w:bottom w:val="nil"/>
-          <w:right w:val="nil"/>
-          <w:between w:val="nil"/>
-        </w:pBdr>
-        <w:spacing w:after="0"/>
-        <w:rPr>
-          <w:sz w:val="24"/>
-          <w:szCs w:val="24"/>
-        </w:rPr>
-      </w:pPr>
-      <w:r>
-        <w:rPr>
-          <w:rFonts w:eastAsia="Aptos"/>
-          <w:color w:val="000000"/>
-          <w:sz w:val="24"/>
-          <w:szCs w:val="24"/>
-        </w:rPr>
-        <w:t>Provide at least two concrete examples of system outputs.</w:t>
-      </w:r>
-    </w:p>
-    <w:p>
-      <w:pPr>
-        <w:numPr>
-          <w:ilvl w:val="0"/>
-          <w:numId w:val="4"/>
-        </w:numPr>
-        <w:pBdr>
-          <w:top w:val="nil"/>
-          <w:left w:val="nil"/>
-          <w:bottom w:val="nil"/>
-          <w:right w:val="nil"/>
-          <w:between w:val="nil"/>
-        </w:pBdr>
-        <w:spacing w:after="200"/>
-        <w:rPr>
-          <w:sz w:val="24"/>
-          <w:szCs w:val="24"/>
-        </w:rPr>
-      </w:pPr>
-      <w:r>
-        <w:rPr>
-          <w:rFonts w:eastAsia="Aptos"/>
-          <w:color w:val="000000"/>
-          <w:sz w:val="24"/>
-          <w:szCs w:val="24"/>
-        </w:rPr>
-        <w:t>Use output logs, screenshots, metric reports, or summaries as supporting evidence.</w:t>
-      </w:r>
-    </w:p>
-    <w:tbl>
-      <w:tblPr>
-        <w:tblW w:w="10080" w:type="dxa"/>
-        <w:jc w:val="center"/>
-        <w:tblLayout w:type="fixed"/>
-        <w:tblLook w:val="0400" w:firstRow="0" w:lastRow="0" w:firstColumn="0" w:lastColumn="0" w:noHBand="0" w:noVBand="1"/>
-      </w:tblPr>
-      <w:tblGrid>
-        <w:gridCol w:w="10080"/>
-      </w:tblGrid>
-      <w:tr>
-        <w:trPr>
-          <w:jc w:val="center"/>
-        </w:trPr>
-        <w:tc>
-          <w:tcPr>
-            <w:tcW w:w="10080" w:type="dxa"/>
-            <w:tcBorders>
-              <w:top w:val="single" w:sz="6" w:space="0" w:color="BFBFBF"/>
-              <w:left w:val="single" w:sz="6" w:space="0" w:color="BFBFBF"/>
-              <w:bottom w:val="single" w:sz="6" w:space="0" w:color="BFBFBF"/>
-              <w:right w:val="single" w:sz="6" w:space="0" w:color="BFBFBF"/>
-            </w:tcBorders>
-            <w:shd w:val="clear" w:color="auto" w:fill="F2F2F2"/>
-          </w:tcPr>
-          <w:p>
-            <w:pPr>
-              <w:rPr>
-                <w:sz w:val="24"/>
-                <w:szCs w:val="24"/>
-              </w:rPr>
-            </w:pPr>
-            <w:r>
-              <w:rPr>
-                <w:b/>
-                <w:bCs/>
-                <w:sz w:val="24"/>
-                <w:szCs w:val="24"/>
-              </w:rPr>
-              <w:t>Summary of baseline evaluation results</w:t>
-            </w:r>
-          </w:p>
-        </w:tc>
-      </w:tr>
-      <w:tr>
-        <w:trPr>
-          <w:jc w:val="center"/>
-        </w:trPr>
-        <w:tc>
-          <w:tcPr>
-            <w:tcW w:w="10080" w:type="dxa"/>
-            <w:tcBorders>
-              <w:top w:val="single" w:sz="6" w:space="0" w:color="BFBFBF"/>
-              <w:left w:val="single" w:sz="6" w:space="0" w:color="BFBFBF"/>
-              <w:bottom w:val="single" w:sz="6" w:space="0" w:color="BFBFBF"/>
-              <w:right w:val="single" w:sz="6" w:space="0" w:color="BFBFBF"/>
-            </w:tcBorders>
-          </w:tcPr>
-          <w:p>
-            <w:pPr>
-              <w:rPr>
-                <w:sz w:val="24"/>
-                <w:szCs w:val="24"/>
-              </w:rPr>
-            </w:pPr>
-            <w:r>
-              <w:rPr>
-                <w:sz w:val="24"/>
-                <w:szCs w:val="24"/>
-              </w:rPr>
-              <w:t>Response:</w:t>
-            </w:r>
-          </w:p>
-          <w:p>
-            <w:pPr>
-              <w:spacing w:after="120"/>
-              <w:rPr>
-                <w:sz w:val="24"/>
-                <w:szCs w:val="24"/>
-              </w:rPr>
-            </w:pPr>
-          </w:p>
-        </w:tc>
-      </w:tr>
-    </w:tbl>
-    <w:p>
-      <w:pPr>
-        <w:rPr>
-          <w:sz w:val="24"/>
-          <w:szCs w:val="24"/>
-        </w:rPr>
-      </w:pPr>
-    </w:p>
-    <w:p>
-      <w:pPr>
-        <w:rPr>
-          <w:sz w:val="24"/>
-          <w:szCs w:val="24"/>
-        </w:rPr>
-      </w:pPr>
-    </w:p>
-    <w:tbl>
-      <w:tblPr>
-        <w:tblW w:w="10080" w:type="dxa"/>
-        <w:jc w:val="center"/>
-        <w:tblLayout w:type="fixed"/>
-        <w:tblLook w:val="0400" w:firstRow="0" w:lastRow="0" w:firstColumn="0" w:lastColumn="0" w:noHBand="0" w:noVBand="1"/>
-      </w:tblPr>
-      <w:tblGrid>
-        <w:gridCol w:w="10080"/>
-      </w:tblGrid>
-      <w:tr>
-        <w:trPr>
-          <w:jc w:val="center"/>
-        </w:trPr>
-        <w:tc>
-          <w:tcPr>
-            <w:tcW w:w="10080" w:type="dxa"/>
-            <w:tcBorders>
-              <w:top w:val="single" w:sz="6" w:space="0" w:color="BFBFBF"/>
-              <w:left w:val="single" w:sz="6" w:space="0" w:color="BFBFBF"/>
-              <w:bottom w:val="single" w:sz="6" w:space="0" w:color="BFBFBF"/>
-              <w:right w:val="single" w:sz="6" w:space="0" w:color="BFBFBF"/>
-            </w:tcBorders>
-            <w:shd w:val="clear" w:color="auto" w:fill="F2F2F2"/>
-          </w:tcPr>
-          <w:p>
-            <w:pPr>
-              <w:rPr>
-                <w:sz w:val="24"/>
-                <w:szCs w:val="24"/>
-              </w:rPr>
-            </w:pPr>
-            <w:r>
-              <w:rPr>
-                <w:b/>
-                <w:bCs/>
-                <w:sz w:val="24"/>
-                <w:szCs w:val="24"/>
-              </w:rPr>
-              <w:t xml:space="preserve">Example 1: </w:t>
-            </w:r>
-            <w:r>
-              <w:rPr>
-                <w:b/>
-                <w:bCs/>
-                <w:sz w:val="24"/>
-                <w:szCs w:val="24"/>
-              </w:rPr>
-              <w:t>Q</w:t>
-            </w:r>
-            <w:r>
-              <w:rPr>
-                <w:b/>
-                <w:bCs/>
-                <w:sz w:val="24"/>
-                <w:szCs w:val="24"/>
-              </w:rPr>
-              <w:t>uery, system output, and result</w:t>
-            </w:r>
-          </w:p>
-        </w:tc>
-      </w:tr>
-      <w:tr>
-        <w:trPr>
-          <w:jc w:val="center"/>
-        </w:trPr>
-        <w:tc>
-          <w:tcPr>
-            <w:tcW w:w="10080" w:type="dxa"/>
-            <w:tcBorders>
-              <w:top w:val="single" w:sz="6" w:space="0" w:color="BFBFBF"/>
-              <w:left w:val="single" w:sz="6" w:space="0" w:color="BFBFBF"/>
-              <w:bottom w:val="single" w:sz="6" w:space="0" w:color="BFBFBF"/>
-              <w:right w:val="single" w:sz="6" w:space="0" w:color="BFBFBF"/>
-            </w:tcBorders>
-          </w:tcPr>
-          <w:p>
-            <w:pPr>
-              <w:rPr>
-                <w:sz w:val="24"/>
-                <w:szCs w:val="24"/>
-              </w:rPr>
-            </w:pPr>
-            <w:r>
-              <w:rPr>
-                <w:sz w:val="24"/>
-                <w:szCs w:val="24"/>
-              </w:rPr>
-              <w:t>Response:</w:t>
-            </w:r>
-          </w:p>
-          <w:p>
-            <w:pPr>
-              <w:spacing w:after="120"/>
-              <w:rPr>
-                <w:sz w:val="24"/>
-                <w:szCs w:val="24"/>
-              </w:rPr>
-            </w:pPr>
-          </w:p>
-        </w:tc>
-      </w:tr>
-    </w:tbl>
-    <w:p>
-      <w:pPr>
-        <w:rPr>
-          <w:sz w:val="24"/>
-          <w:szCs w:val="24"/>
-        </w:rPr>
-      </w:pPr>
-    </w:p>
-    <w:tbl>
-      <w:tblPr>
-        <w:tblW w:w="10080" w:type="dxa"/>
-        <w:jc w:val="center"/>
-        <w:tblLayout w:type="fixed"/>
-        <w:tblLook w:val="0400" w:firstRow="0" w:lastRow="0" w:firstColumn="0" w:lastColumn="0" w:noHBand="0" w:noVBand="1"/>
-      </w:tblPr>
-      <w:tblGrid>
-        <w:gridCol w:w="10080"/>
-      </w:tblGrid>
-      <w:tr>
-        <w:trPr>
-          <w:jc w:val="center"/>
-        </w:trPr>
-        <w:tc>
-          <w:tcPr>
-            <w:tcW w:w="10080" w:type="dxa"/>
-            <w:tcBorders>
-              <w:top w:val="single" w:sz="6" w:space="0" w:color="BFBFBF"/>
-              <w:left w:val="single" w:sz="6" w:space="0" w:color="BFBFBF"/>
-              <w:bottom w:val="single" w:sz="6" w:space="0" w:color="BFBFBF"/>
-              <w:right w:val="single" w:sz="6" w:space="0" w:color="BFBFBF"/>
-            </w:tcBorders>
-            <w:shd w:val="clear" w:color="auto" w:fill="F2F2F2"/>
-          </w:tcPr>
-          <w:p>
-            <w:pPr>
-              <w:rPr>
-                <w:sz w:val="24"/>
-                <w:szCs w:val="24"/>
-              </w:rPr>
-            </w:pPr>
-            <w:r>
-              <w:rPr>
-                <w:b/>
-                <w:bCs/>
-                <w:sz w:val="24"/>
-                <w:szCs w:val="24"/>
-              </w:rPr>
-              <w:t xml:space="preserve">Example 2: </w:t>
-            </w:r>
-            <w:r>
-              <w:rPr>
-                <w:b/>
-                <w:bCs/>
-                <w:sz w:val="24"/>
-                <w:szCs w:val="24"/>
-              </w:rPr>
-              <w:t>Q</w:t>
-            </w:r>
-            <w:r>
-              <w:rPr>
-                <w:b/>
-                <w:bCs/>
-                <w:sz w:val="24"/>
-                <w:szCs w:val="24"/>
-              </w:rPr>
-              <w:t>uery, system output, and result</w:t>
-            </w:r>
-          </w:p>
-        </w:tc>
-      </w:tr>
-      <w:tr>
-        <w:trPr>
-          <w:jc w:val="center"/>
-        </w:trPr>
-        <w:tc>
-          <w:tcPr>
-            <w:tcW w:w="10080" w:type="dxa"/>
-            <w:tcBorders>
-              <w:top w:val="single" w:sz="6" w:space="0" w:color="BFBFBF"/>
-              <w:left w:val="single" w:sz="6" w:space="0" w:color="BFBFBF"/>
-              <w:bottom w:val="single" w:sz="6" w:space="0" w:color="BFBFBF"/>
-              <w:right w:val="single" w:sz="6" w:space="0" w:color="BFBFBF"/>
-            </w:tcBorders>
-          </w:tcPr>
-          <w:p>
-            <w:pPr>
-              <w:rPr>
-                <w:sz w:val="24"/>
-                <w:szCs w:val="24"/>
-              </w:rPr>
-            </w:pPr>
-            <w:r>
-              <w:rPr>
-                <w:sz w:val="24"/>
-                <w:szCs w:val="24"/>
-              </w:rPr>
-              <w:t>Response:</w:t>
-            </w:r>
-          </w:p>
-          <w:p>
-            <w:pPr>
-              <w:spacing w:after="120"/>
-              <w:rPr>
-                <w:sz w:val="24"/>
-                <w:szCs w:val="24"/>
-              </w:rPr>
-            </w:pPr>
-          </w:p>
-        </w:tc>
-      </w:tr>
-    </w:tbl>
-    <w:p>
-      <w:pPr>
-        <w:rPr>
-          <w:sz w:val="24"/>
-          <w:szCs w:val="24"/>
-        </w:rPr>
-      </w:pPr>
-    </w:p>
-    <w:tbl>
-      <w:tblPr>
-        <w:tblW w:w="10080" w:type="dxa"/>
-        <w:jc w:val="center"/>
-        <w:tblLayout w:type="fixed"/>
-        <w:tblLook w:val="0400" w:firstRow="0" w:lastRow="0" w:firstColumn="0" w:lastColumn="0" w:noHBand="0" w:noVBand="1"/>
-      </w:tblPr>
-      <w:tblGrid>
-        <w:gridCol w:w="10080"/>
-      </w:tblGrid>
-      <w:tr>
-        <w:trPr>
-          <w:jc w:val="center"/>
-        </w:trPr>
-        <w:tc>
-          <w:tcPr>
-            <w:tcW w:w="10080" w:type="dxa"/>
-            <w:tcBorders>
-              <w:top w:val="single" w:sz="6" w:space="0" w:color="BFBFBF"/>
-              <w:left w:val="single" w:sz="6" w:space="0" w:color="BFBFBF"/>
-              <w:bottom w:val="single" w:sz="6" w:space="0" w:color="BFBFBF"/>
-              <w:right w:val="single" w:sz="6" w:space="0" w:color="BFBFBF"/>
-            </w:tcBorders>
-            <w:shd w:val="clear" w:color="auto" w:fill="F2F2F2"/>
-          </w:tcPr>
-          <w:p>
-            <w:pPr>
-              <w:rPr>
-                <w:sz w:val="24"/>
-                <w:szCs w:val="24"/>
-              </w:rPr>
-            </w:pPr>
-            <w:r>
-              <w:rPr>
-                <w:b/>
-                <w:bCs/>
-                <w:sz w:val="24"/>
-                <w:szCs w:val="24"/>
-              </w:rPr>
-              <w:t xml:space="preserve">Example 3: </w:t>
-            </w:r>
-            <w:r>
-              <w:rPr>
-                <w:b/>
-                <w:bCs/>
-                <w:sz w:val="24"/>
-                <w:szCs w:val="24"/>
-              </w:rPr>
-              <w:t>Q</w:t>
-            </w:r>
-            <w:r>
-              <w:rPr>
-                <w:b/>
-                <w:bCs/>
-                <w:sz w:val="24"/>
-                <w:szCs w:val="24"/>
-              </w:rPr>
-              <w:t>uery, system output, and result, if applicable</w:t>
-            </w:r>
-          </w:p>
-        </w:tc>
-      </w:tr>
-      <w:tr>
-        <w:trPr>
-          <w:jc w:val="center"/>
-        </w:trPr>
-        <w:tc>
-          <w:tcPr>
-            <w:tcW w:w="10080" w:type="dxa"/>
-            <w:tcBorders>
-              <w:top w:val="single" w:sz="6" w:space="0" w:color="BFBFBF"/>
-              <w:left w:val="single" w:sz="6" w:space="0" w:color="BFBFBF"/>
-              <w:bottom w:val="single" w:sz="6" w:space="0" w:color="BFBFBF"/>
-              <w:right w:val="single" w:sz="6" w:space="0" w:color="BFBFBF"/>
-            </w:tcBorders>
-          </w:tcPr>
-          <w:p>
-            <w:pPr>
-              <w:rPr>
-                <w:sz w:val="24"/>
-                <w:szCs w:val="24"/>
-              </w:rPr>
-            </w:pPr>
-            <w:r>
-              <w:rPr>
-                <w:sz w:val="24"/>
-                <w:szCs w:val="24"/>
-              </w:rPr>
-              <w:t>Response:</w:t>
-            </w:r>
-          </w:p>
-          <w:p>
-            <w:pPr>
-              <w:spacing w:after="120"/>
-              <w:rPr>
-                <w:sz w:val="24"/>
-                <w:szCs w:val="24"/>
-              </w:rPr>
-            </w:pPr>
-          </w:p>
-        </w:tc>
-      </w:tr>
-    </w:tbl>
-    <w:p/>
-    <w:p>
-      <w:pPr>
-        <w:pStyle w:val="Heading1"/>
-        <w:spacing w:before="240"/>
-      </w:pPr>
-      <w:r>
-        <w:t>Step 5. Performance Analysis</w:t>
-      </w:r>
-    </w:p>
-    <w:p>
-      <w:r>
-        <w:t>Analyze what the baseline results reveal about your system.</w:t>
-      </w:r>
-    </w:p>
-    <w:p>
-      <w:pPr>
-        <w:numPr>
-          <w:ilvl w:val="0"/>
-          <w:numId w:val="4"/>
-        </w:numPr>
-        <w:pBdr>
-          <w:top w:val="nil"/>
-          <w:left w:val="nil"/>
-          <w:bottom w:val="nil"/>
-          <w:right w:val="nil"/>
-          <w:between w:val="nil"/>
-        </w:pBdr>
-        <w:spacing w:after="0"/>
-        <w:rPr>
-          <w:sz w:val="24"/>
-          <w:szCs w:val="24"/>
-        </w:rPr>
-      </w:pPr>
-      <w:r>
-        <w:rPr>
-          <w:rFonts w:eastAsia="Aptos"/>
-          <w:color w:val="000000"/>
-          <w:sz w:val="24"/>
-          <w:szCs w:val="24"/>
-        </w:rPr>
-        <w:t>Identify meaningful strengths and weaknesses.</w:t>
-      </w:r>
-    </w:p>
-    <w:p>
-      <w:pPr>
-        <w:pStyle w:val="ListParagraph"/>
-        <w:numPr>
-          <w:ilvl w:val="0"/>
-          <w:numId w:val="4"/>
-        </w:numPr>
-        <w:rPr>
-          <w:rFonts w:eastAsia="Aptos"/>
-          <w:color w:val="000000"/>
-          <w:sz w:val="24"/>
-          <w:szCs w:val="24"/>
-        </w:rPr>
-      </w:pPr>
-      <w:r>
-        <w:rPr>
-          <w:rFonts w:eastAsia="Aptos"/>
-          <w:color w:val="000000"/>
-          <w:sz w:val="24"/>
-          <w:szCs w:val="24"/>
-        </w:rPr>
-        <w:t>Explain likely causes of failure, such as retrieval gaps, poor ranking, insufficient context, weak query handling, generation limitations, or other factors relevant to your scenario.</w:t>
-      </w:r>
-    </w:p>
-    <w:p>
-      <w:pPr>
-        <w:pStyle w:val="ListParagraph"/>
-        <w:numPr>
-          <w:ilvl w:val="0"/>
-          <w:numId w:val="4"/>
-        </w:numPr>
-        <w:rPr>
-          <w:rFonts w:eastAsia="Aptos"/>
-          <w:color w:val="000000"/>
-          <w:sz w:val="24"/>
-          <w:szCs w:val="24"/>
-        </w:rPr>
-      </w:pPr>
-      <w:r>
-        <w:rPr>
-          <w:rFonts w:eastAsia="Aptos"/>
-          <w:color w:val="000000"/>
-          <w:sz w:val="24"/>
-          <w:szCs w:val="24"/>
-        </w:rPr>
-        <w:t>Connect your analysis to the evidence presented in Step 4.</w:t>
-      </w:r>
-    </w:p>
-    <w:tbl>
-      <w:tblPr>
-        <w:tblW w:w="10080" w:type="dxa"/>
-        <w:jc w:val="center"/>
-        <w:tblLayout w:type="fixed"/>
-        <w:tblLook w:val="0400" w:firstRow="0" w:lastRow="0" w:firstColumn="0" w:lastColumn="0" w:noHBand="0" w:noVBand="1"/>
-      </w:tblPr>
-      <w:tblGrid>
-        <w:gridCol w:w="10080"/>
-      </w:tblGrid>
-      <w:tr>
-        <w:trPr>
-          <w:jc w:val="center"/>
-        </w:trPr>
-        <w:tc>
-          <w:tcPr>
-            <w:tcW w:w="10080" w:type="dxa"/>
-            <w:tcBorders>
-              <w:top w:val="single" w:sz="6" w:space="0" w:color="BFBFBF"/>
-              <w:left w:val="single" w:sz="6" w:space="0" w:color="BFBFBF"/>
-              <w:bottom w:val="single" w:sz="6" w:space="0" w:color="BFBFBF"/>
-              <w:right w:val="single" w:sz="6" w:space="0" w:color="BFBFBF"/>
-            </w:tcBorders>
-            <w:shd w:val="clear" w:color="auto" w:fill="F2F2F2"/>
-          </w:tcPr>
-          <w:p>
-            <w:pPr>
-              <w:rPr>
-                <w:sz w:val="24"/>
-                <w:szCs w:val="24"/>
-              </w:rPr>
-            </w:pPr>
-            <w:r>
-              <w:rPr>
-                <w:b/>
-                <w:bCs/>
-                <w:sz w:val="24"/>
-                <w:szCs w:val="24"/>
-              </w:rPr>
-              <w:t>Key system strengths</w:t>
-            </w:r>
-          </w:p>
-        </w:tc>
-      </w:tr>
-      <w:tr>
-        <w:trPr>
-          <w:jc w:val="center"/>
-        </w:trPr>
-        <w:tc>
-          <w:tcPr>
-            <w:tcW w:w="10080" w:type="dxa"/>
-            <w:tcBorders>
-              <w:top w:val="single" w:sz="6" w:space="0" w:color="BFBFBF"/>
-              <w:left w:val="single" w:sz="6" w:space="0" w:color="BFBFBF"/>
-              <w:bottom w:val="single" w:sz="6" w:space="0" w:color="BFBFBF"/>
-              <w:right w:val="single" w:sz="6" w:space="0" w:color="BFBFBF"/>
-            </w:tcBorders>
-          </w:tcPr>
-          <w:p>
-            <w:pPr>
-              <w:rPr>
-                <w:sz w:val="24"/>
-                <w:szCs w:val="24"/>
-              </w:rPr>
-            </w:pPr>
-            <w:r>
-              <w:rPr>
-                <w:sz w:val="24"/>
-                <w:szCs w:val="24"/>
-              </w:rPr>
-              <w:t>Response:</w:t>
-            </w:r>
-          </w:p>
-          <w:p>
-            <w:pPr>
-              <w:spacing w:after="120"/>
-              <w:rPr>
-                <w:sz w:val="24"/>
-                <w:szCs w:val="24"/>
-              </w:rPr>
-            </w:pPr>
-          </w:p>
-        </w:tc>
-      </w:tr>
-    </w:tbl>
-    <w:p>
-      <w:pPr>
-        <w:rPr>
-          <w:sz w:val="24"/>
-          <w:szCs w:val="24"/>
-        </w:rPr>
-      </w:pPr>
-    </w:p>
-    <w:tbl>
-      <w:tblPr>
-        <w:tblW w:w="10080" w:type="dxa"/>
-        <w:jc w:val="center"/>
-        <w:tblLayout w:type="fixed"/>
-        <w:tblLook w:val="0400" w:firstRow="0" w:lastRow="0" w:firstColumn="0" w:lastColumn="0" w:noHBand="0" w:noVBand="1"/>
-      </w:tblPr>
-      <w:tblGrid>
-        <w:gridCol w:w="10080"/>
-      </w:tblGrid>
-      <w:tr>
-        <w:trPr>
-          <w:jc w:val="center"/>
-        </w:trPr>
-        <w:tc>
-          <w:tcPr>
-            <w:tcW w:w="10080" w:type="dxa"/>
-            <w:tcBorders>
-              <w:top w:val="single" w:sz="6" w:space="0" w:color="BFBFBF"/>
-              <w:left w:val="single" w:sz="6" w:space="0" w:color="BFBFBF"/>
-              <w:bottom w:val="single" w:sz="6" w:space="0" w:color="BFBFBF"/>
-              <w:right w:val="single" w:sz="6" w:space="0" w:color="BFBFBF"/>
-            </w:tcBorders>
-            <w:shd w:val="clear" w:color="auto" w:fill="F2F2F2"/>
-          </w:tcPr>
-          <w:p>
-            <w:pPr>
-              <w:rPr>
-                <w:sz w:val="24"/>
-                <w:szCs w:val="24"/>
-              </w:rPr>
-            </w:pPr>
-            <w:r>
-              <w:rPr>
-                <w:b/>
-                <w:bCs/>
-                <w:sz w:val="24"/>
-                <w:szCs w:val="24"/>
-              </w:rPr>
-              <w:t>Key system weaknesses</w:t>
-            </w:r>
-          </w:p>
-        </w:tc>
-      </w:tr>
-      <w:tr>
-        <w:trPr>
-          <w:jc w:val="center"/>
-        </w:trPr>
-        <w:tc>
-          <w:tcPr>
-            <w:tcW w:w="10080" w:type="dxa"/>
-            <w:tcBorders>
-              <w:top w:val="single" w:sz="6" w:space="0" w:color="BFBFBF"/>
-              <w:left w:val="single" w:sz="6" w:space="0" w:color="BFBFBF"/>
-              <w:bottom w:val="single" w:sz="6" w:space="0" w:color="BFBFBF"/>
-              <w:right w:val="single" w:sz="6" w:space="0" w:color="BFBFBF"/>
-            </w:tcBorders>
-          </w:tcPr>
-          <w:p>
-            <w:pPr>
-              <w:rPr>
-                <w:sz w:val="24"/>
-                <w:szCs w:val="24"/>
-              </w:rPr>
-            </w:pPr>
-            <w:r>
-              <w:rPr>
-                <w:sz w:val="24"/>
-                <w:szCs w:val="24"/>
-              </w:rPr>
-              <w:t>Response:</w:t>
-            </w:r>
-          </w:p>
-          <w:p>
-            <w:pPr>
-              <w:spacing w:after="120"/>
-              <w:rPr>
-                <w:sz w:val="24"/>
-                <w:szCs w:val="24"/>
-              </w:rPr>
-            </w:pPr>
-          </w:p>
-        </w:tc>
-      </w:tr>
-    </w:tbl>
-    <w:p>
-      <w:pPr>
-        <w:rPr>
-          <w:sz w:val="24"/>
-          <w:szCs w:val="24"/>
-        </w:rPr>
-      </w:pPr>
-    </w:p>
-    <w:tbl>
-      <w:tblPr>
-        <w:tblW w:w="10080" w:type="dxa"/>
-        <w:jc w:val="center"/>
-        <w:tblLayout w:type="fixed"/>
-        <w:tblLook w:val="0400" w:firstRow="0" w:lastRow="0" w:firstColumn="0" w:lastColumn="0" w:noHBand="0" w:noVBand="1"/>
-      </w:tblPr>
-      <w:tblGrid>
-        <w:gridCol w:w="10080"/>
-      </w:tblGrid>
-      <w:tr>
-        <w:trPr>
-          <w:jc w:val="center"/>
-        </w:trPr>
-        <w:tc>
-          <w:tcPr>
-            <w:tcW w:w="10080" w:type="dxa"/>
-            <w:tcBorders>
-              <w:top w:val="single" w:sz="6" w:space="0" w:color="BFBFBF"/>
-              <w:left w:val="single" w:sz="6" w:space="0" w:color="BFBFBF"/>
-              <w:bottom w:val="single" w:sz="6" w:space="0" w:color="BFBFBF"/>
-              <w:right w:val="single" w:sz="6" w:space="0" w:color="BFBFBF"/>
-            </w:tcBorders>
-            <w:shd w:val="clear" w:color="auto" w:fill="F2F2F2"/>
-          </w:tcPr>
-          <w:p>
-            <w:pPr>
-              <w:rPr>
-                <w:sz w:val="24"/>
-                <w:szCs w:val="24"/>
-              </w:rPr>
-            </w:pPr>
-            <w:r>
-              <w:rPr>
-                <w:b/>
-                <w:bCs/>
-                <w:sz w:val="24"/>
-                <w:szCs w:val="24"/>
-              </w:rPr>
-              <w:t>Likely failure modes and causes</w:t>
-            </w:r>
-          </w:p>
-        </w:tc>
-      </w:tr>
-      <w:tr>
-        <w:trPr>
-          <w:jc w:val="center"/>
-        </w:trPr>
-        <w:tc>
-          <w:tcPr>
-            <w:tcW w:w="10080" w:type="dxa"/>
-            <w:tcBorders>
-              <w:top w:val="single" w:sz="6" w:space="0" w:color="BFBFBF"/>
-              <w:left w:val="single" w:sz="6" w:space="0" w:color="BFBFBF"/>
-              <w:bottom w:val="single" w:sz="6" w:space="0" w:color="BFBFBF"/>
-              <w:right w:val="single" w:sz="6" w:space="0" w:color="BFBFBF"/>
-            </w:tcBorders>
-          </w:tcPr>
-          <w:p>
-            <w:pPr>
-              <w:rPr>
-                <w:sz w:val="24"/>
-                <w:szCs w:val="24"/>
-              </w:rPr>
-            </w:pPr>
-            <w:r>
-              <w:rPr>
-                <w:sz w:val="24"/>
-                <w:szCs w:val="24"/>
-              </w:rPr>
-              <w:t>Response:</w:t>
-            </w:r>
-          </w:p>
-          <w:p>
-            <w:pPr>
-              <w:spacing w:after="120"/>
-              <w:rPr>
-                <w:sz w:val="24"/>
-                <w:szCs w:val="24"/>
-              </w:rPr>
-            </w:pPr>
-          </w:p>
-        </w:tc>
-      </w:tr>
-    </w:tbl>
-    <w:p/>
-    <w:p>
-      <w:pPr>
-        <w:pStyle w:val="Heading1"/>
-        <w:spacing w:before="240"/>
-      </w:pPr>
-      <w:r>
-        <w:t xml:space="preserve">Step 6. </w:t>
-      </w:r>
-      <w:r>
-        <w:t>Evaluation Framework Validation and Reliability</w:t>
-      </w:r>
-    </w:p>
-    <w:p>
-      <w:pPr>
-        <w:pBdr>
-          <w:top w:val="nil"/>
-          <w:left w:val="nil"/>
-          <w:bottom w:val="nil"/>
-          <w:right w:val="nil"/>
-          <w:between w:val="nil"/>
-        </w:pBdr>
-        <w:spacing w:after="0"/>
-      </w:pPr>
-      <w:r>
-        <w:t>Demonstrate whether your evaluation framework can reliably detect degraded, manipulated, or otherwise problematic outputs.</w:t>
-      </w:r>
-    </w:p>
-    <w:p>
-      <w:pPr>
-        <w:pBdr>
-          <w:top w:val="nil"/>
-          <w:left w:val="nil"/>
-          <w:bottom w:val="nil"/>
-          <w:right w:val="nil"/>
-          <w:between w:val="nil"/>
-        </w:pBdr>
-        <w:spacing w:after="0"/>
-      </w:pPr>
-    </w:p>
-    <w:p>
-      <w:pPr>
-        <w:numPr>
-          <w:ilvl w:val="0"/>
-          <w:numId w:val="4"/>
-        </w:numPr>
-        <w:pBdr>
-          <w:top w:val="nil"/>
-          <w:left w:val="nil"/>
-          <w:bottom w:val="nil"/>
-          <w:right w:val="nil"/>
-          <w:between w:val="nil"/>
-        </w:pBdr>
-        <w:spacing w:after="0"/>
-        <w:rPr>
-          <w:sz w:val="24"/>
-          <w:szCs w:val="24"/>
-        </w:rPr>
-      </w:pPr>
-      <w:r>
-        <w:rPr>
-          <w:rFonts w:eastAsia="Aptos"/>
-          <w:color w:val="000000"/>
-          <w:sz w:val="24"/>
-          <w:szCs w:val="24"/>
-        </w:rPr>
-        <w:t>Explain how you tested whether the framework could detect poor, degraded, or manipulated outputs.</w:t>
-      </w:r>
-    </w:p>
-    <w:p>
-      <w:pPr>
-        <w:numPr>
-          <w:ilvl w:val="0"/>
-          <w:numId w:val="4"/>
-        </w:numPr>
-        <w:pBdr>
-          <w:top w:val="nil"/>
-          <w:left w:val="nil"/>
-          <w:bottom w:val="nil"/>
-          <w:right w:val="nil"/>
-          <w:between w:val="nil"/>
-        </w:pBdr>
-        <w:spacing w:after="0"/>
-        <w:rPr>
-          <w:sz w:val="24"/>
-          <w:szCs w:val="24"/>
-        </w:rPr>
-      </w:pPr>
-      <w:r>
-        <w:rPr>
-          <w:rFonts w:eastAsia="Aptos"/>
-          <w:color w:val="000000"/>
-          <w:sz w:val="24"/>
-          <w:szCs w:val="24"/>
-        </w:rPr>
-        <w:t>Provide evidence from the validation test.</w:t>
-      </w:r>
-    </w:p>
-    <w:p>
-      <w:pPr>
-        <w:numPr>
-          <w:ilvl w:val="0"/>
-          <w:numId w:val="4"/>
-        </w:numPr>
-        <w:pBdr>
-          <w:top w:val="nil"/>
-          <w:left w:val="nil"/>
-          <w:bottom w:val="nil"/>
-          <w:right w:val="nil"/>
-          <w:between w:val="nil"/>
-        </w:pBdr>
-        <w:spacing w:after="0"/>
-        <w:rPr>
-          <w:sz w:val="24"/>
-          <w:szCs w:val="24"/>
-        </w:rPr>
-      </w:pPr>
-      <w:r>
-        <w:rPr>
-          <w:rFonts w:eastAsia="Aptos"/>
-          <w:color w:val="000000"/>
-          <w:sz w:val="24"/>
-          <w:szCs w:val="24"/>
-        </w:rPr>
-        <w:t>Briefly explain what this reveals about the reliability of your evaluation approach.</w:t>
-      </w:r>
-    </w:p>
-    <w:p>
-      <w:pPr>
-        <w:numPr>
-          <w:ilvl w:val="0"/>
-          <w:numId w:val="4"/>
-        </w:numPr>
-        <w:pBdr>
-          <w:top w:val="nil"/>
-          <w:left w:val="nil"/>
-          <w:bottom w:val="nil"/>
-          <w:right w:val="nil"/>
-          <w:between w:val="nil"/>
-        </w:pBdr>
-        <w:rPr>
-          <w:sz w:val="24"/>
-          <w:szCs w:val="24"/>
-        </w:rPr>
-      </w:pPr>
-      <w:r>
-        <w:rPr>
-          <w:sz w:val="24"/>
-          <w:szCs w:val="24"/>
-        </w:rPr>
-        <w:t xml:space="preserve">Were there any failures, edge cases, or misleading outputs that the evaluation framework did not reliably detect? </w:t>
-      </w:r>
-    </w:p>
-    <w:tbl>
-      <w:tblPr>
-        <w:tblW w:w="10080" w:type="dxa"/>
-        <w:jc w:val="center"/>
-        <w:tblLayout w:type="fixed"/>
-        <w:tblLook w:val="0400" w:firstRow="0" w:lastRow="0" w:firstColumn="0" w:lastColumn="0" w:noHBand="0" w:noVBand="1"/>
-      </w:tblPr>
-      <w:tblGrid>
-        <w:gridCol w:w="10080"/>
-      </w:tblGrid>
-      <w:tr>
-        <w:trPr>
-          <w:jc w:val="center"/>
-        </w:trPr>
-        <w:tc>
-          <w:tcPr>
-            <w:tcW w:w="10080" w:type="dxa"/>
-            <w:tcBorders>
-              <w:top w:val="single" w:sz="6" w:space="0" w:color="BFBFBF"/>
-              <w:left w:val="single" w:sz="6" w:space="0" w:color="BFBFBF"/>
-              <w:bottom w:val="single" w:sz="6" w:space="0" w:color="BFBFBF"/>
-              <w:right w:val="single" w:sz="6" w:space="0" w:color="BFBFBF"/>
-            </w:tcBorders>
-            <w:shd w:val="clear" w:color="auto" w:fill="F2F2F2"/>
-          </w:tcPr>
-          <w:p>
-            <w:pPr>
-              <w:rPr>
-                <w:sz w:val="24"/>
-                <w:szCs w:val="24"/>
-              </w:rPr>
-            </w:pPr>
-            <w:r>
-              <w:rPr>
-                <w:b/>
-                <w:bCs/>
-                <w:sz w:val="24"/>
-                <w:szCs w:val="24"/>
-              </w:rPr>
-              <w:t>How you tested the evaluation framework</w:t>
-            </w:r>
-          </w:p>
-        </w:tc>
-      </w:tr>
-      <w:tr>
-        <w:trPr>
-          <w:jc w:val="center"/>
-        </w:trPr>
-        <w:tc>
-          <w:tcPr>
-            <w:tcW w:w="10080" w:type="dxa"/>
-            <w:tcBorders>
-              <w:top w:val="single" w:sz="6" w:space="0" w:color="BFBFBF"/>
-              <w:left w:val="single" w:sz="6" w:space="0" w:color="BFBFBF"/>
-              <w:bottom w:val="single" w:sz="6" w:space="0" w:color="BFBFBF"/>
-              <w:right w:val="single" w:sz="6" w:space="0" w:color="BFBFBF"/>
-            </w:tcBorders>
-          </w:tcPr>
-          <w:p>
-            <w:pPr>
-              <w:rPr>
-                <w:sz w:val="24"/>
-                <w:szCs w:val="24"/>
-              </w:rPr>
-            </w:pPr>
-            <w:r>
-              <w:rPr>
-                <w:sz w:val="24"/>
-                <w:szCs w:val="24"/>
-              </w:rPr>
-              <w:t>Response:</w:t>
-            </w:r>
-          </w:p>
-          <w:p>
-            <w:pPr>
-              <w:spacing w:after="120"/>
-              <w:rPr>
-                <w:sz w:val="24"/>
-                <w:szCs w:val="24"/>
-              </w:rPr>
-            </w:pPr>
-          </w:p>
-        </w:tc>
-      </w:tr>
-    </w:tbl>
-    <w:p/>
-    <w:tbl>
-      <w:tblPr>
-        <w:tblW w:w="10080" w:type="dxa"/>
-        <w:jc w:val="center"/>
-        <w:tblLayout w:type="fixed"/>
-        <w:tblLook w:val="0400" w:firstRow="0" w:lastRow="0" w:firstColumn="0" w:lastColumn="0" w:noHBand="0" w:noVBand="1"/>
-      </w:tblPr>
-      <w:tblGrid>
-        <w:gridCol w:w="10080"/>
-      </w:tblGrid>
-      <w:tr>
-        <w:trPr>
-          <w:jc w:val="center"/>
-        </w:trPr>
-        <w:tc>
-          <w:tcPr>
-            <w:tcW w:w="10080" w:type="dxa"/>
-            <w:tcBorders>
-              <w:top w:val="single" w:sz="6" w:space="0" w:color="BFBFBF"/>
-              <w:left w:val="single" w:sz="6" w:space="0" w:color="BFBFBF"/>
-              <w:bottom w:val="single" w:sz="6" w:space="0" w:color="BFBFBF"/>
-              <w:right w:val="single" w:sz="6" w:space="0" w:color="BFBFBF"/>
-            </w:tcBorders>
-            <w:shd w:val="clear" w:color="auto" w:fill="F2F2F2"/>
-          </w:tcPr>
-          <w:p>
-            <w:pPr>
-              <w:rPr>
-                <w:sz w:val="24"/>
-                <w:szCs w:val="24"/>
-              </w:rPr>
-            </w:pPr>
-            <w:r>
-              <w:rPr>
-                <w:b/>
-                <w:bCs/>
-                <w:sz w:val="24"/>
-                <w:szCs w:val="24"/>
-              </w:rPr>
-              <w:t>Evidence that the framework detected</w:t>
-            </w:r>
-            <w:r>
-              <w:rPr>
-                <w:b/>
-                <w:bCs/>
-                <w:sz w:val="24"/>
-                <w:szCs w:val="24"/>
-              </w:rPr>
-              <w:t xml:space="preserve"> poor,</w:t>
-            </w:r>
-            <w:r>
-              <w:rPr>
-                <w:b/>
-                <w:bCs/>
-                <w:sz w:val="24"/>
-                <w:szCs w:val="24"/>
-              </w:rPr>
-              <w:t xml:space="preserve"> degraded</w:t>
-            </w:r>
-            <w:r>
-              <w:rPr>
-                <w:b/>
-                <w:bCs/>
-                <w:sz w:val="24"/>
-                <w:szCs w:val="24"/>
-              </w:rPr>
-              <w:t>,</w:t>
-            </w:r>
-            <w:r>
-              <w:rPr>
-                <w:b/>
-                <w:bCs/>
-                <w:sz w:val="24"/>
-                <w:szCs w:val="24"/>
-              </w:rPr>
-              <w:t xml:space="preserve"> or manipulated outputs</w:t>
-            </w:r>
-          </w:p>
-        </w:tc>
-      </w:tr>
-      <w:tr>
-        <w:trPr>
-          <w:jc w:val="center"/>
-        </w:trPr>
-        <w:tc>
-          <w:tcPr>
-            <w:tcW w:w="10080" w:type="dxa"/>
-            <w:tcBorders>
-              <w:top w:val="single" w:sz="6" w:space="0" w:color="BFBFBF"/>
-              <w:left w:val="single" w:sz="6" w:space="0" w:color="BFBFBF"/>
-              <w:bottom w:val="single" w:sz="6" w:space="0" w:color="BFBFBF"/>
-              <w:right w:val="single" w:sz="6" w:space="0" w:color="BFBFBF"/>
-            </w:tcBorders>
-          </w:tcPr>
-          <w:p>
-            <w:pPr>
-              <w:rPr>
-                <w:sz w:val="24"/>
-                <w:szCs w:val="24"/>
-              </w:rPr>
-            </w:pPr>
-            <w:r>
-              <w:rPr>
-                <w:sz w:val="24"/>
-                <w:szCs w:val="24"/>
-              </w:rPr>
-              <w:t>Response:</w:t>
-            </w:r>
-          </w:p>
-          <w:p>
-            <w:pPr>
-              <w:spacing w:after="120"/>
-              <w:rPr>
-                <w:sz w:val="24"/>
-                <w:szCs w:val="24"/>
-              </w:rPr>
-            </w:pPr>
-          </w:p>
-          <w:p>
-            <w:pPr>
-              <w:spacing w:after="120"/>
-              <w:rPr>
-                <w:sz w:val="24"/>
-                <w:szCs w:val="24"/>
-              </w:rPr>
-            </w:pPr>
-          </w:p>
-        </w:tc>
-      </w:tr>
-    </w:tbl>
-    <w:p>
-      <w:pPr>
-        <w:rPr>
-          <w:b/>
-          <w:bCs/>
-          <w:sz w:val="24"/>
-          <w:szCs w:val="24"/>
-        </w:rPr>
-      </w:pPr>
-    </w:p>
-    <w:tbl>
-      <w:tblPr>
-        <w:tblW w:w="10080" w:type="dxa"/>
-        <w:jc w:val="center"/>
-        <w:tblLayout w:type="fixed"/>
-        <w:tblLook w:val="0400" w:firstRow="0" w:lastRow="0" w:firstColumn="0" w:lastColumn="0" w:noHBand="0" w:noVBand="1"/>
-      </w:tblPr>
-      <w:tblGrid>
-        <w:gridCol w:w="10080"/>
-      </w:tblGrid>
-      <w:tr>
-        <w:trPr>
-          <w:jc w:val="center"/>
-        </w:trPr>
-        <w:tc>
-          <w:tcPr>
-            <w:tcW w:w="10080" w:type="dxa"/>
-            <w:tcBorders>
-              <w:top w:val="single" w:sz="6" w:space="0" w:color="BFBFBF"/>
-              <w:left w:val="single" w:sz="6" w:space="0" w:color="BFBFBF"/>
-              <w:bottom w:val="single" w:sz="6" w:space="0" w:color="BFBFBF"/>
-              <w:right w:val="single" w:sz="6" w:space="0" w:color="BFBFBF"/>
-            </w:tcBorders>
-            <w:shd w:val="clear" w:color="auto" w:fill="F2F2F2"/>
-          </w:tcPr>
-          <w:p>
-            <w:pPr>
-              <w:rPr>
-                <w:sz w:val="24"/>
-                <w:szCs w:val="24"/>
-              </w:rPr>
-            </w:pPr>
-            <w:r>
-              <w:rPr>
-                <w:b/>
-                <w:bCs/>
-                <w:sz w:val="24"/>
-                <w:szCs w:val="24"/>
-              </w:rPr>
-              <w:t>Brief interpretation of the validation results</w:t>
-            </w:r>
-          </w:p>
-        </w:tc>
-      </w:tr>
-      <w:tr>
-        <w:trPr>
-          <w:jc w:val="center"/>
-        </w:trPr>
-        <w:tc>
-          <w:tcPr>
-            <w:tcW w:w="10080" w:type="dxa"/>
-            <w:tcBorders>
-              <w:top w:val="single" w:sz="6" w:space="0" w:color="BFBFBF"/>
-              <w:left w:val="single" w:sz="6" w:space="0" w:color="BFBFBF"/>
-              <w:bottom w:val="single" w:sz="6" w:space="0" w:color="BFBFBF"/>
-              <w:right w:val="single" w:sz="6" w:space="0" w:color="BFBFBF"/>
-            </w:tcBorders>
-          </w:tcPr>
-          <w:p>
-            <w:pPr>
-              <w:rPr>
-                <w:sz w:val="24"/>
-                <w:szCs w:val="24"/>
-              </w:rPr>
-            </w:pPr>
-            <w:r>
-              <w:rPr>
-                <w:sz w:val="24"/>
-                <w:szCs w:val="24"/>
-              </w:rPr>
-              <w:t>Response:</w:t>
-            </w:r>
-          </w:p>
-          <w:p>
-            <w:pPr>
-              <w:spacing w:after="120"/>
-              <w:rPr>
-                <w:sz w:val="24"/>
-                <w:szCs w:val="24"/>
-              </w:rPr>
-            </w:pPr>
-          </w:p>
-        </w:tc>
-      </w:tr>
-    </w:tbl>
-    <w:p/>
-    <w:tbl>
-      <w:tblPr>
-        <w:tblW w:w="10080" w:type="dxa"/>
-        <w:jc w:val="center"/>
-        <w:tblLayout w:type="fixed"/>
-        <w:tblLook w:val="0400" w:firstRow="0" w:lastRow="0" w:firstColumn="0" w:lastColumn="0" w:noHBand="0" w:noVBand="1"/>
-      </w:tblPr>
-      <w:tblGrid>
-        <w:gridCol w:w="10080"/>
-      </w:tblGrid>
-      <w:tr>
-        <w:trPr>
-          <w:jc w:val="center"/>
-        </w:trPr>
-        <w:tc>
-          <w:tcPr>
-            <w:tcW w:w="10080" w:type="dxa"/>
-            <w:tcBorders>
-              <w:top w:val="single" w:sz="6" w:space="0" w:color="BFBFBF"/>
-              <w:left w:val="single" w:sz="6" w:space="0" w:color="BFBFBF"/>
-              <w:bottom w:val="single" w:sz="6" w:space="0" w:color="BFBFBF"/>
-              <w:right w:val="single" w:sz="6" w:space="0" w:color="BFBFBF"/>
-            </w:tcBorders>
-            <w:shd w:val="clear" w:color="auto" w:fill="F2F2F2"/>
-          </w:tcPr>
-          <w:p>
-            <w:pPr>
-              <w:rPr>
-                <w:sz w:val="24"/>
-                <w:szCs w:val="24"/>
-              </w:rPr>
-            </w:pPr>
-            <w:r>
-              <w:rPr>
-                <w:b/>
-                <w:bCs/>
-                <w:sz w:val="24"/>
-                <w:szCs w:val="24"/>
-              </w:rPr>
-              <w:t>Potential blind spots in the evaluation framework</w:t>
-            </w:r>
-          </w:p>
-        </w:tc>
-      </w:tr>
-      <w:tr>
-        <w:trPr>
-          <w:jc w:val="center"/>
-        </w:trPr>
-        <w:tc>
-          <w:tcPr>
-            <w:tcW w:w="10080" w:type="dxa"/>
-            <w:tcBorders>
-              <w:top w:val="single" w:sz="6" w:space="0" w:color="BFBFBF"/>
-              <w:left w:val="single" w:sz="6" w:space="0" w:color="BFBFBF"/>
-              <w:bottom w:val="single" w:sz="6" w:space="0" w:color="BFBFBF"/>
-              <w:right w:val="single" w:sz="6" w:space="0" w:color="BFBFBF"/>
-            </w:tcBorders>
-          </w:tcPr>
-          <w:p>
-            <w:pPr>
-              <w:rPr>
-                <w:sz w:val="24"/>
-                <w:szCs w:val="24"/>
-              </w:rPr>
-            </w:pPr>
-            <w:r>
-              <w:rPr>
-                <w:sz w:val="24"/>
-                <w:szCs w:val="24"/>
-              </w:rPr>
-              <w:t>Response:</w:t>
-            </w:r>
-          </w:p>
-          <w:p>
-            <w:pPr>
-              <w:spacing w:after="120"/>
-              <w:rPr>
-                <w:sz w:val="24"/>
-                <w:szCs w:val="24"/>
-              </w:rPr>
-            </w:pPr>
-          </w:p>
-          <w:p>
-            <w:pPr>
-              <w:spacing w:after="120"/>
-              <w:rPr>
-                <w:sz w:val="24"/>
-                <w:szCs w:val="24"/>
-              </w:rPr>
-            </w:pPr>
-          </w:p>
-        </w:tc>
-      </w:tr>
-    </w:tbl>
-    <w:p/>
-    <w:p>
-      <w:pPr>
-        <w:pStyle w:val="Heading1"/>
-        <w:spacing w:before="240"/>
-      </w:pPr>
-      <w:r>
-        <w:t>Step 7. Reflection and Next Steps</w:t>
-      </w:r>
-    </w:p>
-    <w:p>
-      <w:r>
-        <w:t>Reflect on the limitations of your current evaluation approach and how you would refine it before using it to guide system optimization.</w:t>
-      </w:r>
-    </w:p>
-    <w:p>
-      <w:pPr>
-        <w:numPr>
-          <w:ilvl w:val="0"/>
-          <w:numId w:val="4"/>
-        </w:numPr>
-        <w:pBdr>
-          <w:top w:val="nil"/>
-          <w:left w:val="nil"/>
-          <w:bottom w:val="nil"/>
-          <w:right w:val="nil"/>
-          <w:between w:val="nil"/>
-        </w:pBdr>
-        <w:spacing w:after="0"/>
-        <w:rPr>
-          <w:sz w:val="24"/>
-          <w:szCs w:val="24"/>
-        </w:rPr>
-      </w:pPr>
-      <w:r>
-        <w:rPr>
-          <w:rFonts w:eastAsia="Aptos"/>
-          <w:color w:val="000000"/>
-          <w:sz w:val="24"/>
-          <w:szCs w:val="24"/>
-        </w:rPr>
-        <w:t>Identify limitations in the test set, metrics, framework, or validation process.</w:t>
-      </w:r>
-    </w:p>
-    <w:p>
-      <w:pPr>
-        <w:numPr>
-          <w:ilvl w:val="0"/>
-          <w:numId w:val="4"/>
-        </w:numPr>
-        <w:pBdr>
-          <w:top w:val="nil"/>
-          <w:left w:val="nil"/>
-          <w:bottom w:val="nil"/>
-          <w:right w:val="nil"/>
-          <w:between w:val="nil"/>
-        </w:pBdr>
-        <w:spacing w:after="0"/>
-        <w:rPr>
-          <w:sz w:val="24"/>
-          <w:szCs w:val="24"/>
-        </w:rPr>
-      </w:pPr>
-      <w:r>
-        <w:rPr>
-          <w:rFonts w:eastAsia="Aptos"/>
-          <w:color w:val="000000"/>
-          <w:sz w:val="24"/>
-          <w:szCs w:val="24"/>
-        </w:rPr>
-        <w:t xml:space="preserve">Propose specific improvements you </w:t>
-      </w:r>
-      <w:proofErr w:type="gramStart"/>
-      <w:r>
-        <w:rPr>
-          <w:rFonts w:eastAsia="Aptos"/>
-          <w:color w:val="000000"/>
-          <w:sz w:val="24"/>
-          <w:szCs w:val="24"/>
-        </w:rPr>
-        <w:t>would</w:t>
-      </w:r>
-      <w:proofErr w:type="gramEnd"/>
-      <w:r>
-        <w:rPr>
-          <w:rFonts w:eastAsia="Aptos"/>
-          <w:color w:val="000000"/>
-          <w:sz w:val="24"/>
-          <w:szCs w:val="24"/>
-        </w:rPr>
-        <w:t xml:space="preserve"> make next.</w:t>
-      </w:r>
-    </w:p>
-    <w:p>
-      <w:pPr>
-        <w:pStyle w:val="ListParagraph"/>
-        <w:numPr>
-          <w:ilvl w:val="0"/>
-          <w:numId w:val="4"/>
-        </w:numPr>
-        <w:rPr>
-          <w:rFonts w:eastAsia="Aptos"/>
-          <w:color w:val="000000"/>
-          <w:sz w:val="24"/>
-          <w:szCs w:val="24"/>
-        </w:rPr>
-      </w:pPr>
-      <w:r>
-        <w:rPr>
-          <w:rFonts w:eastAsia="Aptos"/>
-          <w:color w:val="000000"/>
-          <w:sz w:val="24"/>
-          <w:szCs w:val="24"/>
-        </w:rPr>
-        <w:t>Consider what additional evidence, test cases, adversarial scenarios, or validation methods would strengthen your evaluation framework.</w:t>
-      </w:r>
-    </w:p>
-    <w:tbl>
-      <w:tblPr>
-        <w:tblW w:w="10080" w:type="dxa"/>
-        <w:jc w:val="center"/>
-        <w:tblLayout w:type="fixed"/>
-        <w:tblLook w:val="0400" w:firstRow="0" w:lastRow="0" w:firstColumn="0" w:lastColumn="0" w:noHBand="0" w:noVBand="1"/>
-      </w:tblPr>
-      <w:tblGrid>
-        <w:gridCol w:w="10080"/>
-      </w:tblGrid>
-      <w:tr>
-        <w:trPr>
-          <w:jc w:val="center"/>
-        </w:trPr>
-        <w:tc>
-          <w:tcPr>
-            <w:tcW w:w="10080" w:type="dxa"/>
-            <w:tcBorders>
-              <w:top w:val="single" w:sz="6" w:space="0" w:color="BFBFBF"/>
-              <w:left w:val="single" w:sz="6" w:space="0" w:color="BFBFBF"/>
-              <w:bottom w:val="single" w:sz="6" w:space="0" w:color="BFBFBF"/>
-              <w:right w:val="single" w:sz="6" w:space="0" w:color="BFBFBF"/>
-            </w:tcBorders>
-            <w:shd w:val="clear" w:color="auto" w:fill="F2F2F2"/>
-          </w:tcPr>
-          <w:p>
-            <w:pPr>
-              <w:rPr>
-                <w:sz w:val="24"/>
-                <w:szCs w:val="24"/>
-              </w:rPr>
-            </w:pPr>
-            <w:r>
-              <w:rPr>
-                <w:b/>
-                <w:bCs/>
-                <w:sz w:val="24"/>
-                <w:szCs w:val="24"/>
-              </w:rPr>
-              <w:t>Limitations of your current evaluation approach</w:t>
-            </w:r>
-          </w:p>
-        </w:tc>
-      </w:tr>
-      <w:tr>
-        <w:trPr>
-          <w:jc w:val="center"/>
-        </w:trPr>
-        <w:tc>
-          <w:tcPr>
-            <w:tcW w:w="10080" w:type="dxa"/>
-            <w:tcBorders>
-              <w:top w:val="single" w:sz="6" w:space="0" w:color="BFBFBF"/>
-              <w:left w:val="single" w:sz="6" w:space="0" w:color="BFBFBF"/>
-              <w:bottom w:val="single" w:sz="6" w:space="0" w:color="BFBFBF"/>
-              <w:right w:val="single" w:sz="6" w:space="0" w:color="BFBFBF"/>
-            </w:tcBorders>
-          </w:tcPr>
-          <w:p>
-            <w:pPr>
-              <w:rPr>
-                <w:sz w:val="24"/>
-                <w:szCs w:val="24"/>
-              </w:rPr>
-            </w:pPr>
-            <w:r>
-              <w:rPr>
-                <w:sz w:val="24"/>
-                <w:szCs w:val="24"/>
-              </w:rPr>
-              <w:t>Response:</w:t>
-            </w:r>
-          </w:p>
-          <w:p>
-            <w:pPr>
-              <w:spacing w:after="120"/>
-              <w:rPr>
-                <w:sz w:val="24"/>
-                <w:szCs w:val="24"/>
-              </w:rPr>
-            </w:pPr>
-          </w:p>
-        </w:tc>
-      </w:tr>
-    </w:tbl>
-    <w:p>
-      <w:pPr>
-        <w:rPr>
-          <w:sz w:val="24"/>
-          <w:szCs w:val="24"/>
-        </w:rPr>
-      </w:pPr>
-    </w:p>
-    <w:tbl>
-      <w:tblPr>
-        <w:tblW w:w="10080" w:type="dxa"/>
-        <w:jc w:val="center"/>
-        <w:tblLayout w:type="fixed"/>
-        <w:tblLook w:val="0400" w:firstRow="0" w:lastRow="0" w:firstColumn="0" w:lastColumn="0" w:noHBand="0" w:noVBand="1"/>
-      </w:tblPr>
-      <w:tblGrid>
-        <w:gridCol w:w="10080"/>
-      </w:tblGrid>
-      <w:tr>
-        <w:trPr>
-          <w:jc w:val="center"/>
-        </w:trPr>
-        <w:tc>
-          <w:tcPr>
-            <w:tcW w:w="10080" w:type="dxa"/>
-            <w:tcBorders>
-              <w:top w:val="single" w:sz="6" w:space="0" w:color="BFBFBF"/>
-              <w:left w:val="single" w:sz="6" w:space="0" w:color="BFBFBF"/>
-              <w:bottom w:val="single" w:sz="6" w:space="0" w:color="BFBFBF"/>
-              <w:right w:val="single" w:sz="6" w:space="0" w:color="BFBFBF"/>
-            </w:tcBorders>
-            <w:shd w:val="clear" w:color="auto" w:fill="F2F2F2"/>
-          </w:tcPr>
-          <w:p>
-            <w:pPr>
-              <w:rPr>
-                <w:sz w:val="24"/>
-                <w:szCs w:val="24"/>
-              </w:rPr>
-            </w:pPr>
-            <w:r>
-              <w:rPr>
-                <w:b/>
-                <w:bCs/>
-                <w:sz w:val="24"/>
-                <w:szCs w:val="24"/>
-              </w:rPr>
-              <w:t>Specific improvements or next steps</w:t>
-            </w:r>
-          </w:p>
-        </w:tc>
-      </w:tr>
-      <w:tr>
-        <w:trPr>
-          <w:jc w:val="center"/>
-        </w:trPr>
-        <w:tc>
-          <w:tcPr>
-            <w:tcW w:w="10080" w:type="dxa"/>
-            <w:tcBorders>
-              <w:top w:val="single" w:sz="6" w:space="0" w:color="BFBFBF"/>
-              <w:left w:val="single" w:sz="6" w:space="0" w:color="BFBFBF"/>
-              <w:bottom w:val="single" w:sz="6" w:space="0" w:color="BFBFBF"/>
-              <w:right w:val="single" w:sz="6" w:space="0" w:color="BFBFBF"/>
-            </w:tcBorders>
-          </w:tcPr>
-          <w:p>
-            <w:pPr>
-              <w:rPr>
-                <w:sz w:val="24"/>
-                <w:szCs w:val="24"/>
-              </w:rPr>
-            </w:pPr>
-            <w:r>
-              <w:rPr>
-                <w:sz w:val="24"/>
-                <w:szCs w:val="24"/>
-              </w:rPr>
-              <w:t>Response:</w:t>
-            </w:r>
-          </w:p>
-          <w:p>
-            <w:pPr>
-              <w:spacing w:after="120"/>
-              <w:rPr>
-                <w:sz w:val="24"/>
-                <w:szCs w:val="24"/>
-              </w:rPr>
-            </w:pPr>
+              <w:spacing w:after="200"/>
+              <w:rPr>
+                <w:sz w:val="24"/>
+                <w:szCs w:val="24"/>
+              </w:rPr>
+            </w:pPr>
+            <w:r>
+              <w:rPr>
+                <w:sz w:val="24"/>
+                <w:szCs w:val="24"/>
+              </w:rPr>
+              <w:t>As for the</w:t>
+            </w:r>
+            <w:r>
+              <w:rPr>
+                <w:sz w:val="24"/>
+                <w:szCs w:val="24"/>
+              </w:rPr>
+              <w:t xml:space="preserve"> next steps, to improve my evaluation of the system, I am considering </w:t>
+            </w:r>
+            <w:r>
+              <w:rPr>
+                <w:sz w:val="24"/>
+                <w:szCs w:val="24"/>
+              </w:rPr>
+              <w:t>adding more adversarial tests, such as fabricated quotes, unsupported answers, and out-of-corpus questions.</w:t>
+            </w:r>
+            <w:r>
+              <w:rPr>
+                <w:sz w:val="24"/>
+                <w:szCs w:val="24"/>
+              </w:rPr>
+              <w:t xml:space="preserve"> A</w:t>
+            </w:r>
+            <w:r>
+              <w:rPr>
+                <w:sz w:val="24"/>
+                <w:szCs w:val="24"/>
+              </w:rPr>
+              <w:t>lso</w:t>
+            </w:r>
+            <w:r>
+              <w:rPr>
+                <w:sz w:val="24"/>
+                <w:szCs w:val="24"/>
+              </w:rPr>
+              <w:t>, I</w:t>
+            </w:r>
+            <w:r>
+              <w:rPr>
+                <w:sz w:val="24"/>
+                <w:szCs w:val="24"/>
+              </w:rPr>
+              <w:t xml:space="preserve"> want to add retrieval and partial-credit metrics so I can better understand whether problems come from retrieval or generation. </w:t>
+            </w:r>
+            <w:r>
+              <w:rPr>
+                <w:sz w:val="24"/>
+                <w:szCs w:val="24"/>
+              </w:rPr>
+              <w:t>Moreover, u</w:t>
+            </w:r>
+            <w:r>
+              <w:rPr>
+                <w:sz w:val="24"/>
+                <w:szCs w:val="24"/>
+              </w:rPr>
+              <w:t>sing a different judge model and expanding the test set across more topics should make my results more reliable. Finally, I will</w:t>
+            </w:r>
+            <w:r>
+              <w:rPr>
+                <w:sz w:val="24"/>
+                <w:szCs w:val="24"/>
+              </w:rPr>
+              <w:t xml:space="preserve"> explore</w:t>
+            </w:r>
+            <w:r>
+              <w:rPr>
+                <w:sz w:val="24"/>
+                <w:szCs w:val="24"/>
+              </w:rPr>
+              <w:t xml:space="preserve"> </w:t>
+            </w:r>
+            <w:proofErr w:type="gramStart"/>
+            <w:r>
+              <w:rPr>
+                <w:sz w:val="24"/>
+                <w:szCs w:val="24"/>
+              </w:rPr>
+              <w:t>chunk</w:t>
+            </w:r>
+            <w:r>
+              <w:rPr>
+                <w:sz w:val="24"/>
+                <w:szCs w:val="24"/>
+              </w:rPr>
+              <w:t>ing</w:t>
+            </w:r>
+            <w:r>
+              <w:rPr>
+                <w:sz w:val="24"/>
+                <w:szCs w:val="24"/>
+              </w:rPr>
+              <w:t xml:space="preserve"> long</w:t>
+            </w:r>
+            <w:proofErr w:type="gramEnd"/>
+            <w:r>
+              <w:rPr>
+                <w:sz w:val="24"/>
+                <w:szCs w:val="24"/>
+              </w:rPr>
+              <w:t xml:space="preserve"> articles and limit the amount of context and output tokens to improve retrieval and avoid token-budget errors.</w:t>
+            </w:r>
           </w:p>
         </w:tc>
       </w:tr>
@@ -3102,6 +5449,7 @@
         <w:pStyle w:val="Heading1"/>
       </w:pPr>
       <w:r>
+        <w:lastRenderedPageBreak/>
         <w:t>Supporting Materials</w:t>
       </w:r>
     </w:p>
@@ -3209,14 +5557,20 @@
           <w:p>
             <w:pPr>
               <w:rPr>
-                <w:sz w:val="24"/>
-                <w:szCs w:val="24"/>
-              </w:rPr>
-            </w:pPr>
-            <w:r>
-              <w:rPr>
-                <w:sz w:val="24"/>
-                <w:szCs w:val="24"/>
+                <w:b/>
+                <w:bCs/>
+                <w:sz w:val="24"/>
+                <w:szCs w:val="24"/>
+                <w:u w:val="single"/>
+              </w:rPr>
+            </w:pPr>
+            <w:r>
+              <w:rPr>
+                <w:b/>
+                <w:bCs/>
+                <w:sz w:val="24"/>
+                <w:szCs w:val="24"/>
+                <w:u w:val="single"/>
               </w:rPr>
               <w:t>Sample test queries</w:t>
             </w:r>
@@ -3228,6 +5582,72 @@
                 <w:szCs w:val="24"/>
               </w:rPr>
             </w:pPr>
+            <w:proofErr w:type="spellStart"/>
+            <w:r>
+              <w:rPr>
+                <w:b/>
+                <w:bCs/>
+                <w:sz w:val="24"/>
+                <w:szCs w:val="24"/>
+              </w:rPr>
+              <w:t>test_main_</w:t>
+            </w:r>
+            <w:proofErr w:type="gramStart"/>
+            <w:r>
+              <w:rPr>
+                <w:b/>
+                <w:bCs/>
+                <w:sz w:val="24"/>
+                <w:szCs w:val="24"/>
+              </w:rPr>
+              <w:t>questions.json</w:t>
+            </w:r>
+            <w:proofErr w:type="spellEnd"/>
+            <w:proofErr w:type="gramEnd"/>
+            <w:r>
+              <w:rPr>
+                <w:sz w:val="24"/>
+                <w:szCs w:val="24"/>
+              </w:rPr>
+              <w:t> — the 100 grounded original questions (with grading notes + source article each). This is the primary "sample queries" artifact.</w:t>
+            </w:r>
+          </w:p>
+          <w:p>
+            <w:pPr>
+              <w:rPr>
+                <w:sz w:val="24"/>
+                <w:szCs w:val="24"/>
+              </w:rPr>
+            </w:pPr>
+            <w:proofErr w:type="spellStart"/>
+            <w:r>
+              <w:rPr>
+                <w:b/>
+                <w:bCs/>
+                <w:sz w:val="24"/>
+                <w:szCs w:val="24"/>
+              </w:rPr>
+              <w:t>testinputs_variant_</w:t>
+            </w:r>
+            <w:proofErr w:type="gramStart"/>
+            <w:r>
+              <w:rPr>
+                <w:b/>
+                <w:bCs/>
+                <w:sz w:val="24"/>
+                <w:szCs w:val="24"/>
+              </w:rPr>
+              <w:t>questions.json</w:t>
+            </w:r>
+            <w:proofErr w:type="spellEnd"/>
+            <w:proofErr w:type="gramEnd"/>
+            <w:r>
+              <w:rPr>
+                <w:sz w:val="24"/>
+                <w:szCs w:val="24"/>
+              </w:rPr>
+              <w:t> — the full 300-question set (100 originals + 200 paraphrases)</w:t>
+            </w:r>
           </w:p>
         </w:tc>
         <w:tc>
@@ -3280,14 +5700,20 @@
           <w:p>
             <w:pPr>
               <w:rPr>
-                <w:sz w:val="24"/>
-                <w:szCs w:val="24"/>
-              </w:rPr>
-            </w:pPr>
-            <w:r>
-              <w:rPr>
-                <w:sz w:val="24"/>
-                <w:szCs w:val="24"/>
+                <w:b/>
+                <w:bCs/>
+                <w:sz w:val="24"/>
+                <w:szCs w:val="24"/>
+                <w:u w:val="single"/>
+              </w:rPr>
+            </w:pPr>
+            <w:r>
+              <w:rPr>
+                <w:b/>
+                <w:bCs/>
+                <w:sz w:val="24"/>
+                <w:szCs w:val="24"/>
+                <w:u w:val="single"/>
               </w:rPr>
               <w:t>Output logs, screenshots, or metric reports</w:t>
             </w:r>
@@ -3299,14 +5725,98 @@
                 <w:szCs w:val="24"/>
               </w:rPr>
             </w:pPr>
-          </w:p>
-          <w:p>
-            <w:pPr>
-              <w:rPr>
-                <w:sz w:val="24"/>
-                <w:szCs w:val="24"/>
-              </w:rPr>
-            </w:pPr>
+            <w:r>
+              <w:rPr>
+                <w:i/>
+                <w:iCs/>
+                <w:sz w:val="24"/>
+                <w:szCs w:val="24"/>
+                <w:u w:val="single"/>
+              </w:rPr>
+              <w:t>distracted_hoare.csv</w:t>
+            </w:r>
+            <w:r>
+              <w:rPr>
+                <w:sz w:val="24"/>
+                <w:szCs w:val="24"/>
+              </w:rPr>
+              <w:t xml:space="preserve"> — per-question pass/fail for the originals (100 rows: question, response, score). </w:t>
+            </w:r>
+          </w:p>
+          <w:p>
+            <w:pPr>
+              <w:rPr>
+                <w:sz w:val="24"/>
+                <w:szCs w:val="24"/>
+              </w:rPr>
+            </w:pPr>
+            <w:r>
+              <w:rPr>
+                <w:i/>
+                <w:iCs/>
+                <w:sz w:val="24"/>
+                <w:szCs w:val="24"/>
+                <w:u w:val="single"/>
+              </w:rPr>
+              <w:t>amazing_rivest.csv</w:t>
+            </w:r>
+            <w:r>
+              <w:rPr>
+                <w:sz w:val="24"/>
+                <w:szCs w:val="24"/>
+              </w:rPr>
+              <w:t xml:space="preserve"> — per-question pass/fail for the paraphrases (266 rows).</w:t>
+            </w:r>
+          </w:p>
+          <w:p>
+            <w:pPr>
+              <w:rPr>
+                <w:sz w:val="24"/>
+                <w:szCs w:val="24"/>
+              </w:rPr>
+            </w:pPr>
+            <w:r>
+              <w:rPr>
+                <w:i/>
+                <w:iCs/>
+                <w:sz w:val="24"/>
+                <w:szCs w:val="24"/>
+                <w:u w:val="single"/>
+              </w:rPr>
+              <w:t xml:space="preserve">checkpoint_3_1_evaluation.log </w:t>
+            </w:r>
+            <w:r>
+              <w:rPr>
+                <w:sz w:val="24"/>
+                <w:szCs w:val="24"/>
+              </w:rPr>
+              <w:t>— concise run log (ORIGINALS/PARAPHRASES results, comparison, framework validation).</w:t>
+            </w:r>
+          </w:p>
+          <w:p>
+            <w:pPr>
+              <w:rPr>
+                <w:sz w:val="24"/>
+                <w:szCs w:val="24"/>
+              </w:rPr>
+            </w:pPr>
+            <w:r>
+              <w:rPr>
+                <w:i/>
+                <w:iCs/>
+                <w:sz w:val="24"/>
+                <w:szCs w:val="24"/>
+                <w:u w:val="single"/>
+              </w:rPr>
+              <w:t>detailed_test_results.log</w:t>
+            </w:r>
+            <w:r>
+              <w:rPr>
+                <w:sz w:val="24"/>
+                <w:szCs w:val="24"/>
+              </w:rPr>
+              <w:t xml:space="preserve"> — structured, human-readable per-run summary (rates, failures, delta, verdict, framework validation).</w:t>
+            </w:r>
           </w:p>
         </w:tc>
         <w:tc>
@@ -3369,6 +5879,79 @@
                 <w:szCs w:val="24"/>
               </w:rPr>
               <w:t>Code, notebook, repository link, or screenshots of setup</w:t>
+            </w:r>
+          </w:p>
+          <w:p>
+            <w:pPr>
+              <w:numPr>
+                <w:ilvl w:val="0"/>
+                <w:numId w:val="10"/>
+              </w:numPr>
+              <w:rPr>
+                <w:sz w:val="24"/>
+                <w:szCs w:val="24"/>
+              </w:rPr>
+            </w:pPr>
+            <w:r>
+              <w:rPr>
+                <w:b/>
+                <w:bCs/>
+                <w:sz w:val="24"/>
+                <w:szCs w:val="24"/>
+              </w:rPr>
+              <w:t>MHERRERA_Capstone_Checkpoint_3_1_Solution.py</w:t>
+            </w:r>
+            <w:r>
+              <w:rPr>
+                <w:sz w:val="24"/>
+                <w:szCs w:val="24"/>
+              </w:rPr>
+              <w:t> — the main solution (hybrid retriever + RAGAS comparison). Primary code artifact.</w:t>
+            </w:r>
+          </w:p>
+          <w:p>
+            <w:pPr>
+              <w:numPr>
+                <w:ilvl w:val="0"/>
+                <w:numId w:val="10"/>
+              </w:numPr>
+              <w:rPr>
+                <w:sz w:val="24"/>
+                <w:szCs w:val="24"/>
+              </w:rPr>
+            </w:pPr>
+            <w:r>
+              <w:rPr>
+                <w:b/>
+                <w:bCs/>
+                <w:sz w:val="24"/>
+                <w:szCs w:val="24"/>
+              </w:rPr>
+              <w:lastRenderedPageBreak/>
+              <w:t>generate_main_questions.py</w:t>
+            </w:r>
+            <w:r>
+              <w:rPr>
+                <w:sz w:val="24"/>
+                <w:szCs w:val="24"/>
+              </w:rPr>
+              <w:t> and </w:t>
+            </w:r>
+            <w:r>
+              <w:rPr>
+                <w:b/>
+                <w:bCs/>
+                <w:sz w:val="24"/>
+                <w:szCs w:val="24"/>
+              </w:rPr>
+              <w:t>generate_variants.py</w:t>
+            </w:r>
+            <w:r>
+              <w:rPr>
+                <w:sz w:val="24"/>
+                <w:szCs w:val="24"/>
+              </w:rPr>
+              <w:t> — the test-set generators.</w:t>
             </w:r>
           </w:p>
           <w:p>
@@ -3951,31 +6534,7 @@
       <w:rPr>
         <w:rFonts w:eastAsia="Trebuchet MS"/>
       </w:rPr>
-      <w:t xml:space="preserve">MIGUEL HERRERA – SECTION B – September </w:t>
-    </w:r>
-    <w:r>
-      <w:rPr>
-        <w:rFonts w:eastAsia="Trebuchet MS"/>
-      </w:rPr>
-      <w:t>9</w:t>
-    </w:r>
-    <w:r>
-      <w:rPr>
-        <w:rFonts w:eastAsia="Trebuchet MS"/>
-      </w:rPr>
-      <w:t xml:space="preserve"> – Checkpoint </w:t>
-    </w:r>
-    <w:r>
-      <w:rPr>
-        <w:rFonts w:eastAsia="Trebuchet MS"/>
-      </w:rPr>
-      <w:t>3</w:t>
-    </w:r>
-    <w:r>
-      <w:rPr>
-        <w:rFonts w:eastAsia="Trebuchet MS"/>
-      </w:rPr>
-      <w:t>.1</w:t>
+      <w:t>MIGUEL HERRERA – SECTION B – September 9 – Checkpoint 3.1</w:t>
     </w:r>
   </w:p>
 </w:ftr>
@@ -4345,6 +6904,155 @@
 <file path=word/numbering.xml><?xml version="1.0" encoding="utf-8"?>
 <w:numbering xmlns:wpc="http://schemas.microsoft.com/office/word/2010/wordprocessingCanvas" xmlns:cx="http://schemas.microsoft.com/office/drawing/2014/chartex" xmlns:cx1="http://schemas.microsoft.com/office/drawing/2015/9/8/chartex" xmlns:cx2="http://schemas.microsoft.com/office/drawing/2015/10/21/chartex" xmlns:cx3="http://schemas.microsoft.com/office/drawing/2016/5/9/chartex" xmlns:cx4="http://schemas.microsoft.com/office/drawing/2016/5/10/chartex" xmlns:cx5="http://schemas.microsoft.com/office/drawing/2016/5/11/chartex" xmlns:cx6="http://schemas.microsoft.com/office/drawing/2016/5/12/chartex" xmlns:cx7="http://schemas.microsoft.com/office/drawing/2016/5/13/chartex" xmlns:cx8="http://schemas.microsoft.com/office/drawing/2016/5/14/chartex" xmlns:mc="http://schemas.openxmlformats.org/markup-compatibility/2006" xmlns:aink="http://schemas.microsoft.com/office/drawing/2016/ink" xmlns:am3d="http://schemas.microsoft.com/office/drawing/2017/model3d" xmlns:o="urn:schemas-microsoft-com:office:office" xmlns:oel="http://schemas.microsoft.com/office/2019/extlst" xmlns:r="http://schemas.openxmlformats.org/officeDocument/2006/relationships" xmlns:m="http://schemas.openxmlformats.org/officeDocument/2006/math" xmlns:v="urn:schemas-microsoft-com:vml" xmlns:wp14="http://schemas.microsoft.com/office/word/2010/wordprocessingDrawing" xmlns:wp="http://schemas.openxmlformats.org/drawingml/2006/wordprocessingDrawing" xmlns:w10="urn:schemas-microsoft-com:office:word" xmlns:w="http://schemas.openxmlformats.org/wordprocessingml/2006/main" xmlns:w14="http://schemas.microsoft.com/office/word/2010/wordml" xmlns:w15="http://schemas.microsoft.com/office/word/2012/wordml" xmlns:w16cex="http://schemas.microsoft.com/office/word/2018/wordml/cex" xmlns:w16cid="http://schemas.microsoft.com/office/word/2016/wordml/cid" xmlns:w16="http://schemas.microsoft.com/office/word/2018/wordml" xmlns:w16du="http://schemas.microsoft.com/office/word/2023/wordml/word16du" xmlns:w16sdtdh="http://schemas.microsoft.com/office/word/2020/wordml/sdtdatahash" xmlns:w16sdtfl="http://schemas.microsoft.com/office/word/2024/wordml/sdtformatlock" xmlns:w16se="http://schemas.microsoft.com/office/word/2015/wordml/symex" xmlns:wpg="http://schemas.microsoft.com/office/word/2010/wordprocessingGroup" xmlns:wpi="http://schemas.microsoft.com/office/word/2010/wordprocessingInk" xmlns:wne="http://schemas.microsoft.com/office/word/2006/wordml" xmlns:wps="http://schemas.microsoft.com/office/word/2010/wordprocessingShape" mc:Ignorable="w14 w15 w16se w16cid w16 w16cex w16sdtdh w16sdtfl w16du wp14">
   <w:abstractNum w:abstractNumId="0" w15:restartNumberingAfterBreak="0">
+    <w:nsid w:val="1ECA5953"/>
+    <w:multiLevelType w:val="multilevel"/>
+    <w:tmpl w:val="0D8C33EC"/>
+    <w:lvl w:ilvl="0">
+      <w:start w:val="1"/>
+      <w:numFmt w:val="bullet"/>
+      <w:lvlText w:val=""/>
+      <w:lvlJc w:val="left"/>
+      <w:pPr>
+        <w:tabs>
+          <w:tab w:val="num" w:pos="720"/>
+        </w:tabs>
+        <w:ind w:left="720" w:hanging="360"/>
+      </w:pPr>
+      <w:rPr>
+        <w:rFonts w:ascii="Symbol" w:hAnsi="Symbol" w:hint="default"/>
+        <w:sz w:val="20"/>
+      </w:rPr>
+    </w:lvl>
+    <w:lvl w:ilvl="1" w:tentative="1">
+      <w:start w:val="1"/>
+      <w:numFmt w:val="bullet"/>
+      <w:lvlText w:val="o"/>
+      <w:lvlJc w:val="left"/>
+      <w:pPr>
+        <w:tabs>
+          <w:tab w:val="num" w:pos="1440"/>
+        </w:tabs>
+        <w:ind w:left="1440" w:hanging="360"/>
+      </w:pPr>
+      <w:rPr>
+        <w:rFonts w:ascii="Courier New" w:hAnsi="Courier New" w:hint="default"/>
+        <w:sz w:val="20"/>
+      </w:rPr>
+    </w:lvl>
+    <w:lvl w:ilvl="2" w:tentative="1">
+      <w:start w:val="1"/>
+      <w:numFmt w:val="bullet"/>
+      <w:lvlText w:val=""/>
+      <w:lvlJc w:val="left"/>
+      <w:pPr>
+        <w:tabs>
+          <w:tab w:val="num" w:pos="2160"/>
+        </w:tabs>
+        <w:ind w:left="2160" w:hanging="360"/>
+      </w:pPr>
+      <w:rPr>
+        <w:rFonts w:ascii="Wingdings" w:hAnsi="Wingdings" w:hint="default"/>
+        <w:sz w:val="20"/>
+      </w:rPr>
+    </w:lvl>
+    <w:lvl w:ilvl="3" w:tentative="1">
+      <w:start w:val="1"/>
+      <w:numFmt w:val="bullet"/>
+      <w:lvlText w:val=""/>
+      <w:lvlJc w:val="left"/>
+      <w:pPr>
+        <w:tabs>
+          <w:tab w:val="num" w:pos="2880"/>
+        </w:tabs>
+        <w:ind w:left="2880" w:hanging="360"/>
+      </w:pPr>
+      <w:rPr>
+        <w:rFonts w:ascii="Wingdings" w:hAnsi="Wingdings" w:hint="default"/>
+        <w:sz w:val="20"/>
+      </w:rPr>
+    </w:lvl>
+    <w:lvl w:ilvl="4" w:tentative="1">
+      <w:start w:val="1"/>
+      <w:numFmt w:val="bullet"/>
+      <w:lvlText w:val=""/>
+      <w:lvlJc w:val="left"/>
+      <w:pPr>
+        <w:tabs>
+          <w:tab w:val="num" w:pos="3600"/>
+        </w:tabs>
+        <w:ind w:left="3600" w:hanging="360"/>
+      </w:pPr>
+      <w:rPr>
+        <w:rFonts w:ascii="Wingdings" w:hAnsi="Wingdings" w:hint="default"/>
+        <w:sz w:val="20"/>
+      </w:rPr>
+    </w:lvl>
+    <w:lvl w:ilvl="5" w:tentative="1">
+      <w:start w:val="1"/>
+      <w:numFmt w:val="bullet"/>
+      <w:lvlText w:val=""/>
+      <w:lvlJc w:val="left"/>
+      <w:pPr>
+        <w:tabs>
+          <w:tab w:val="num" w:pos="4320"/>
+        </w:tabs>
+        <w:ind w:left="4320" w:hanging="360"/>
+      </w:pPr>
+      <w:rPr>
+        <w:rFonts w:ascii="Wingdings" w:hAnsi="Wingdings" w:hint="default"/>
+        <w:sz w:val="20"/>
+      </w:rPr>
+    </w:lvl>
+    <w:lvl w:ilvl="6" w:tentative="1">
+      <w:start w:val="1"/>
+      <w:numFmt w:val="bullet"/>
+      <w:lvlText w:val=""/>
+      <w:lvlJc w:val="left"/>
+      <w:pPr>
+        <w:tabs>
+          <w:tab w:val="num" w:pos="5040"/>
+        </w:tabs>
+        <w:ind w:left="5040" w:hanging="360"/>
+      </w:pPr>
+      <w:rPr>
+        <w:rFonts w:ascii="Wingdings" w:hAnsi="Wingdings" w:hint="default"/>
+        <w:sz w:val="20"/>
+      </w:rPr>
+    </w:lvl>
+    <w:lvl w:ilvl="7" w:tentative="1">
+      <w:start w:val="1"/>
+      <w:numFmt w:val="bullet"/>
+      <w:lvlText w:val=""/>
+      <w:lvlJc w:val="left"/>
+      <w:pPr>
+        <w:tabs>
+          <w:tab w:val="num" w:pos="5760"/>
+        </w:tabs>
+        <w:ind w:left="5760" w:hanging="360"/>
+      </w:pPr>
+      <w:rPr>
+        <w:rFonts w:ascii="Wingdings" w:hAnsi="Wingdings" w:hint="default"/>
+        <w:sz w:val="20"/>
+      </w:rPr>
+    </w:lvl>
+    <w:lvl w:ilvl="8" w:tentative="1">
+      <w:start w:val="1"/>
+      <w:numFmt w:val="bullet"/>
+      <w:lvlText w:val=""/>
+      <w:lvlJc w:val="left"/>
+      <w:pPr>
+        <w:tabs>
+          <w:tab w:val="num" w:pos="6480"/>
+        </w:tabs>
+        <w:ind w:left="6480" w:hanging="360"/>
+      </w:pPr>
+      <w:rPr>
+        <w:rFonts w:ascii="Wingdings" w:hAnsi="Wingdings" w:hint="default"/>
+        <w:sz w:val="20"/>
+      </w:rPr>
+    </w:lvl>
+  </w:abstractNum>
+  <w:abstractNum w:abstractNumId="1" w15:restartNumberingAfterBreak="0">
     <w:nsid w:val="27F17592"/>
     <w:multiLevelType w:val="hybridMultilevel"/>
     <w:tmpl w:val="447CC156"/>
@@ -4457,7 +7165,179 @@
       </w:rPr>
     </w:lvl>
   </w:abstractNum>
-  <w:abstractNum w:abstractNumId="1" w15:restartNumberingAfterBreak="0">
+  <w:abstractNum w:abstractNumId="2" w15:restartNumberingAfterBreak="0">
+    <w:nsid w:val="2B7E43FB"/>
+    <w:multiLevelType w:val="hybridMultilevel"/>
+    <w:tmpl w:val="5EE4E196"/>
+    <w:lvl w:ilvl="0" w:tplc="0409000F">
+      <w:start w:val="1"/>
+      <w:numFmt w:val="decimal"/>
+      <w:lvlText w:val="%1."/>
+      <w:lvlJc w:val="left"/>
+      <w:pPr>
+        <w:ind w:left="720" w:hanging="360"/>
+      </w:pPr>
+    </w:lvl>
+    <w:lvl w:ilvl="1" w:tplc="04090019" w:tentative="1">
+      <w:start w:val="1"/>
+      <w:numFmt w:val="lowerLetter"/>
+      <w:lvlText w:val="%2."/>
+      <w:lvlJc w:val="left"/>
+      <w:pPr>
+        <w:ind w:left="1440" w:hanging="360"/>
+      </w:pPr>
+    </w:lvl>
+    <w:lvl w:ilvl="2" w:tplc="0409001B" w:tentative="1">
+      <w:start w:val="1"/>
+      <w:numFmt w:val="lowerRoman"/>
+      <w:lvlText w:val="%3."/>
+      <w:lvlJc w:val="right"/>
+      <w:pPr>
+        <w:ind w:left="2160" w:hanging="180"/>
+      </w:pPr>
+    </w:lvl>
+    <w:lvl w:ilvl="3" w:tplc="0409000F" w:tentative="1">
+      <w:start w:val="1"/>
+      <w:numFmt w:val="decimal"/>
+      <w:lvlText w:val="%4."/>
+      <w:lvlJc w:val="left"/>
+      <w:pPr>
+        <w:ind w:left="2880" w:hanging="360"/>
+      </w:pPr>
+    </w:lvl>
+    <w:lvl w:ilvl="4" w:tplc="04090019" w:tentative="1">
+      <w:start w:val="1"/>
+      <w:numFmt w:val="lowerLetter"/>
+      <w:lvlText w:val="%5."/>
+      <w:lvlJc w:val="left"/>
+      <w:pPr>
+        <w:ind w:left="3600" w:hanging="360"/>
+      </w:pPr>
+    </w:lvl>
+    <w:lvl w:ilvl="5" w:tplc="0409001B" w:tentative="1">
+      <w:start w:val="1"/>
+      <w:numFmt w:val="lowerRoman"/>
+      <w:lvlText w:val="%6."/>
+      <w:lvlJc w:val="right"/>
+      <w:pPr>
+        <w:ind w:left="4320" w:hanging="180"/>
+      </w:pPr>
+    </w:lvl>
+    <w:lvl w:ilvl="6" w:tplc="0409000F" w:tentative="1">
+      <w:start w:val="1"/>
+      <w:numFmt w:val="decimal"/>
+      <w:lvlText w:val="%7."/>
+      <w:lvlJc w:val="left"/>
+      <w:pPr>
+        <w:ind w:left="5040" w:hanging="360"/>
+      </w:pPr>
+    </w:lvl>
+    <w:lvl w:ilvl="7" w:tplc="04090019" w:tentative="1">
+      <w:start w:val="1"/>
+      <w:numFmt w:val="lowerLetter"/>
+      <w:lvlText w:val="%8."/>
+      <w:lvlJc w:val="left"/>
+      <w:pPr>
+        <w:ind w:left="5760" w:hanging="360"/>
+      </w:pPr>
+    </w:lvl>
+    <w:lvl w:ilvl="8" w:tplc="0409001B" w:tentative="1">
+      <w:start w:val="1"/>
+      <w:numFmt w:val="lowerRoman"/>
+      <w:lvlText w:val="%9."/>
+      <w:lvlJc w:val="right"/>
+      <w:pPr>
+        <w:ind w:left="6480" w:hanging="180"/>
+      </w:pPr>
+    </w:lvl>
+  </w:abstractNum>
+  <w:abstractNum w:abstractNumId="3" w15:restartNumberingAfterBreak="0">
+    <w:nsid w:val="2BA21C3F"/>
+    <w:multiLevelType w:val="hybridMultilevel"/>
+    <w:tmpl w:val="A59495B4"/>
+    <w:lvl w:ilvl="0" w:tplc="04090017">
+      <w:start w:val="1"/>
+      <w:numFmt w:val="lowerLetter"/>
+      <w:lvlText w:val="%1)"/>
+      <w:lvlJc w:val="left"/>
+      <w:pPr>
+        <w:ind w:left="720" w:hanging="360"/>
+      </w:pPr>
+    </w:lvl>
+    <w:lvl w:ilvl="1" w:tplc="FFFFFFFF" w:tentative="1">
+      <w:start w:val="1"/>
+      <w:numFmt w:val="lowerLetter"/>
+      <w:lvlText w:val="%2."/>
+      <w:lvlJc w:val="left"/>
+      <w:pPr>
+        <w:ind w:left="1440" w:hanging="360"/>
+      </w:pPr>
+    </w:lvl>
+    <w:lvl w:ilvl="2" w:tplc="FFFFFFFF" w:tentative="1">
+      <w:start w:val="1"/>
+      <w:numFmt w:val="lowerRoman"/>
+      <w:lvlText w:val="%3."/>
+      <w:lvlJc w:val="right"/>
+      <w:pPr>
+        <w:ind w:left="2160" w:hanging="180"/>
+      </w:pPr>
+    </w:lvl>
+    <w:lvl w:ilvl="3" w:tplc="FFFFFFFF" w:tentative="1">
+      <w:start w:val="1"/>
+      <w:numFmt w:val="decimal"/>
+      <w:lvlText w:val="%4."/>
+      <w:lvlJc w:val="left"/>
+      <w:pPr>
+        <w:ind w:left="2880" w:hanging="360"/>
+      </w:pPr>
+    </w:lvl>
+    <w:lvl w:ilvl="4" w:tplc="FFFFFFFF" w:tentative="1">
+      <w:start w:val="1"/>
+      <w:numFmt w:val="lowerLetter"/>
+      <w:lvlText w:val="%5."/>
+      <w:lvlJc w:val="left"/>
+      <w:pPr>
+        <w:ind w:left="3600" w:hanging="360"/>
+      </w:pPr>
+    </w:lvl>
+    <w:lvl w:ilvl="5" w:tplc="FFFFFFFF" w:tentative="1">
+      <w:start w:val="1"/>
+      <w:numFmt w:val="lowerRoman"/>
+      <w:lvlText w:val="%6."/>
+      <w:lvlJc w:val="right"/>
+      <w:pPr>
+        <w:ind w:left="4320" w:hanging="180"/>
+      </w:pPr>
+    </w:lvl>
+    <w:lvl w:ilvl="6" w:tplc="FFFFFFFF" w:tentative="1">
+      <w:start w:val="1"/>
+      <w:numFmt w:val="decimal"/>
+      <w:lvlText w:val="%7."/>
+      <w:lvlJc w:val="left"/>
+      <w:pPr>
+        <w:ind w:left="5040" w:hanging="360"/>
+      </w:pPr>
+    </w:lvl>
+    <w:lvl w:ilvl="7" w:tplc="FFFFFFFF" w:tentative="1">
+      <w:start w:val="1"/>
+      <w:numFmt w:val="lowerLetter"/>
+      <w:lvlText w:val="%8."/>
+      <w:lvlJc w:val="left"/>
+      <w:pPr>
+        <w:ind w:left="5760" w:hanging="360"/>
+      </w:pPr>
+    </w:lvl>
+    <w:lvl w:ilvl="8" w:tplc="FFFFFFFF" w:tentative="1">
+      <w:start w:val="1"/>
+      <w:numFmt w:val="lowerRoman"/>
+      <w:lvlText w:val="%9."/>
+      <w:lvlJc w:val="right"/>
+      <w:pPr>
+        <w:ind w:left="6480" w:hanging="180"/>
+      </w:pPr>
+    </w:lvl>
+  </w:abstractNum>
+  <w:abstractNum w:abstractNumId="4" w15:restartNumberingAfterBreak="0">
     <w:nsid w:val="3F17096D"/>
     <w:multiLevelType w:val="multilevel"/>
     <w:tmpl w:val="0F96400A"/>
@@ -4546,7 +7426,7 @@
       </w:pPr>
     </w:lvl>
   </w:abstractNum>
-  <w:abstractNum w:abstractNumId="2" w15:restartNumberingAfterBreak="0">
+  <w:abstractNum w:abstractNumId="5" w15:restartNumberingAfterBreak="0">
     <w:nsid w:val="473A3FD3"/>
     <w:multiLevelType w:val="multilevel"/>
     <w:tmpl w:val="29D07AAE"/>
@@ -4659,7 +7539,7 @@
       </w:rPr>
     </w:lvl>
   </w:abstractNum>
-  <w:abstractNum w:abstractNumId="3" w15:restartNumberingAfterBreak="0">
+  <w:abstractNum w:abstractNumId="6" w15:restartNumberingAfterBreak="0">
     <w:nsid w:val="5BF877AE"/>
     <w:multiLevelType w:val="multilevel"/>
     <w:tmpl w:val="4BDCA6DC"/>
@@ -4740,7 +7620,245 @@
       </w:pPr>
     </w:lvl>
   </w:abstractNum>
-  <w:abstractNum w:abstractNumId="4" w15:restartNumberingAfterBreak="0">
+  <w:abstractNum w:abstractNumId="7" w15:restartNumberingAfterBreak="0">
+    <w:nsid w:val="6283087C"/>
+    <w:multiLevelType w:val="hybridMultilevel"/>
+    <w:tmpl w:val="C85C17C0"/>
+    <w:lvl w:ilvl="0" w:tplc="EA320BF2">
+      <w:start w:val="1"/>
+      <w:numFmt w:val="lowerLetter"/>
+      <w:lvlText w:val="(%1)"/>
+      <w:lvlJc w:val="left"/>
+      <w:pPr>
+        <w:ind w:left="720" w:hanging="360"/>
+      </w:pPr>
+      <w:rPr>
+        <w:rFonts w:hint="default"/>
+      </w:rPr>
+    </w:lvl>
+    <w:lvl w:ilvl="1" w:tplc="04090019" w:tentative="1">
+      <w:start w:val="1"/>
+      <w:numFmt w:val="lowerLetter"/>
+      <w:lvlText w:val="%2."/>
+      <w:lvlJc w:val="left"/>
+      <w:pPr>
+        <w:ind w:left="1440" w:hanging="360"/>
+      </w:pPr>
+    </w:lvl>
+    <w:lvl w:ilvl="2" w:tplc="0409001B" w:tentative="1">
+      <w:start w:val="1"/>
+      <w:numFmt w:val="lowerRoman"/>
+      <w:lvlText w:val="%3."/>
+      <w:lvlJc w:val="right"/>
+      <w:pPr>
+        <w:ind w:left="2160" w:hanging="180"/>
+      </w:pPr>
+    </w:lvl>
+    <w:lvl w:ilvl="3" w:tplc="0409000F" w:tentative="1">
+      <w:start w:val="1"/>
+      <w:numFmt w:val="decimal"/>
+      <w:lvlText w:val="%4."/>
+      <w:lvlJc w:val="left"/>
+      <w:pPr>
+        <w:ind w:left="2880" w:hanging="360"/>
+      </w:pPr>
+    </w:lvl>
+    <w:lvl w:ilvl="4" w:tplc="04090019" w:tentative="1">
+      <w:start w:val="1"/>
+      <w:numFmt w:val="lowerLetter"/>
+      <w:lvlText w:val="%5."/>
+      <w:lvlJc w:val="left"/>
+      <w:pPr>
+        <w:ind w:left="3600" w:hanging="360"/>
+      </w:pPr>
+    </w:lvl>
+    <w:lvl w:ilvl="5" w:tplc="0409001B" w:tentative="1">
+      <w:start w:val="1"/>
+      <w:numFmt w:val="lowerRoman"/>
+      <w:lvlText w:val="%6."/>
+      <w:lvlJc w:val="right"/>
+      <w:pPr>
+        <w:ind w:left="4320" w:hanging="180"/>
+      </w:pPr>
+    </w:lvl>
+    <w:lvl w:ilvl="6" w:tplc="0409000F" w:tentative="1">
+      <w:start w:val="1"/>
+      <w:numFmt w:val="decimal"/>
+      <w:lvlText w:val="%7."/>
+      <w:lvlJc w:val="left"/>
+      <w:pPr>
+        <w:ind w:left="5040" w:hanging="360"/>
+      </w:pPr>
+    </w:lvl>
+    <w:lvl w:ilvl="7" w:tplc="04090019" w:tentative="1">
+      <w:start w:val="1"/>
+      <w:numFmt w:val="lowerLetter"/>
+      <w:lvlText w:val="%8."/>
+      <w:lvlJc w:val="left"/>
+      <w:pPr>
+        <w:ind w:left="5760" w:hanging="360"/>
+      </w:pPr>
+    </w:lvl>
+    <w:lvl w:ilvl="8" w:tplc="0409001B" w:tentative="1">
+      <w:start w:val="1"/>
+      <w:numFmt w:val="lowerRoman"/>
+      <w:lvlText w:val="%9."/>
+      <w:lvlJc w:val="right"/>
+      <w:pPr>
+        <w:ind w:left="6480" w:hanging="180"/>
+      </w:pPr>
+    </w:lvl>
+  </w:abstractNum>
+  <w:abstractNum w:abstractNumId="8" w15:restartNumberingAfterBreak="0">
+    <w:nsid w:val="76A73F12"/>
+    <w:multiLevelType w:val="multilevel"/>
+    <w:tmpl w:val="88CA45AE"/>
+    <w:lvl w:ilvl="0">
+      <w:start w:val="1"/>
+      <w:numFmt w:val="bullet"/>
+      <w:lvlText w:val=""/>
+      <w:lvlJc w:val="left"/>
+      <w:pPr>
+        <w:tabs>
+          <w:tab w:val="num" w:pos="720"/>
+        </w:tabs>
+        <w:ind w:left="720" w:hanging="360"/>
+      </w:pPr>
+      <w:rPr>
+        <w:rFonts w:ascii="Symbol" w:hAnsi="Symbol" w:hint="default"/>
+        <w:sz w:val="20"/>
+      </w:rPr>
+    </w:lvl>
+    <w:lvl w:ilvl="1" w:tentative="1">
+      <w:start w:val="1"/>
+      <w:numFmt w:val="bullet"/>
+      <w:lvlText w:val="o"/>
+      <w:lvlJc w:val="left"/>
+      <w:pPr>
+        <w:tabs>
+          <w:tab w:val="num" w:pos="1440"/>
+        </w:tabs>
+        <w:ind w:left="1440" w:hanging="360"/>
+      </w:pPr>
+      <w:rPr>
+        <w:rFonts w:ascii="Courier New" w:hAnsi="Courier New" w:hint="default"/>
+        <w:sz w:val="20"/>
+      </w:rPr>
+    </w:lvl>
+    <w:lvl w:ilvl="2" w:tentative="1">
+      <w:start w:val="1"/>
+      <w:numFmt w:val="bullet"/>
+      <w:lvlText w:val=""/>
+      <w:lvlJc w:val="left"/>
+      <w:pPr>
+        <w:tabs>
+          <w:tab w:val="num" w:pos="2160"/>
+        </w:tabs>
+        <w:ind w:left="2160" w:hanging="360"/>
+      </w:pPr>
+      <w:rPr>
+        <w:rFonts w:ascii="Wingdings" w:hAnsi="Wingdings" w:hint="default"/>
+        <w:sz w:val="20"/>
+      </w:rPr>
+    </w:lvl>
+    <w:lvl w:ilvl="3" w:tentative="1">
+      <w:start w:val="1"/>
+      <w:numFmt w:val="bullet"/>
+      <w:lvlText w:val=""/>
+      <w:lvlJc w:val="left"/>
+      <w:pPr>
+        <w:tabs>
+          <w:tab w:val="num" w:pos="2880"/>
+        </w:tabs>
+        <w:ind w:left="2880" w:hanging="360"/>
+      </w:pPr>
+      <w:rPr>
+        <w:rFonts w:ascii="Wingdings" w:hAnsi="Wingdings" w:hint="default"/>
+        <w:sz w:val="20"/>
+      </w:rPr>
+    </w:lvl>
+    <w:lvl w:ilvl="4" w:tentative="1">
+      <w:start w:val="1"/>
+      <w:numFmt w:val="bullet"/>
+      <w:lvlText w:val=""/>
+      <w:lvlJc w:val="left"/>
+      <w:pPr>
+        <w:tabs>
+          <w:tab w:val="num" w:pos="3600"/>
+        </w:tabs>
+        <w:ind w:left="3600" w:hanging="360"/>
+      </w:pPr>
+      <w:rPr>
+        <w:rFonts w:ascii="Wingdings" w:hAnsi="Wingdings" w:hint="default"/>
+        <w:sz w:val="20"/>
+      </w:rPr>
+    </w:lvl>
+    <w:lvl w:ilvl="5" w:tentative="1">
+      <w:start w:val="1"/>
+      <w:numFmt w:val="bullet"/>
+      <w:lvlText w:val=""/>
+      <w:lvlJc w:val="left"/>
+      <w:pPr>
+        <w:tabs>
+          <w:tab w:val="num" w:pos="4320"/>
+        </w:tabs>
+        <w:ind w:left="4320" w:hanging="360"/>
+      </w:pPr>
+      <w:rPr>
+        <w:rFonts w:ascii="Wingdings" w:hAnsi="Wingdings" w:hint="default"/>
+        <w:sz w:val="20"/>
+      </w:rPr>
+    </w:lvl>
+    <w:lvl w:ilvl="6" w:tentative="1">
+      <w:start w:val="1"/>
+      <w:numFmt w:val="bullet"/>
+      <w:lvlText w:val=""/>
+      <w:lvlJc w:val="left"/>
+      <w:pPr>
+        <w:tabs>
+          <w:tab w:val="num" w:pos="5040"/>
+        </w:tabs>
+        <w:ind w:left="5040" w:hanging="360"/>
+      </w:pPr>
+      <w:rPr>
+        <w:rFonts w:ascii="Wingdings" w:hAnsi="Wingdings" w:hint="default"/>
+        <w:sz w:val="20"/>
+      </w:rPr>
+    </w:lvl>
+    <w:lvl w:ilvl="7" w:tentative="1">
+      <w:start w:val="1"/>
+      <w:numFmt w:val="bullet"/>
+      <w:lvlText w:val=""/>
+      <w:lvlJc w:val="left"/>
+      <w:pPr>
+        <w:tabs>
+          <w:tab w:val="num" w:pos="5760"/>
+        </w:tabs>
+        <w:ind w:left="5760" w:hanging="360"/>
+      </w:pPr>
+      <w:rPr>
+        <w:rFonts w:ascii="Wingdings" w:hAnsi="Wingdings" w:hint="default"/>
+        <w:sz w:val="20"/>
+      </w:rPr>
+    </w:lvl>
+    <w:lvl w:ilvl="8" w:tentative="1">
+      <w:start w:val="1"/>
+      <w:numFmt w:val="bullet"/>
+      <w:lvlText w:val=""/>
+      <w:lvlJc w:val="left"/>
+      <w:pPr>
+        <w:tabs>
+          <w:tab w:val="num" w:pos="6480"/>
+        </w:tabs>
+        <w:ind w:left="6480" w:hanging="360"/>
+      </w:pPr>
+      <w:rPr>
+        <w:rFonts w:ascii="Wingdings" w:hAnsi="Wingdings" w:hint="default"/>
+        <w:sz w:val="20"/>
+      </w:rPr>
+    </w:lvl>
+  </w:abstractNum>
+  <w:abstractNum w:abstractNumId="9" w15:restartNumberingAfterBreak="0">
     <w:nsid w:val="7E916118"/>
     <w:multiLevelType w:val="multilevel"/>
     <w:tmpl w:val="7DFA4CF2"/>
@@ -4830,19 +7948,34 @@
     </w:lvl>
   </w:abstractNum>
   <w:num w:numId="1" w16cid:durableId="1502157242">
+    <w:abstractNumId w:val="6"/>
+  </w:num>
+  <w:num w:numId="2" w16cid:durableId="1038166962">
+    <w:abstractNumId w:val="5"/>
+  </w:num>
+  <w:num w:numId="3" w16cid:durableId="67922738">
+    <w:abstractNumId w:val="1"/>
+  </w:num>
+  <w:num w:numId="4" w16cid:durableId="471093407">
+    <w:abstractNumId w:val="9"/>
+  </w:num>
+  <w:num w:numId="5" w16cid:durableId="382753537">
+    <w:abstractNumId w:val="4"/>
+  </w:num>
+  <w:num w:numId="6" w16cid:durableId="469518097">
+    <w:abstractNumId w:val="2"/>
+  </w:num>
+  <w:num w:numId="7" w16cid:durableId="187453414">
+    <w:abstractNumId w:val="7"/>
+  </w:num>
+  <w:num w:numId="8" w16cid:durableId="1519586443">
     <w:abstractNumId w:val="3"/>
   </w:num>
-  <w:num w:numId="2" w16cid:durableId="1038166962">
-    <w:abstractNumId w:val="2"/>
-  </w:num>
-  <w:num w:numId="3" w16cid:durableId="67922738">
+  <w:num w:numId="9" w16cid:durableId="930620364">
     <w:abstractNumId w:val="0"/>
   </w:num>
-  <w:num w:numId="4" w16cid:durableId="471093407">
-    <w:abstractNumId w:val="4"/>
-  </w:num>
-  <w:num w:numId="5" w16cid:durableId="382753537">
-    <w:abstractNumId w:val="1"/>
+  <w:num w:numId="10" w16cid:durableId="1309477142">
+    <w:abstractNumId w:val="8"/>
   </w:num>
 </w:numbering>
 </file>
@@ -5368,7 +8501,6 @@
   <w:style w:type="character" w:default="1" w:styleId="DefaultParagraphFont">
     <w:name w:val="Default Paragraph Font"/>
     <w:uiPriority w:val="1"/>
-    <w:semiHidden/>
     <w:unhideWhenUsed/>
   </w:style>
   <w:style w:type="table" w:default="1" w:styleId="TableNormal">

--- a/Final_Capstone_Project/Capstone_Checkpoint_3.1/MHerrera_Capstone_Checkpoint_3_1_Worksheet.docx
+++ b/Final_Capstone_Project/Capstone_Checkpoint_3.1/MHerrera_Capstone_Checkpoint_3_1_Worksheet.docx
@@ -1239,19 +1239,8 @@
                 <w:sz w:val="24"/>
                 <w:szCs w:val="24"/>
               </w:rPr>
-              <w:t xml:space="preserve"> </w:t>
-            </w:r>
-            <w:proofErr w:type="gramStart"/>
-            <w:r>
-              <w:rPr>
-                <w:b/>
-                <w:bCs/>
-                <w:sz w:val="24"/>
-                <w:szCs w:val="24"/>
-              </w:rPr>
-              <w:t>rephrasing</w:t>
-            </w:r>
-            <w:proofErr w:type="gramEnd"/>
+              <w:t xml:space="preserve"> rephrasing</w:t>
+            </w:r>
             <w:r>
               <w:rPr>
                 <w:sz w:val="24"/>
@@ -1614,39 +1603,7 @@
                 <w:sz w:val="24"/>
                 <w:szCs w:val="24"/>
               </w:rPr>
-              <w:t xml:space="preserve">. Robustness to </w:t>
-            </w:r>
-            <w:proofErr w:type="gramStart"/>
-            <w:r>
-              <w:rPr>
-                <w:sz w:val="24"/>
-                <w:szCs w:val="24"/>
-              </w:rPr>
-              <w:t>rephrasing</w:t>
-            </w:r>
-            <w:proofErr w:type="gramEnd"/>
-            <w:r>
-              <w:rPr>
-                <w:sz w:val="24"/>
-                <w:szCs w:val="24"/>
-              </w:rPr>
-              <w:t xml:space="preserve"> matters because real users phrase the same question many ways; measuring the originals-vs-paraphrases delta tells us whether the retriever is brittle. A RAGAS LLM judge </w:t>
-            </w:r>
-            <w:proofErr w:type="gramStart"/>
-            <w:r>
-              <w:rPr>
-                <w:sz w:val="24"/>
-                <w:szCs w:val="24"/>
-              </w:rPr>
-              <w:t>scales to</w:t>
-            </w:r>
-            <w:proofErr w:type="gramEnd"/>
-            <w:r>
-              <w:rPr>
-                <w:sz w:val="24"/>
-                <w:szCs w:val="24"/>
-              </w:rPr>
-              <w:t xml:space="preserve"> hundreds of questions where manual grading would not, and grading notes keep the judgment anchored to specific required facts.</w:t>
+              <w:t>. Robustness to rephrasing matters because real users phrase the same question many ways; measuring the originals-vs-paraphrases delta tells us whether the retriever is brittle. A RAGAS LLM judge scales to hundreds of questions where manual grading would not, and grading notes keep the judgment anchored to specific required facts.</w:t>
             </w:r>
           </w:p>
         </w:tc>
@@ -1922,9 +1879,16 @@
                 <w:sz w:val="24"/>
                 <w:szCs w:val="24"/>
               </w:rPr>
-              <w:t>test_main_</w:t>
-            </w:r>
-            <w:proofErr w:type="gramStart"/>
+              <w:t>test_main_questions.json</w:t>
+            </w:r>
+            <w:proofErr w:type="spellEnd"/>
+            <w:r>
+              <w:rPr>
+                <w:sz w:val="24"/>
+                <w:szCs w:val="24"/>
+              </w:rPr>
+              <w:t>) spanning people, places, sports, film, music, geography, history, and science. I then ran a second generator (</w:t>
+            </w:r>
             <w:r>
               <w:rPr>
                 <w:b/>
@@ -1932,71 +1896,26 @@
                 <w:sz w:val="24"/>
                 <w:szCs w:val="24"/>
               </w:rPr>
-              <w:t>questions.json</w:t>
+              <w:t>generate_variants.py</w:t>
+            </w:r>
+            <w:r>
+              <w:rPr>
+                <w:sz w:val="24"/>
+                <w:szCs w:val="24"/>
+              </w:rPr>
+              <w:t>, following the Lab 3.2 paraphrase logic) that produced 2 paraphrases per question, each reusing its original's grading notes and sources (</w:t>
+            </w:r>
+            <w:proofErr w:type="spellStart"/>
+            <w:r>
+              <w:rPr>
+                <w:b/>
+                <w:bCs/>
+                <w:sz w:val="24"/>
+                <w:szCs w:val="24"/>
+              </w:rPr>
+              <w:t>testinputs_variant_questions.json</w:t>
             </w:r>
             <w:proofErr w:type="spellEnd"/>
-            <w:proofErr w:type="gramEnd"/>
-            <w:r>
-              <w:rPr>
-                <w:sz w:val="24"/>
-                <w:szCs w:val="24"/>
-              </w:rPr>
-              <w:t xml:space="preserve">) spanning people, places, sports, </w:t>
-            </w:r>
-            <w:proofErr w:type="gramStart"/>
-            <w:r>
-              <w:rPr>
-                <w:sz w:val="24"/>
-                <w:szCs w:val="24"/>
-              </w:rPr>
-              <w:t>film</w:t>
-            </w:r>
-            <w:proofErr w:type="gramEnd"/>
-            <w:r>
-              <w:rPr>
-                <w:sz w:val="24"/>
-                <w:szCs w:val="24"/>
-              </w:rPr>
-              <w:t>, music, geography, history, and science. I then ran a second generator (</w:t>
-            </w:r>
-            <w:r>
-              <w:rPr>
-                <w:b/>
-                <w:bCs/>
-                <w:sz w:val="24"/>
-                <w:szCs w:val="24"/>
-              </w:rPr>
-              <w:t>generate_variants.py</w:t>
-            </w:r>
-            <w:r>
-              <w:rPr>
-                <w:sz w:val="24"/>
-                <w:szCs w:val="24"/>
-              </w:rPr>
-              <w:t>, following the Lab 3.2 paraphrase logic) that produced 2 paraphrases per question, each reusing its original's grading notes and sources (</w:t>
-            </w:r>
-            <w:proofErr w:type="spellStart"/>
-            <w:r>
-              <w:rPr>
-                <w:b/>
-                <w:bCs/>
-                <w:sz w:val="24"/>
-                <w:szCs w:val="24"/>
-              </w:rPr>
-              <w:t>testinputs_variant_</w:t>
-            </w:r>
-            <w:proofErr w:type="gramStart"/>
-            <w:r>
-              <w:rPr>
-                <w:b/>
-                <w:bCs/>
-                <w:sz w:val="24"/>
-                <w:szCs w:val="24"/>
-              </w:rPr>
-              <w:t>questions.json</w:t>
-            </w:r>
-            <w:proofErr w:type="spellEnd"/>
-            <w:proofErr w:type="gramEnd"/>
             <w:r>
               <w:rPr>
                 <w:sz w:val="24"/>
@@ -2246,18 +2165,9 @@
                 <w:sz w:val="24"/>
                 <w:szCs w:val="24"/>
               </w:rPr>
-              <w:t>test_main_</w:t>
-            </w:r>
-            <w:proofErr w:type="gramStart"/>
-            <w:r>
-              <w:rPr>
-                <w:sz w:val="24"/>
-                <w:szCs w:val="24"/>
-              </w:rPr>
-              <w:t>questions.json</w:t>
+              <w:t>test_main_questions.json</w:t>
             </w:r>
             <w:proofErr w:type="spellEnd"/>
-            <w:proofErr w:type="gramEnd"/>
             <w:r>
               <w:rPr>
                 <w:sz w:val="24"/>
@@ -2354,23 +2264,7 @@
                 <w:sz w:val="24"/>
                 <w:szCs w:val="24"/>
               </w:rPr>
-              <w:t xml:space="preserve"> provider error: "You requested up to 65536 </w:t>
-            </w:r>
-            <w:proofErr w:type="gramStart"/>
-            <w:r>
-              <w:rPr>
-                <w:sz w:val="24"/>
-                <w:szCs w:val="24"/>
-              </w:rPr>
-              <w:t>tokens, but</w:t>
-            </w:r>
-            <w:proofErr w:type="gramEnd"/>
-            <w:r>
-              <w:rPr>
-                <w:sz w:val="24"/>
-                <w:szCs w:val="24"/>
-              </w:rPr>
-              <w:t xml:space="preserve"> can only afford 54757." This is a token-budget error, not a code bug: for those requests the prompt plus the requested max output tokens </w:t>
+              <w:t xml:space="preserve"> provider error: "You requested up to 65536 tokens, but can only afford 54757." This is a token-budget error, not a code bug: for those requests the prompt plus the requested max output tokens </w:t>
             </w:r>
             <w:r>
               <w:rPr>
@@ -2402,23 +2296,7 @@
                 <w:sz w:val="24"/>
                 <w:szCs w:val="24"/>
               </w:rPr>
-              <w:t xml:space="preserve"> of the top 4 Wikipedia articles as context, and some articles are very long, so the input prompt inflates and collides with the output token budget. Mitigations are to truncate each retrieved article's text (e.g., a per-document character cap), reduce </w:t>
-            </w:r>
-            <w:proofErr w:type="gramStart"/>
-            <w:r>
-              <w:rPr>
-                <w:sz w:val="24"/>
-                <w:szCs w:val="24"/>
-              </w:rPr>
-              <w:t>Top-K</w:t>
-            </w:r>
-            <w:proofErr w:type="gramEnd"/>
-            <w:r>
-              <w:rPr>
-                <w:sz w:val="24"/>
-                <w:szCs w:val="24"/>
-              </w:rPr>
-              <w:t xml:space="preserve">, and keep the answer </w:t>
+              <w:t xml:space="preserve"> of the top 4 Wikipedia articles as context, and some articles are very long, so the input prompt inflates and collides with the output token budget. Mitigations are to truncate each retrieved article's text (e.g., a per-document character cap), reduce Top-K, and keep the answer </w:t>
             </w:r>
             <w:proofErr w:type="spellStart"/>
             <w:r>
@@ -2645,25 +2523,7 @@
                 <w:szCs w:val="24"/>
                 <w:u w:val="single"/>
               </w:rPr>
-              <w:t xml:space="preserve">the hybrid retriever is robust to </w:t>
-            </w:r>
-            <w:proofErr w:type="gramStart"/>
-            <w:r>
-              <w:rPr>
-                <w:sz w:val="24"/>
-                <w:szCs w:val="24"/>
-                <w:u w:val="single"/>
-              </w:rPr>
-              <w:t>rephrasing</w:t>
-            </w:r>
-            <w:proofErr w:type="gramEnd"/>
-            <w:r>
-              <w:rPr>
-                <w:sz w:val="24"/>
-                <w:szCs w:val="24"/>
-                <w:u w:val="single"/>
-              </w:rPr>
-              <w:t xml:space="preserve"> on this test set: paraphrasing did not degrade my performance</w:t>
+              <w:t>the hybrid retriever is robust to rephrasing on this test set: paraphrasing did not degrade my performance</w:t>
             </w:r>
             <w:r>
               <w:rPr>
@@ -3434,23 +3294,7 @@
                 <w:sz w:val="24"/>
                 <w:szCs w:val="24"/>
               </w:rPr>
-              <w:t xml:space="preserve">I see high baseline correctness (97-98%) on grounded questions, strong quoting behavior that supports my trust/verification goal, and excellent robustness to rephrasing (my paraphrases scored as well as the originals). My hybrid design handles both keyword-heavy queries (BM25) and </w:t>
-            </w:r>
-            <w:proofErr w:type="gramStart"/>
-            <w:r>
-              <w:rPr>
-                <w:sz w:val="24"/>
-                <w:szCs w:val="24"/>
-              </w:rPr>
-              <w:t>semantically-worded</w:t>
-            </w:r>
-            <w:proofErr w:type="gramEnd"/>
-            <w:r>
-              <w:rPr>
-                <w:sz w:val="24"/>
-                <w:szCs w:val="24"/>
-              </w:rPr>
-              <w:t xml:space="preserve"> queries (vector), so questions phrased differently from the article text still retrieve the right document.</w:t>
+              <w:t>I see high baseline correctness (97-98%) on grounded questions, strong quoting behavior that supports my trust/verification goal, and excellent robustness to rephrasing (my paraphrases scored as well as the originals). My hybrid design handles both keyword-heavy queries (BM25) and semantically-worded queries (vector), so questions phrased differently from the article text still retrieve the right document.</w:t>
             </w:r>
           </w:p>
         </w:tc>
@@ -3546,57 +3390,15 @@
                 <w:sz w:val="24"/>
                 <w:szCs w:val="24"/>
               </w:rPr>
-              <w:t xml:space="preserve">. Because I retrieve full articles and only the top portion effectively informs the answer, precise figures </w:t>
-            </w:r>
-            <w:proofErr w:type="gramStart"/>
-            <w:r>
-              <w:rPr>
-                <w:sz w:val="24"/>
-                <w:szCs w:val="24"/>
-              </w:rPr>
-              <w:t>not present</w:t>
-            </w:r>
-            <w:proofErr w:type="gramEnd"/>
-            <w:r>
-              <w:rPr>
-                <w:sz w:val="24"/>
-                <w:szCs w:val="24"/>
-              </w:rPr>
-              <w:t xml:space="preserve"> in the retrieved/considered context are </w:t>
-            </w:r>
-            <w:proofErr w:type="gramStart"/>
-            <w:r>
-              <w:rPr>
-                <w:sz w:val="24"/>
-                <w:szCs w:val="24"/>
-              </w:rPr>
-              <w:t>missed</w:t>
-            </w:r>
-            <w:proofErr w:type="gramEnd"/>
-            <w:r>
-              <w:rPr>
-                <w:sz w:val="24"/>
-                <w:szCs w:val="24"/>
-              </w:rPr>
-              <w:t xml:space="preserve">. My binary judge also cannot credit </w:t>
-            </w:r>
-            <w:proofErr w:type="gramStart"/>
+              <w:t xml:space="preserve">. Because I retrieve full articles and only the top portion effectively informs the answer, precise figures not present in the retrieved/considered context are missed. My binary judge also cannot credit </w:t>
+            </w:r>
             <w:r>
               <w:rPr>
                 <w:sz w:val="24"/>
                 <w:szCs w:val="24"/>
                 <w:u w:val="single"/>
               </w:rPr>
-              <w:t>partially-correct</w:t>
-            </w:r>
-            <w:proofErr w:type="gramEnd"/>
-            <w:r>
-              <w:rPr>
-                <w:sz w:val="24"/>
-                <w:szCs w:val="24"/>
-                <w:u w:val="single"/>
-              </w:rPr>
-              <w:t xml:space="preserve"> answers</w:t>
+              <w:t>partially-correct answers</w:t>
             </w:r>
             <w:r>
               <w:rPr>
@@ -4625,15 +4427,7 @@
                 <w:sz w:val="24"/>
                 <w:szCs w:val="24"/>
               </w:rPr>
-              <w:t>validate_</w:t>
-            </w:r>
-            <w:proofErr w:type="gramStart"/>
-            <w:r>
-              <w:rPr>
-                <w:sz w:val="24"/>
-                <w:szCs w:val="24"/>
-              </w:rPr>
-              <w:t>framework</w:t>
+              <w:t>validate_framework</w:t>
             </w:r>
             <w:proofErr w:type="spellEnd"/>
             <w:r>
@@ -4641,15 +4435,7 @@
                 <w:sz w:val="24"/>
                 <w:szCs w:val="24"/>
               </w:rPr>
-              <w:t>(</w:t>
-            </w:r>
-            <w:proofErr w:type="gramEnd"/>
-            <w:r>
-              <w:rPr>
-                <w:sz w:val="24"/>
-                <w:szCs w:val="24"/>
-              </w:rPr>
-              <w:t>)</w:t>
+              <w:t>()</w:t>
             </w:r>
             <w:r>
               <w:rPr>
@@ -5108,27 +4894,7 @@
           <w:sz w:val="24"/>
           <w:szCs w:val="24"/>
         </w:rPr>
-        <w:t xml:space="preserve">Propose specific improvements you </w:t>
-      </w:r>
-      <w:proofErr w:type="gramStart"/>
-      <w:r>
-        <w:rPr>
-          <w:rFonts w:eastAsia="Aptos"/>
-          <w:color w:val="000000"/>
-          <w:sz w:val="24"/>
-          <w:szCs w:val="24"/>
-        </w:rPr>
-        <w:t>would</w:t>
-      </w:r>
-      <w:proofErr w:type="gramEnd"/>
-      <w:r>
-        <w:rPr>
-          <w:rFonts w:eastAsia="Aptos"/>
-          <w:color w:val="000000"/>
-          <w:sz w:val="24"/>
-          <w:szCs w:val="24"/>
-        </w:rPr>
-        <w:t xml:space="preserve"> make next.</w:t>
+        <w:t>Propose specific improvements you would make next.</w:t>
       </w:r>
     </w:p>
     <w:p>
@@ -5403,15 +5169,7 @@
                 <w:sz w:val="24"/>
                 <w:szCs w:val="24"/>
               </w:rPr>
-              <w:t xml:space="preserve"> </w:t>
-            </w:r>
-            <w:proofErr w:type="gramStart"/>
-            <w:r>
-              <w:rPr>
-                <w:sz w:val="24"/>
-                <w:szCs w:val="24"/>
-              </w:rPr>
-              <w:t>chunk</w:t>
+              <w:t xml:space="preserve"> chunk</w:t>
             </w:r>
             <w:r>
               <w:rPr>
@@ -5425,15 +5183,7 @@
                 <w:sz w:val="24"/>
                 <w:szCs w:val="24"/>
               </w:rPr>
-              <w:t xml:space="preserve"> long</w:t>
-            </w:r>
-            <w:proofErr w:type="gramEnd"/>
-            <w:r>
-              <w:rPr>
-                <w:sz w:val="24"/>
-                <w:szCs w:val="24"/>
-              </w:rPr>
-              <w:t xml:space="preserve"> articles and limit the amount of context and output tokens to improve retrieval and avoid token-budget errors.</w:t>
+              <w:t xml:space="preserve"> long articles and limit the amount of context and output tokens to improve retrieval and avoid token-budget errors.</w:t>
             </w:r>
           </w:p>
         </w:tc>
@@ -5590,9 +5340,25 @@
                 <w:sz w:val="24"/>
                 <w:szCs w:val="24"/>
               </w:rPr>
-              <w:t>test_main_</w:t>
-            </w:r>
-            <w:proofErr w:type="gramStart"/>
+              <w:t>test_main_questions.json</w:t>
+            </w:r>
+            <w:proofErr w:type="spellEnd"/>
+            <w:r>
+              <w:rPr>
+                <w:sz w:val="24"/>
+                <w:szCs w:val="24"/>
+              </w:rPr>
+              <w:t> — the 100 grounded original questions (with grading notes + source article each). This is the primary "sample queries" artifact.</w:t>
+            </w:r>
+          </w:p>
+          <w:p>
+            <w:pPr>
+              <w:rPr>
+                <w:sz w:val="24"/>
+                <w:szCs w:val="24"/>
+              </w:rPr>
+            </w:pPr>
+            <w:proofErr w:type="spellStart"/>
             <w:r>
               <w:rPr>
                 <w:b/>
@@ -5600,47 +5366,9 @@
                 <w:sz w:val="24"/>
                 <w:szCs w:val="24"/>
               </w:rPr>
-              <w:t>questions.json</w:t>
+              <w:t>testinputs_variant_questions.json</w:t>
             </w:r>
             <w:proofErr w:type="spellEnd"/>
-            <w:proofErr w:type="gramEnd"/>
-            <w:r>
-              <w:rPr>
-                <w:sz w:val="24"/>
-                <w:szCs w:val="24"/>
-              </w:rPr>
-              <w:t> — the 100 grounded original questions (with grading notes + source article each). This is the primary "sample queries" artifact.</w:t>
-            </w:r>
-          </w:p>
-          <w:p>
-            <w:pPr>
-              <w:rPr>
-                <w:sz w:val="24"/>
-                <w:szCs w:val="24"/>
-              </w:rPr>
-            </w:pPr>
-            <w:proofErr w:type="spellStart"/>
-            <w:r>
-              <w:rPr>
-                <w:b/>
-                <w:bCs/>
-                <w:sz w:val="24"/>
-                <w:szCs w:val="24"/>
-              </w:rPr>
-              <w:t>testinputs_variant_</w:t>
-            </w:r>
-            <w:proofErr w:type="gramStart"/>
-            <w:r>
-              <w:rPr>
-                <w:b/>
-                <w:bCs/>
-                <w:sz w:val="24"/>
-                <w:szCs w:val="24"/>
-              </w:rPr>
-              <w:t>questions.json</w:t>
-            </w:r>
-            <w:proofErr w:type="spellEnd"/>
-            <w:proofErr w:type="gramEnd"/>
             <w:r>
               <w:rPr>
                 <w:sz w:val="24"/>
@@ -5660,6 +5388,55 @@
               <w:right w:val="single" w:sz="6" w:space="0" w:color="BFBFBF"/>
             </w:tcBorders>
           </w:tcPr>
+          <w:p>
+            <w:pPr>
+              <w:rPr>
+                <w:sz w:val="24"/>
+                <w:szCs w:val="24"/>
+              </w:rPr>
+            </w:pPr>
+            <w:r>
+              <w:rPr>
+                <w:sz w:val="24"/>
+                <w:szCs w:val="24"/>
+              </w:rPr>
+              <w:t xml:space="preserve">Capstone </w:t>
+            </w:r>
+            <w:proofErr w:type="spellStart"/>
+            <w:r>
+              <w:rPr>
+                <w:sz w:val="24"/>
+                <w:szCs w:val="24"/>
+              </w:rPr>
+              <w:t>Github</w:t>
+            </w:r>
+            <w:proofErr w:type="spellEnd"/>
+            <w:r>
+              <w:rPr>
+                <w:sz w:val="24"/>
+                <w:szCs w:val="24"/>
+              </w:rPr>
+              <w:t xml:space="preserve"> Project</w:t>
+            </w:r>
+          </w:p>
+          <w:p>
+            <w:pPr>
+              <w:rPr>
+                <w:sz w:val="24"/>
+                <w:szCs w:val="24"/>
+              </w:rPr>
+            </w:pPr>
+            <w:hyperlink r:id="rId8" w:history="1">
+              <w:r>
+                <w:rPr>
+                  <w:rStyle w:val="Hyperlink"/>
+                  <w:sz w:val="24"/>
+                  <w:szCs w:val="24"/>
+                </w:rPr>
+                <w:t>https://github.com/miguelangelherrera77-blip/MIT_CAPSTONE</w:t>
+              </w:r>
+            </w:hyperlink>
+          </w:p>
           <w:p>
             <w:pPr>
               <w:rPr>
@@ -5852,6 +5629,55 @@
                 <w:szCs w:val="24"/>
               </w:rPr>
             </w:pPr>
+            <w:r>
+              <w:rPr>
+                <w:sz w:val="24"/>
+                <w:szCs w:val="24"/>
+              </w:rPr>
+              <w:t xml:space="preserve">Capstone </w:t>
+            </w:r>
+            <w:proofErr w:type="spellStart"/>
+            <w:r>
+              <w:rPr>
+                <w:sz w:val="24"/>
+                <w:szCs w:val="24"/>
+              </w:rPr>
+              <w:t>Github</w:t>
+            </w:r>
+            <w:proofErr w:type="spellEnd"/>
+            <w:r>
+              <w:rPr>
+                <w:sz w:val="24"/>
+                <w:szCs w:val="24"/>
+              </w:rPr>
+              <w:t xml:space="preserve"> Project</w:t>
+            </w:r>
+          </w:p>
+          <w:p>
+            <w:pPr>
+              <w:rPr>
+                <w:sz w:val="24"/>
+                <w:szCs w:val="24"/>
+              </w:rPr>
+            </w:pPr>
+            <w:hyperlink r:id="rId9" w:history="1">
+              <w:r>
+                <w:rPr>
+                  <w:rStyle w:val="Hyperlink"/>
+                  <w:sz w:val="24"/>
+                  <w:szCs w:val="24"/>
+                </w:rPr>
+                <w:t>https://github.com/miguelangelherrera77-blip/MIT_CAPSTONE</w:t>
+              </w:r>
+            </w:hyperlink>
+          </w:p>
+          <w:p>
+            <w:pPr>
+              <w:rPr>
+                <w:sz w:val="24"/>
+                <w:szCs w:val="24"/>
+              </w:rPr>
+            </w:pPr>
           </w:p>
         </w:tc>
       </w:tr>
@@ -5954,22 +5780,6 @@
               <w:t> — the test-set generators.</w:t>
             </w:r>
           </w:p>
-          <w:p>
-            <w:pPr>
-              <w:rPr>
-                <w:sz w:val="24"/>
-                <w:szCs w:val="24"/>
-              </w:rPr>
-            </w:pPr>
-          </w:p>
-          <w:p>
-            <w:pPr>
-              <w:rPr>
-                <w:sz w:val="24"/>
-                <w:szCs w:val="24"/>
-              </w:rPr>
-            </w:pPr>
-          </w:p>
         </w:tc>
         <w:tc>
           <w:tcPr>
@@ -5996,6 +5806,55 @@
                 <w:szCs w:val="24"/>
               </w:rPr>
             </w:pPr>
+          </w:p>
+          <w:p>
+            <w:pPr>
+              <w:rPr>
+                <w:sz w:val="24"/>
+                <w:szCs w:val="24"/>
+              </w:rPr>
+            </w:pPr>
+            <w:r>
+              <w:rPr>
+                <w:sz w:val="24"/>
+                <w:szCs w:val="24"/>
+              </w:rPr>
+              <w:t xml:space="preserve">Capstone </w:t>
+            </w:r>
+            <w:proofErr w:type="spellStart"/>
+            <w:r>
+              <w:rPr>
+                <w:sz w:val="24"/>
+                <w:szCs w:val="24"/>
+              </w:rPr>
+              <w:t>Github</w:t>
+            </w:r>
+            <w:proofErr w:type="spellEnd"/>
+            <w:r>
+              <w:rPr>
+                <w:sz w:val="24"/>
+                <w:szCs w:val="24"/>
+              </w:rPr>
+              <w:t xml:space="preserve"> Project</w:t>
+            </w:r>
+          </w:p>
+          <w:p>
+            <w:pPr>
+              <w:rPr>
+                <w:sz w:val="24"/>
+                <w:szCs w:val="24"/>
+              </w:rPr>
+            </w:pPr>
+            <w:hyperlink r:id="rId10" w:history="1">
+              <w:r>
+                <w:rPr>
+                  <w:rStyle w:val="Hyperlink"/>
+                  <w:sz w:val="24"/>
+                  <w:szCs w:val="24"/>
+                </w:rPr>
+                <w:t>https://github.com/miguelangelherrera77-blip/MIT_CAPSTONE</w:t>
+              </w:r>
+            </w:hyperlink>
           </w:p>
           <w:p>
             <w:pPr>
@@ -6169,10 +6028,10 @@
       </w:r>
     </w:p>
     <w:sectPr>
-      <w:headerReference w:type="even" r:id="rId8"/>
-      <w:headerReference w:type="default" r:id="rId9"/>
-      <w:footerReference w:type="default" r:id="rId10"/>
-      <w:headerReference w:type="first" r:id="rId11"/>
+      <w:headerReference w:type="even" r:id="rId11"/>
+      <w:headerReference w:type="default" r:id="rId12"/>
+      <w:footerReference w:type="default" r:id="rId13"/>
+      <w:headerReference w:type="first" r:id="rId14"/>
       <w:pgSz w:w="12240" w:h="15840"/>
       <w:pgMar w:top="1440" w:right="567" w:bottom="1440" w:left="567" w:header="57" w:footer="170" w:gutter="0"/>
       <w:pgNumType w:start="1"/>
@@ -8689,6 +8548,18 @@
       <w:contextualSpacing/>
     </w:pPr>
   </w:style>
+  <w:style w:type="character" w:styleId="UnresolvedMention">
+    <w:name w:val="Unresolved Mention"/>
+    <w:basedOn w:val="DefaultParagraphFont"/>
+    <w:uiPriority w:val="99"/>
+    <w:semiHidden/>
+    <w:unhideWhenUsed/>
+    <w:rsid w:val="00661016"/>
+    <w:rPr>
+      <w:color w:val="605E5C"/>
+      <w:shd w:val="clear" w:color="auto" w:fill="E1DFDD"/>
+    </w:rPr>
+  </w:style>
 </w:styles>
 </file>
 
